--- a/clientes/ln415-travel/meses/2026-11_LN415_Noviembre.docx
+++ b/clientes/ln415-travel/meses/2026-11_LN415_Noviembre.docx
@@ -2930,7 +2930,7 @@
         <w:t xml:space="preserve"> </w:t>
       </w:r>
       <w:r>
-        <w:t xml:space="preserve">37 s ·</w:t>
+        <w:t xml:space="preserve">58 s ·</w:t>
       </w:r>
       <w:r>
         <w:t xml:space="preserve"> </w:t>
@@ -2946,7 +2946,7 @@
         <w:t xml:space="preserve"> </w:t>
       </w:r>
       <w:r>
-        <w:t xml:space="preserve">quién es Miguel y por qué LN41.5 aporta criterio, no más opciones.</w:t>
+        <w:t xml:space="preserve">quién es Miguel, por qué fundó LN41.5 y qué hace distinto: criterio, no más opciones.</w:t>
       </w:r>
     </w:p>
     <w:p>
@@ -3028,7 +3028,7 @@
         <w:t xml:space="preserve"> </w:t>
       </w:r>
       <w:r>
-        <w:t xml:space="preserve">Cámara real: Miguel a cámara, alternando plano medio y cerrado (cada cambio es un re-hook). 1 inserto opcional: foto de Miguel en España (seg. 21–25). Subtítulos todo el reel.</w:t>
+        <w:t xml:space="preserve">Cámara real: Miguel a cámara, alternando plano medio y cerrado (cada cambio es un re-hook). 1 inserto opcional: foto de Miguel en España (seg. 45–49). Subtítulos todo el reel.</w:t>
       </w:r>
     </w:p>
     <w:p>
@@ -3865,7 +3865,7 @@
               <w:rPr>
                 <w:sz w:val="18"/>
               </w:rPr>
-              <w:t xml:space="preserve">Soy Miguel, soy español, y te digo cuál es.</w:t>
+              <w:t xml:space="preserve">Soy Miguel, soy español, y hoy te cuento cuál es.</w:t>
             </w:r>
           </w:p>
         </w:tc>
@@ -3955,7 +3955,7 @@
               <w:rPr>
                 <w:sz w:val="18"/>
               </w:rPr>
-              <w:t xml:space="preserve">Reservar hoy es facilísimo. Ese no es el problema.</w:t>
+              <w:t xml:space="preserve">Crecí en [su región], y ahí aprendí algo muy simple.</w:t>
             </w:r>
           </w:p>
         </w:tc>
@@ -3999,7 +3999,7 @@
               <w:rPr>
                 <w:sz w:val="18"/>
               </w:rPr>
-              <w:t xml:space="preserve">Re-hook</w:t>
+              <w:t xml:space="preserve">Re-hook · prueba</w:t>
             </w:r>
           </w:p>
         </w:tc>
@@ -4045,7 +4045,7 @@
               <w:rPr>
                 <w:sz w:val="18"/>
               </w:rPr>
-              <w:t xml:space="preserve">El problema es saber qué sí vale la pena.</w:t>
+              <w:t xml:space="preserve">La España que vale la pena casi nunca está en la lista.</w:t>
             </w:r>
           </w:p>
         </w:tc>
@@ -4128,53 +4128,29 @@
               <w:rPr>
                 <w:sz w:val="18"/>
               </w:rPr>
-              <w:t xml:space="preserve">Internet te da mil opciones. Yo te doy tres.</w:t>
-            </w:r>
-          </w:p>
-        </w:tc>
-        <w:tc>
-          <w:tcPr>
-            <w:tcBorders>
-              <w:top w:val="single" w:sz="4" w:color="C9A88A"/>
-              <w:left w:val="single" w:sz="4" w:color="C9A88A"/>
-              <w:bottom w:val="single" w:sz="4" w:color="C9A88A"/>
-              <w:right w:val="single" w:sz="4" w:color="C9A88A"/>
-            </w:tcBorders>
-          </w:tcPr>
-          <w:p>
-            <w:pPr>
-              <w:pStyle w:val="Compact"/>
-              <w:jc w:val="left"/>
-            </w:pPr>
-            <w:r>
-              <w:rPr>
-                <w:sz w:val="18"/>
-              </w:rPr>
-              <w:t xml:space="preserve">Plano cerrado · pausa antes de</w:t>
-            </w:r>
-            <w:r>
-              <w:rPr>
-                <w:sz w:val="18"/>
-              </w:rPr>
-              <w:t xml:space="preserve"> </w:t>
-            </w:r>
-            <w:r>
-              <w:rPr>
-                <w:sz w:val="18"/>
-              </w:rPr>
-              <w:t xml:space="preserve">“</w:t>
-            </w:r>
-            <w:r>
-              <w:rPr>
-                <w:sz w:val="18"/>
-              </w:rPr>
-              <w:t xml:space="preserve">tres</w:t>
-            </w:r>
-            <w:r>
-              <w:rPr>
-                <w:sz w:val="18"/>
-              </w:rPr>
-              <w:t xml:space="preserve">”</w:t>
+              <w:t xml:space="preserve">Hoy reservar un viaje es facilísimo. Ese no es el problema.</w:t>
+            </w:r>
+          </w:p>
+        </w:tc>
+        <w:tc>
+          <w:tcPr>
+            <w:tcBorders>
+              <w:top w:val="single" w:sz="4" w:color="C9A88A"/>
+              <w:left w:val="single" w:sz="4" w:color="C9A88A"/>
+              <w:bottom w:val="single" w:sz="4" w:color="C9A88A"/>
+              <w:right w:val="single" w:sz="4" w:color="C9A88A"/>
+            </w:tcBorders>
+          </w:tcPr>
+          <w:p>
+            <w:pPr>
+              <w:pStyle w:val="Compact"/>
+              <w:jc w:val="left"/>
+            </w:pPr>
+            <w:r>
+              <w:rPr>
+                <w:sz w:val="18"/>
+              </w:rPr>
+              <w:t xml:space="preserve">Plano cerrado</w:t>
             </w:r>
           </w:p>
         </w:tc>
@@ -4242,7 +4218,7 @@
               <w:rPr>
                 <w:sz w:val="18"/>
               </w:rPr>
-              <w:t xml:space="preserve">Y te digo por qué las demás sobran.</w:t>
+              <w:t xml:space="preserve">El problema es saber qué sí vale la pena.</w:t>
             </w:r>
           </w:p>
         </w:tc>
@@ -4280,14 +4256,7 @@
           <w:p>
             <w:pPr>
               <w:pStyle w:val="Compact"/>
-              <w:jc w:val="left"/>
-            </w:pPr>
-            <w:r>
-              <w:rPr>
-                <w:sz w:val="18"/>
-              </w:rPr>
-              <w:t xml:space="preserve">Opinión contraria</w:t>
-            </w:r>
+            </w:pPr>
           </w:p>
         </w:tc>
       </w:tr>
@@ -4332,51 +4301,51 @@
               <w:rPr>
                 <w:sz w:val="18"/>
               </w:rPr>
-              <w:t xml:space="preserve">[Su región] es mi casa. Ahí sé dónde se come bien.</w:t>
-            </w:r>
-          </w:p>
-        </w:tc>
-        <w:tc>
-          <w:tcPr>
-            <w:tcBorders>
-              <w:top w:val="single" w:sz="4" w:color="C9A88A"/>
-              <w:left w:val="single" w:sz="4" w:color="C9A88A"/>
-              <w:bottom w:val="single" w:sz="4" w:color="C9A88A"/>
-              <w:right w:val="single" w:sz="4" w:color="C9A88A"/>
-            </w:tcBorders>
-          </w:tcPr>
-          <w:p>
-            <w:pPr>
-              <w:pStyle w:val="Compact"/>
-              <w:jc w:val="left"/>
-            </w:pPr>
-            <w:r>
-              <w:rPr>
-                <w:sz w:val="18"/>
-              </w:rPr>
-              <w:t xml:space="preserve">Plano cerrado · inserto opcional: foto de Miguel en España</w:t>
-            </w:r>
-          </w:p>
-        </w:tc>
-        <w:tc>
-          <w:tcPr>
-            <w:tcBorders>
-              <w:top w:val="single" w:sz="4" w:color="C9A88A"/>
-              <w:left w:val="single" w:sz="4" w:color="C9A88A"/>
-              <w:bottom w:val="single" w:sz="4" w:color="C9A88A"/>
-              <w:right w:val="single" w:sz="4" w:color="C9A88A"/>
-            </w:tcBorders>
-          </w:tcPr>
-          <w:p>
-            <w:pPr>
-              <w:pStyle w:val="Compact"/>
-              <w:jc w:val="left"/>
-            </w:pPr>
-            <w:r>
-              <w:rPr>
-                <w:sz w:val="18"/>
-              </w:rPr>
-              <w:t xml:space="preserve">Re-hook · prueba</w:t>
+              <w:t xml:space="preserve">Qué dejar fuera, cuánto tiempo darle y cómo combinarlo.</w:t>
+            </w:r>
+          </w:p>
+        </w:tc>
+        <w:tc>
+          <w:tcPr>
+            <w:tcBorders>
+              <w:top w:val="single" w:sz="4" w:color="C9A88A"/>
+              <w:left w:val="single" w:sz="4" w:color="C9A88A"/>
+              <w:bottom w:val="single" w:sz="4" w:color="C9A88A"/>
+              <w:right w:val="single" w:sz="4" w:color="C9A88A"/>
+            </w:tcBorders>
+          </w:tcPr>
+          <w:p>
+            <w:pPr>
+              <w:pStyle w:val="Compact"/>
+              <w:jc w:val="left"/>
+            </w:pPr>
+            <w:r>
+              <w:rPr>
+                <w:sz w:val="18"/>
+              </w:rPr>
+              <w:t xml:space="preserve">Plano cerrado</w:t>
+            </w:r>
+          </w:p>
+        </w:tc>
+        <w:tc>
+          <w:tcPr>
+            <w:tcBorders>
+              <w:top w:val="single" w:sz="4" w:color="C9A88A"/>
+              <w:left w:val="single" w:sz="4" w:color="C9A88A"/>
+              <w:bottom w:val="single" w:sz="4" w:color="C9A88A"/>
+              <w:right w:val="single" w:sz="4" w:color="C9A88A"/>
+            </w:tcBorders>
+          </w:tcPr>
+          <w:p>
+            <w:pPr>
+              <w:pStyle w:val="Compact"/>
+              <w:jc w:val="left"/>
+            </w:pPr>
+            <w:r>
+              <w:rPr>
+                <w:sz w:val="18"/>
+              </w:rPr>
+              <w:t xml:space="preserve">Re-hook</w:t>
             </w:r>
           </w:p>
         </w:tc>
@@ -4422,7 +4391,7 @@
               <w:rPr>
                 <w:sz w:val="18"/>
               </w:rPr>
-              <w:t xml:space="preserve">Y qué pueblo merece que te quedes a dormir.</w:t>
+              <w:t xml:space="preserve">Internet te da mil opciones. Yo prefiero darte tres.</w:t>
             </w:r>
           </w:p>
         </w:tc>
@@ -4460,7 +4429,14 @@
           <w:p>
             <w:pPr>
               <w:pStyle w:val="Compact"/>
-            </w:pPr>
+              <w:jc w:val="left"/>
+            </w:pPr>
+            <w:r>
+              <w:rPr>
+                <w:sz w:val="18"/>
+              </w:rPr>
+              <w:t xml:space="preserve">Contraste</w:t>
+            </w:r>
           </w:p>
         </w:tc>
       </w:tr>
@@ -4483,29 +4459,29 @@
               <w:rPr>
                 <w:sz w:val="18"/>
               </w:rPr>
-              <w:t xml:space="preserve">29–34</w:t>
-            </w:r>
-          </w:p>
-        </w:tc>
-        <w:tc>
-          <w:tcPr>
-            <w:tcBorders>
-              <w:top w:val="single" w:sz="4" w:color="C9A88A"/>
-              <w:left w:val="single" w:sz="4" w:color="C9A88A"/>
-              <w:bottom w:val="single" w:sz="4" w:color="C9A88A"/>
-              <w:right w:val="single" w:sz="4" w:color="C9A88A"/>
-            </w:tcBorders>
-          </w:tcPr>
-          <w:p>
-            <w:pPr>
-              <w:pStyle w:val="Compact"/>
-              <w:jc w:val="left"/>
-            </w:pPr>
-            <w:r>
-              <w:rPr>
-                <w:sz w:val="18"/>
-              </w:rPr>
-              <w:t xml:space="preserve">Mi estándar es uno. Que digas: esto no lo habría armado así por mi cuenta.</w:t>
+              <w:t xml:space="preserve">29–33</w:t>
+            </w:r>
+          </w:p>
+        </w:tc>
+        <w:tc>
+          <w:tcPr>
+            <w:tcBorders>
+              <w:top w:val="single" w:sz="4" w:color="C9A88A"/>
+              <w:left w:val="single" w:sz="4" w:color="C9A88A"/>
+              <w:bottom w:val="single" w:sz="4" w:color="C9A88A"/>
+              <w:right w:val="single" w:sz="4" w:color="C9A88A"/>
+            </w:tcBorders>
+          </w:tcPr>
+          <w:p>
+            <w:pPr>
+              <w:pStyle w:val="Compact"/>
+              <w:jc w:val="left"/>
+            </w:pPr>
+            <w:r>
+              <w:rPr>
+                <w:sz w:val="18"/>
+              </w:rPr>
+              <w:t xml:space="preserve">Y explicarte por qué las demás sobran para tu viaje.</w:t>
             </w:r>
           </w:p>
         </w:tc>
@@ -4549,7 +4525,7 @@
               <w:rPr>
                 <w:sz w:val="18"/>
               </w:rPr>
-              <w:t xml:space="preserve">Payoff + firma</w:t>
+              <w:t xml:space="preserve">Re-hook · opinión contraria</w:t>
             </w:r>
           </w:p>
         </w:tc>
@@ -4573,7 +4549,443 @@
               <w:rPr>
                 <w:sz w:val="18"/>
               </w:rPr>
-              <w:t xml:space="preserve">34–37</w:t>
+              <w:t xml:space="preserve">33–37</w:t>
+            </w:r>
+          </w:p>
+        </w:tc>
+        <w:tc>
+          <w:tcPr>
+            <w:tcBorders>
+              <w:top w:val="single" w:sz="4" w:color="C9A88A"/>
+              <w:left w:val="single" w:sz="4" w:color="C9A88A"/>
+              <w:bottom w:val="single" w:sz="4" w:color="C9A88A"/>
+              <w:right w:val="single" w:sz="4" w:color="C9A88A"/>
+            </w:tcBorders>
+          </w:tcPr>
+          <w:p>
+            <w:pPr>
+              <w:pStyle w:val="Compact"/>
+              <w:jc w:val="left"/>
+            </w:pPr>
+            <w:r>
+              <w:rPr>
+                <w:sz w:val="18"/>
+              </w:rPr>
+              <w:t xml:space="preserve">Por eso fundé LN41.5, para diseñar viajes a España con criterio.</w:t>
+            </w:r>
+          </w:p>
+        </w:tc>
+        <w:tc>
+          <w:tcPr>
+            <w:tcBorders>
+              <w:top w:val="single" w:sz="4" w:color="C9A88A"/>
+              <w:left w:val="single" w:sz="4" w:color="C9A88A"/>
+              <w:bottom w:val="single" w:sz="4" w:color="C9A88A"/>
+              <w:right w:val="single" w:sz="4" w:color="C9A88A"/>
+            </w:tcBorders>
+          </w:tcPr>
+          <w:p>
+            <w:pPr>
+              <w:pStyle w:val="Compact"/>
+              <w:jc w:val="left"/>
+            </w:pPr>
+            <w:r>
+              <w:rPr>
+                <w:sz w:val="18"/>
+              </w:rPr>
+              <w:t xml:space="preserve">Plano medio</w:t>
+            </w:r>
+          </w:p>
+        </w:tc>
+        <w:tc>
+          <w:tcPr>
+            <w:tcBorders>
+              <w:top w:val="single" w:sz="4" w:color="C9A88A"/>
+              <w:left w:val="single" w:sz="4" w:color="C9A88A"/>
+              <w:bottom w:val="single" w:sz="4" w:color="C9A88A"/>
+              <w:right w:val="single" w:sz="4" w:color="C9A88A"/>
+            </w:tcBorders>
+          </w:tcPr>
+          <w:p>
+            <w:pPr>
+              <w:pStyle w:val="Compact"/>
+            </w:pPr>
+          </w:p>
+        </w:tc>
+      </w:tr>
+      <w:tr>
+        <w:tc>
+          <w:tcPr>
+            <w:tcBorders>
+              <w:top w:val="single" w:sz="4" w:color="C9A88A"/>
+              <w:left w:val="single" w:sz="4" w:color="C9A88A"/>
+              <w:bottom w:val="single" w:sz="4" w:color="C9A88A"/>
+              <w:right w:val="single" w:sz="4" w:color="C9A88A"/>
+            </w:tcBorders>
+          </w:tcPr>
+          <w:p>
+            <w:pPr>
+              <w:pStyle w:val="Compact"/>
+              <w:jc w:val="left"/>
+            </w:pPr>
+            <w:r>
+              <w:rPr>
+                <w:sz w:val="18"/>
+              </w:rPr>
+              <w:t xml:space="preserve">37–41</w:t>
+            </w:r>
+          </w:p>
+        </w:tc>
+        <w:tc>
+          <w:tcPr>
+            <w:tcBorders>
+              <w:top w:val="single" w:sz="4" w:color="C9A88A"/>
+              <w:left w:val="single" w:sz="4" w:color="C9A88A"/>
+              <w:bottom w:val="single" w:sz="4" w:color="C9A88A"/>
+              <w:right w:val="single" w:sz="4" w:color="C9A88A"/>
+            </w:tcBorders>
+          </w:tcPr>
+          <w:p>
+            <w:pPr>
+              <w:pStyle w:val="Compact"/>
+              <w:jc w:val="left"/>
+            </w:pPr>
+            <w:r>
+              <w:rPr>
+                <w:sz w:val="18"/>
+              </w:rPr>
+              <w:t xml:space="preserve">No paquetes ni tours. Viajes armados alrededor de lo que quieres vivir.</w:t>
+            </w:r>
+          </w:p>
+        </w:tc>
+        <w:tc>
+          <w:tcPr>
+            <w:tcBorders>
+              <w:top w:val="single" w:sz="4" w:color="C9A88A"/>
+              <w:left w:val="single" w:sz="4" w:color="C9A88A"/>
+              <w:bottom w:val="single" w:sz="4" w:color="C9A88A"/>
+              <w:right w:val="single" w:sz="4" w:color="C9A88A"/>
+            </w:tcBorders>
+          </w:tcPr>
+          <w:p>
+            <w:pPr>
+              <w:pStyle w:val="Compact"/>
+              <w:jc w:val="left"/>
+            </w:pPr>
+            <w:r>
+              <w:rPr>
+                <w:sz w:val="18"/>
+              </w:rPr>
+              <w:t xml:space="preserve">Plano cerrado</w:t>
+            </w:r>
+          </w:p>
+        </w:tc>
+        <w:tc>
+          <w:tcPr>
+            <w:tcBorders>
+              <w:top w:val="single" w:sz="4" w:color="C9A88A"/>
+              <w:left w:val="single" w:sz="4" w:color="C9A88A"/>
+              <w:bottom w:val="single" w:sz="4" w:color="C9A88A"/>
+              <w:right w:val="single" w:sz="4" w:color="C9A88A"/>
+            </w:tcBorders>
+          </w:tcPr>
+          <w:p>
+            <w:pPr>
+              <w:pStyle w:val="Compact"/>
+              <w:jc w:val="left"/>
+            </w:pPr>
+            <w:r>
+              <w:rPr>
+                <w:sz w:val="18"/>
+              </w:rPr>
+              <w:t xml:space="preserve">Re-hook</w:t>
+            </w:r>
+          </w:p>
+        </w:tc>
+      </w:tr>
+      <w:tr>
+        <w:tc>
+          <w:tcPr>
+            <w:tcBorders>
+              <w:top w:val="single" w:sz="4" w:color="C9A88A"/>
+              <w:left w:val="single" w:sz="4" w:color="C9A88A"/>
+              <w:bottom w:val="single" w:sz="4" w:color="C9A88A"/>
+              <w:right w:val="single" w:sz="4" w:color="C9A88A"/>
+            </w:tcBorders>
+          </w:tcPr>
+          <w:p>
+            <w:pPr>
+              <w:pStyle w:val="Compact"/>
+              <w:jc w:val="left"/>
+            </w:pPr>
+            <w:r>
+              <w:rPr>
+                <w:sz w:val="18"/>
+              </w:rPr>
+              <w:t xml:space="preserve">41–45</w:t>
+            </w:r>
+          </w:p>
+        </w:tc>
+        <w:tc>
+          <w:tcPr>
+            <w:tcBorders>
+              <w:top w:val="single" w:sz="4" w:color="C9A88A"/>
+              <w:left w:val="single" w:sz="4" w:color="C9A88A"/>
+              <w:bottom w:val="single" w:sz="4" w:color="C9A88A"/>
+              <w:right w:val="single" w:sz="4" w:color="C9A88A"/>
+            </w:tcBorders>
+          </w:tcPr>
+          <w:p>
+            <w:pPr>
+              <w:pStyle w:val="Compact"/>
+              <w:jc w:val="left"/>
+            </w:pPr>
+            <w:r>
+              <w:rPr>
+                <w:sz w:val="18"/>
+              </w:rPr>
+              <w:t xml:space="preserve">Vino, historia, mar, comida o silencio. Tú eliges el hilo.</w:t>
+            </w:r>
+          </w:p>
+        </w:tc>
+        <w:tc>
+          <w:tcPr>
+            <w:tcBorders>
+              <w:top w:val="single" w:sz="4" w:color="C9A88A"/>
+              <w:left w:val="single" w:sz="4" w:color="C9A88A"/>
+              <w:bottom w:val="single" w:sz="4" w:color="C9A88A"/>
+              <w:right w:val="single" w:sz="4" w:color="C9A88A"/>
+            </w:tcBorders>
+          </w:tcPr>
+          <w:p>
+            <w:pPr>
+              <w:pStyle w:val="Compact"/>
+              <w:jc w:val="left"/>
+            </w:pPr>
+            <w:r>
+              <w:rPr>
+                <w:sz w:val="18"/>
+              </w:rPr>
+              <w:t xml:space="preserve">Plano medio</w:t>
+            </w:r>
+          </w:p>
+        </w:tc>
+        <w:tc>
+          <w:tcPr>
+            <w:tcBorders>
+              <w:top w:val="single" w:sz="4" w:color="C9A88A"/>
+              <w:left w:val="single" w:sz="4" w:color="C9A88A"/>
+              <w:bottom w:val="single" w:sz="4" w:color="C9A88A"/>
+              <w:right w:val="single" w:sz="4" w:color="C9A88A"/>
+            </w:tcBorders>
+          </w:tcPr>
+          <w:p>
+            <w:pPr>
+              <w:pStyle w:val="Compact"/>
+            </w:pPr>
+          </w:p>
+        </w:tc>
+      </w:tr>
+      <w:tr>
+        <w:tc>
+          <w:tcPr>
+            <w:tcBorders>
+              <w:top w:val="single" w:sz="4" w:color="C9A88A"/>
+              <w:left w:val="single" w:sz="4" w:color="C9A88A"/>
+              <w:bottom w:val="single" w:sz="4" w:color="C9A88A"/>
+              <w:right w:val="single" w:sz="4" w:color="C9A88A"/>
+            </w:tcBorders>
+          </w:tcPr>
+          <w:p>
+            <w:pPr>
+              <w:pStyle w:val="Compact"/>
+              <w:jc w:val="left"/>
+            </w:pPr>
+            <w:r>
+              <w:rPr>
+                <w:sz w:val="18"/>
+              </w:rPr>
+              <w:t xml:space="preserve">45–49</w:t>
+            </w:r>
+          </w:p>
+        </w:tc>
+        <w:tc>
+          <w:tcPr>
+            <w:tcBorders>
+              <w:top w:val="single" w:sz="4" w:color="C9A88A"/>
+              <w:left w:val="single" w:sz="4" w:color="C9A88A"/>
+              <w:bottom w:val="single" w:sz="4" w:color="C9A88A"/>
+              <w:right w:val="single" w:sz="4" w:color="C9A88A"/>
+            </w:tcBorders>
+          </w:tcPr>
+          <w:p>
+            <w:pPr>
+              <w:pStyle w:val="Compact"/>
+              <w:jc w:val="left"/>
+            </w:pPr>
+            <w:r>
+              <w:rPr>
+                <w:sz w:val="18"/>
+              </w:rPr>
+              <w:t xml:space="preserve">Yo te digo dónde se come bien. Y qué pueblo merece la noche.</w:t>
+            </w:r>
+          </w:p>
+        </w:tc>
+        <w:tc>
+          <w:tcPr>
+            <w:tcBorders>
+              <w:top w:val="single" w:sz="4" w:color="C9A88A"/>
+              <w:left w:val="single" w:sz="4" w:color="C9A88A"/>
+              <w:bottom w:val="single" w:sz="4" w:color="C9A88A"/>
+              <w:right w:val="single" w:sz="4" w:color="C9A88A"/>
+            </w:tcBorders>
+          </w:tcPr>
+          <w:p>
+            <w:pPr>
+              <w:pStyle w:val="Compact"/>
+              <w:jc w:val="left"/>
+            </w:pPr>
+            <w:r>
+              <w:rPr>
+                <w:sz w:val="18"/>
+              </w:rPr>
+              <w:t xml:space="preserve">Plano cerrado · inserto opcional: foto de Miguel en España</w:t>
+            </w:r>
+          </w:p>
+        </w:tc>
+        <w:tc>
+          <w:tcPr>
+            <w:tcBorders>
+              <w:top w:val="single" w:sz="4" w:color="C9A88A"/>
+              <w:left w:val="single" w:sz="4" w:color="C9A88A"/>
+              <w:bottom w:val="single" w:sz="4" w:color="C9A88A"/>
+              <w:right w:val="single" w:sz="4" w:color="C9A88A"/>
+            </w:tcBorders>
+          </w:tcPr>
+          <w:p>
+            <w:pPr>
+              <w:pStyle w:val="Compact"/>
+              <w:jc w:val="left"/>
+            </w:pPr>
+            <w:r>
+              <w:rPr>
+                <w:sz w:val="18"/>
+              </w:rPr>
+              <w:t xml:space="preserve">Re-hook · prueba</w:t>
+            </w:r>
+          </w:p>
+        </w:tc>
+      </w:tr>
+      <w:tr>
+        <w:tc>
+          <w:tcPr>
+            <w:tcBorders>
+              <w:top w:val="single" w:sz="4" w:color="C9A88A"/>
+              <w:left w:val="single" w:sz="4" w:color="C9A88A"/>
+              <w:bottom w:val="single" w:sz="4" w:color="C9A88A"/>
+              <w:right w:val="single" w:sz="4" w:color="C9A88A"/>
+            </w:tcBorders>
+          </w:tcPr>
+          <w:p>
+            <w:pPr>
+              <w:pStyle w:val="Compact"/>
+              <w:jc w:val="left"/>
+            </w:pPr>
+            <w:r>
+              <w:rPr>
+                <w:sz w:val="18"/>
+              </w:rPr>
+              <w:t xml:space="preserve">49–54</w:t>
+            </w:r>
+          </w:p>
+        </w:tc>
+        <w:tc>
+          <w:tcPr>
+            <w:tcBorders>
+              <w:top w:val="single" w:sz="4" w:color="C9A88A"/>
+              <w:left w:val="single" w:sz="4" w:color="C9A88A"/>
+              <w:bottom w:val="single" w:sz="4" w:color="C9A88A"/>
+              <w:right w:val="single" w:sz="4" w:color="C9A88A"/>
+            </w:tcBorders>
+          </w:tcPr>
+          <w:p>
+            <w:pPr>
+              <w:pStyle w:val="Compact"/>
+              <w:jc w:val="left"/>
+            </w:pPr>
+            <w:r>
+              <w:rPr>
+                <w:sz w:val="18"/>
+              </w:rPr>
+              <w:t xml:space="preserve">Esa es la otra España. La que no sale en tu itinerario.</w:t>
+            </w:r>
+          </w:p>
+        </w:tc>
+        <w:tc>
+          <w:tcPr>
+            <w:tcBorders>
+              <w:top w:val="single" w:sz="4" w:color="C9A88A"/>
+              <w:left w:val="single" w:sz="4" w:color="C9A88A"/>
+              <w:bottom w:val="single" w:sz="4" w:color="C9A88A"/>
+              <w:right w:val="single" w:sz="4" w:color="C9A88A"/>
+            </w:tcBorders>
+          </w:tcPr>
+          <w:p>
+            <w:pPr>
+              <w:pStyle w:val="Compact"/>
+              <w:jc w:val="left"/>
+            </w:pPr>
+            <w:r>
+              <w:rPr>
+                <w:sz w:val="18"/>
+              </w:rPr>
+              <w:t xml:space="preserve">Plano medio</w:t>
+            </w:r>
+          </w:p>
+        </w:tc>
+        <w:tc>
+          <w:tcPr>
+            <w:tcBorders>
+              <w:top w:val="single" w:sz="4" w:color="C9A88A"/>
+              <w:left w:val="single" w:sz="4" w:color="C9A88A"/>
+              <w:bottom w:val="single" w:sz="4" w:color="C9A88A"/>
+              <w:right w:val="single" w:sz="4" w:color="C9A88A"/>
+            </w:tcBorders>
+          </w:tcPr>
+          <w:p>
+            <w:pPr>
+              <w:pStyle w:val="Compact"/>
+              <w:jc w:val="left"/>
+            </w:pPr>
+            <w:r>
+              <w:rPr>
+                <w:sz w:val="18"/>
+              </w:rPr>
+              <w:t xml:space="preserve">Payoff (cumple el hook)</w:t>
+            </w:r>
+          </w:p>
+        </w:tc>
+      </w:tr>
+      <w:tr>
+        <w:tc>
+          <w:tcPr>
+            <w:tcBorders>
+              <w:top w:val="single" w:sz="4" w:color="C9A88A"/>
+              <w:left w:val="single" w:sz="4" w:color="C9A88A"/>
+              <w:bottom w:val="single" w:sz="4" w:color="C9A88A"/>
+              <w:right w:val="single" w:sz="4" w:color="C9A88A"/>
+            </w:tcBorders>
+          </w:tcPr>
+          <w:p>
+            <w:pPr>
+              <w:pStyle w:val="Compact"/>
+              <w:jc w:val="left"/>
+            </w:pPr>
+            <w:r>
+              <w:rPr>
+                <w:sz w:val="18"/>
+              </w:rPr>
+              <w:t xml:space="preserve">54–58</w:t>
             </w:r>
           </w:p>
         </w:tc>
@@ -4617,59 +5029,29 @@
               <w:rPr>
                 <w:sz w:val="18"/>
               </w:rPr>
-              <w:t xml:space="preserve">Plano medio</w:t>
-            </w:r>
-          </w:p>
-        </w:tc>
-        <w:tc>
-          <w:tcPr>
-            <w:tcBorders>
-              <w:top w:val="single" w:sz="4" w:color="C9A88A"/>
-              <w:left w:val="single" w:sz="4" w:color="C9A88A"/>
-              <w:bottom w:val="single" w:sz="4" w:color="C9A88A"/>
-              <w:right w:val="single" w:sz="4" w:color="C9A88A"/>
-            </w:tcBorders>
-          </w:tcPr>
-          <w:p>
-            <w:pPr>
-              <w:pStyle w:val="Compact"/>
-              <w:jc w:val="left"/>
-            </w:pPr>
-            <w:r>
-              <w:rPr>
-                <w:sz w:val="18"/>
-              </w:rPr>
-              <w:t xml:space="preserve">CTA + loop (regresa a</w:t>
-            </w:r>
-            <w:r>
-              <w:rPr>
-                <w:sz w:val="18"/>
-              </w:rPr>
-              <w:t xml:space="preserve"> </w:t>
-            </w:r>
-            <w:r>
-              <w:rPr>
-                <w:sz w:val="18"/>
-              </w:rPr>
-              <w:t xml:space="preserve">“</w:t>
-            </w:r>
-            <w:r>
-              <w:rPr>
-                <w:sz w:val="18"/>
-              </w:rPr>
-              <w:t xml:space="preserve">saltando</w:t>
-            </w:r>
-            <w:r>
-              <w:rPr>
-                <w:sz w:val="18"/>
-              </w:rPr>
-              <w:t xml:space="preserve">”</w:t>
-            </w:r>
-            <w:r>
-              <w:rPr>
-                <w:sz w:val="18"/>
-              </w:rPr>
-              <w:t xml:space="preserve">)</w:t>
+              <w:t xml:space="preserve">Plano cerrado</w:t>
+            </w:r>
+          </w:p>
+        </w:tc>
+        <w:tc>
+          <w:tcPr>
+            <w:tcBorders>
+              <w:top w:val="single" w:sz="4" w:color="C9A88A"/>
+              <w:left w:val="single" w:sz="4" w:color="C9A88A"/>
+              <w:bottom w:val="single" w:sz="4" w:color="C9A88A"/>
+              <w:right w:val="single" w:sz="4" w:color="C9A88A"/>
+            </w:tcBorders>
+          </w:tcPr>
+          <w:p>
+            <w:pPr>
+              <w:pStyle w:val="Compact"/>
+              <w:jc w:val="left"/>
+            </w:pPr>
+            <w:r>
+              <w:rPr>
+                <w:sz w:val="18"/>
+              </w:rPr>
+              <w:t xml:space="preserve">CTA + loop</w:t>
             </w:r>
           </w:p>
         </w:tc>
@@ -4694,7 +5076,7 @@
         <w:pStyle w:val="Compact"/>
       </w:pPr>
       <w:r>
-        <w:t xml:space="preserve">Contraste: reservar es fácil y decidir es lo difícil.</w:t>
+        <w:t xml:space="preserve">Contraste: reservar es fácil y decidir es lo difícil; mil opciones contra tres.</w:t>
       </w:r>
     </w:p>
     <w:p>
@@ -4706,7 +5088,22 @@
         <w:pStyle w:val="Compact"/>
       </w:pPr>
       <w:r>
-        <w:t xml:space="preserve">Opinión contraria: tres buenas opciones valen más que mil.</w:t>
+        <w:t xml:space="preserve">Opinión contraria:</w:t>
+      </w:r>
+      <w:r>
+        <w:t xml:space="preserve"> </w:t>
+      </w:r>
+      <w:r>
+        <w:t xml:space="preserve">“</w:t>
+      </w:r>
+      <w:r>
+        <w:t xml:space="preserve">las demás sobran para tu viaje</w:t>
+      </w:r>
+      <w:r>
+        <w:t xml:space="preserve">”</w:t>
+      </w:r>
+      <w:r>
+        <w:t xml:space="preserve">.</w:t>
       </w:r>
     </w:p>
     <w:p>
@@ -4842,7 +5239,7 @@
         <w:pStyle w:val="BodyText"/>
       </w:pPr>
       <w:r>
-        <w:t xml:space="preserve">Soy Miguel, soy español, y te digo cuál es.</w:t>
+        <w:t xml:space="preserve">Soy Miguel, soy español, y hoy te cuento cuál es.</w:t>
       </w:r>
     </w:p>
     <w:p>
@@ -4850,7 +5247,7 @@
         <w:pStyle w:val="BodyText"/>
       </w:pPr>
       <w:r>
-        <w:t xml:space="preserve">Reservar hoy es facilísimo. Ese no es el problema.</w:t>
+        <w:t xml:space="preserve">Crecí en [su región], y ahí aprendí algo muy simple.</w:t>
       </w:r>
     </w:p>
     <w:p>
@@ -4858,6 +5255,22 @@
         <w:pStyle w:val="BodyText"/>
       </w:pPr>
       <w:r>
+        <w:t xml:space="preserve">La España que vale la pena casi nunca está en la lista.</w:t>
+      </w:r>
+    </w:p>
+    <w:p>
+      <w:pPr>
+        <w:pStyle w:val="BodyText"/>
+      </w:pPr>
+      <w:r>
+        <w:t xml:space="preserve">Hoy reservar un viaje es facilísimo. Ese no es el problema.</w:t>
+      </w:r>
+    </w:p>
+    <w:p>
+      <w:pPr>
+        <w:pStyle w:val="BodyText"/>
+      </w:pPr>
+      <w:r>
         <w:t xml:space="preserve">El problema es saber qué sí vale la pena.</w:t>
       </w:r>
     </w:p>
@@ -4866,7 +5279,7 @@
         <w:pStyle w:val="BodyText"/>
       </w:pPr>
       <w:r>
-        <w:t xml:space="preserve">Internet te da mil opciones. Yo te doy tres.</w:t>
+        <w:t xml:space="preserve">Qué dejar fuera, cuánto tiempo darle y cómo combinarlo.</w:t>
       </w:r>
     </w:p>
     <w:p>
@@ -4874,7 +5287,7 @@
         <w:pStyle w:val="BodyText"/>
       </w:pPr>
       <w:r>
-        <w:t xml:space="preserve">Y te digo por qué las demás sobran.</w:t>
+        <w:t xml:space="preserve">Internet te da mil opciones. Yo prefiero darte tres.</w:t>
       </w:r>
     </w:p>
     <w:p>
@@ -4882,7 +5295,7 @@
         <w:pStyle w:val="BodyText"/>
       </w:pPr>
       <w:r>
-        <w:t xml:space="preserve">[Su región] es mi casa. Ahí sé dónde se come bien.</w:t>
+        <w:t xml:space="preserve">Y explicarte por qué las demás sobran para tu viaje.</w:t>
       </w:r>
     </w:p>
     <w:p>
@@ -4890,7 +5303,7 @@
         <w:pStyle w:val="BodyText"/>
       </w:pPr>
       <w:r>
-        <w:t xml:space="preserve">Y qué pueblo merece que te quedes a dormir.</w:t>
+        <w:t xml:space="preserve">Por eso fundé LN41.5, para diseñar viajes a España con criterio.</w:t>
       </w:r>
     </w:p>
     <w:p>
@@ -4898,7 +5311,31 @@
         <w:pStyle w:val="BodyText"/>
       </w:pPr>
       <w:r>
-        <w:t xml:space="preserve">Mi estándar es uno. Que digas: esto no lo habría armado así por mi cuenta.</w:t>
+        <w:t xml:space="preserve">No paquetes ni tours. Viajes armados alrededor de lo que quieres vivir.</w:t>
+      </w:r>
+    </w:p>
+    <w:p>
+      <w:pPr>
+        <w:pStyle w:val="BodyText"/>
+      </w:pPr>
+      <w:r>
+        <w:t xml:space="preserve">Vino, historia, mar, comida o silencio. Tú eliges el hilo.</w:t>
+      </w:r>
+    </w:p>
+    <w:p>
+      <w:pPr>
+        <w:pStyle w:val="BodyText"/>
+      </w:pPr>
+      <w:r>
+        <w:t xml:space="preserve">Yo te digo dónde se come bien. Y qué pueblo merece la noche.</w:t>
+      </w:r>
+    </w:p>
+    <w:p>
+      <w:pPr>
+        <w:pStyle w:val="BodyText"/>
+      </w:pPr>
+      <w:r>
+        <w:t xml:space="preserve">Esa es la otra España. La que no sale en tu itinerario.</w:t>
       </w:r>
     </w:p>
     <w:p>
@@ -4976,7 +5413,19 @@
         <w:pStyle w:val="Compact"/>
       </w:pPr>
       <w:r>
-        <w:t xml:space="preserve">✓ Firma presente</w:t>
+        <w:t xml:space="preserve">✓ Duración 50–60 s (decisión del cliente: hasta 70 s)</w:t>
+      </w:r>
+    </w:p>
+    <w:p>
+      <w:pPr>
+        <w:numPr>
+          <w:ilvl w:val="0"/>
+          <w:numId w:val="1004"/>
+        </w:numPr>
+        <w:pStyle w:val="Compact"/>
+      </w:pPr>
+      <w:r>
+        <w:t xml:space="preserve">✓ Payoff que cumple el hook</w:t>
       </w:r>
     </w:p>
     <w:p>
@@ -5724,22 +6173,7 @@
         <w:pStyle w:val="BlockText"/>
       </w:pPr>
       <w:r>
-        <w:t xml:space="preserve">El segundo viaje no se trata de sumar ciudades, sino de entrar en las regiones: su comida local, sus pueblos y su ritmo. Para que al volver digas</w:t>
-      </w:r>
-      <w:r>
-        <w:t xml:space="preserve"> </w:t>
-      </w:r>
-      <w:r>
-        <w:t xml:space="preserve">“</w:t>
-      </w:r>
-      <w:r>
-        <w:t xml:space="preserve">esto no lo habría armado así por mi cuenta</w:t>
-      </w:r>
-      <w:r>
-        <w:t xml:space="preserve">”</w:t>
-      </w:r>
-      <w:r>
-        <w:t xml:space="preserve">.</w:t>
+        <w:t xml:space="preserve">El segundo viaje no se trata de sumar ciudades, sino de entrar en las regiones: su comida local, sus pueblos y su ritmo. Esta vez, la otra España.</w:t>
       </w:r>
     </w:p>
     <w:p>
@@ -6004,7 +6438,7 @@
         <w:t xml:space="preserve"> </w:t>
       </w:r>
       <w:r>
-        <w:t xml:space="preserve">35 s ·</w:t>
+        <w:t xml:space="preserve">57 s ·</w:t>
       </w:r>
       <w:r>
         <w:t xml:space="preserve"> </w:t>
@@ -6939,7 +7373,7 @@
               <w:rPr>
                 <w:sz w:val="18"/>
               </w:rPr>
-              <w:t xml:space="preserve">Te digo tres cosas que yo quitaría hoy.</w:t>
+              <w:t xml:space="preserve">Te digo tres cosas que yo quitaría de tu viaje hoy.</w:t>
             </w:r>
           </w:p>
         </w:tc>
@@ -7029,29 +7463,29 @@
               <w:rPr>
                 <w:sz w:val="18"/>
               </w:rPr>
-              <w:t xml:space="preserve">Uno: la tercera ciudad grande. Dos bases valen más.</w:t>
-            </w:r>
-          </w:p>
-        </w:tc>
-        <w:tc>
-          <w:tcPr>
-            <w:tcBorders>
-              <w:top w:val="single" w:sz="4" w:color="C9A88A"/>
-              <w:left w:val="single" w:sz="4" w:color="C9A88A"/>
-              <w:bottom w:val="single" w:sz="4" w:color="C9A88A"/>
-              <w:right w:val="single" w:sz="4" w:color="C9A88A"/>
-            </w:tcBorders>
-          </w:tcPr>
-          <w:p>
-            <w:pPr>
-              <w:pStyle w:val="Compact"/>
-              <w:jc w:val="left"/>
-            </w:pPr>
-            <w:r>
-              <w:rPr>
-                <w:sz w:val="18"/>
-              </w:rPr>
-              <w:t xml:space="preserve">Plano cerrado · tachón</w:t>
+              <w:t xml:space="preserve">Pero antes, una pregunta: ¿cuántos días tienes?</w:t>
+            </w:r>
+          </w:p>
+        </w:tc>
+        <w:tc>
+          <w:tcPr>
+            <w:tcBorders>
+              <w:top w:val="single" w:sz="4" w:color="C9A88A"/>
+              <w:left w:val="single" w:sz="4" w:color="C9A88A"/>
+              <w:bottom w:val="single" w:sz="4" w:color="C9A88A"/>
+              <w:right w:val="single" w:sz="4" w:color="C9A88A"/>
+            </w:tcBorders>
+          </w:tcPr>
+          <w:p>
+            <w:pPr>
+              <w:pStyle w:val="Compact"/>
+              <w:jc w:val="left"/>
+            </w:pPr>
+            <w:r>
+              <w:rPr>
+                <w:sz w:val="18"/>
+              </w:rPr>
+              <w:t xml:space="preserve">Plano cerrado</w:t>
             </w:r>
           </w:p>
         </w:tc>
@@ -7119,7 +7553,7 @@
               <w:rPr>
                 <w:sz w:val="18"/>
               </w:rPr>
-              <w:t xml:space="preserve">Dos: el día de ida y vuelta de seis horas.</w:t>
+              <w:t xml:space="preserve">Porque casi todos armamos el viaje al revés.</w:t>
             </w:r>
           </w:p>
         </w:tc>
@@ -7163,7 +7597,7 @@
               <w:rPr>
                 <w:sz w:val="18"/>
               </w:rPr>
-              <w:t xml:space="preserve">Dato (ejemplo ilustrativo)</w:t>
+              <w:t xml:space="preserve">Opinión contraria</w:t>
             </w:r>
           </w:p>
         </w:tc>
@@ -7209,7 +7643,7 @@
               <w:rPr>
                 <w:sz w:val="18"/>
               </w:rPr>
-              <w:t xml:space="preserve">Eso no es una excursión. Es un día en carretera.</w:t>
+              <w:t xml:space="preserve">Primero ponemos ciudades. Luego vemos si caben los días.</w:t>
             </w:r>
           </w:p>
         </w:tc>
@@ -7253,7 +7687,7 @@
               <w:rPr>
                 <w:sz w:val="18"/>
               </w:rPr>
-              <w:t xml:space="preserve">Re-hook · contraste</w:t>
+              <w:t xml:space="preserve">Re-hook</w:t>
             </w:r>
           </w:p>
         </w:tc>
@@ -7299,7 +7733,7 @@
               <w:rPr>
                 <w:sz w:val="18"/>
               </w:rPr>
-              <w:t xml:space="preserve">Tres: lo que está ahí porque todos van.</w:t>
+              <w:t xml:space="preserve">Uno: quita la tercera ciudad grande.</w:t>
             </w:r>
           </w:p>
         </w:tc>
@@ -7337,14 +7771,7 @@
           <w:p>
             <w:pPr>
               <w:pStyle w:val="Compact"/>
-              <w:jc w:val="left"/>
-            </w:pPr>
-            <w:r>
-              <w:rPr>
-                <w:sz w:val="18"/>
-              </w:rPr>
-              <w:t xml:space="preserve">Opinión contraria</w:t>
-            </w:r>
+            </w:pPr>
           </w:p>
         </w:tc>
       </w:tr>
@@ -7389,7 +7816,7 @@
               <w:rPr>
                 <w:sz w:val="18"/>
               </w:rPr>
-              <w:t xml:space="preserve">Si no te mueve a ti, no va.</w:t>
+              <w:t xml:space="preserve">Dos bases bien elegidas valen más que tres a medias.</w:t>
             </w:r>
           </w:p>
         </w:tc>
@@ -7433,7 +7860,7 @@
               <w:rPr>
                 <w:sz w:val="18"/>
               </w:rPr>
-              <w:t xml:space="preserve">Re-hook</w:t>
+              <w:t xml:space="preserve">Re-hook · contraste</w:t>
             </w:r>
           </w:p>
         </w:tc>
@@ -7479,45 +7906,52 @@
               <w:rPr>
                 <w:sz w:val="18"/>
               </w:rPr>
-              <w:t xml:space="preserve">Ganas tiempo. Una comida larga. Un pueblo de noche.</w:t>
-            </w:r>
-          </w:p>
-        </w:tc>
-        <w:tc>
-          <w:tcPr>
-            <w:tcBorders>
-              <w:top w:val="single" w:sz="4" w:color="C9A88A"/>
-              <w:left w:val="single" w:sz="4" w:color="C9A88A"/>
-              <w:bottom w:val="single" w:sz="4" w:color="C9A88A"/>
-              <w:right w:val="single" w:sz="4" w:color="C9A88A"/>
-            </w:tcBorders>
-          </w:tcPr>
-          <w:p>
-            <w:pPr>
-              <w:pStyle w:val="Compact"/>
-              <w:jc w:val="left"/>
-            </w:pPr>
-            <w:r>
-              <w:rPr>
-                <w:sz w:val="18"/>
-              </w:rPr>
-              <w:t xml:space="preserve">Plano medio</w:t>
-            </w:r>
-          </w:p>
-        </w:tc>
-        <w:tc>
-          <w:tcPr>
-            <w:tcBorders>
-              <w:top w:val="single" w:sz="4" w:color="C9A88A"/>
-              <w:left w:val="single" w:sz="4" w:color="C9A88A"/>
-              <w:bottom w:val="single" w:sz="4" w:color="C9A88A"/>
-              <w:right w:val="single" w:sz="4" w:color="C9A88A"/>
-            </w:tcBorders>
-          </w:tcPr>
-          <w:p>
-            <w:pPr>
-              <w:pStyle w:val="Compact"/>
-            </w:pPr>
+              <w:t xml:space="preserve">Dos: quita el día de ida y vuelta de seis horas.</w:t>
+            </w:r>
+          </w:p>
+        </w:tc>
+        <w:tc>
+          <w:tcPr>
+            <w:tcBorders>
+              <w:top w:val="single" w:sz="4" w:color="C9A88A"/>
+              <w:left w:val="single" w:sz="4" w:color="C9A88A"/>
+              <w:bottom w:val="single" w:sz="4" w:color="C9A88A"/>
+              <w:right w:val="single" w:sz="4" w:color="C9A88A"/>
+            </w:tcBorders>
+          </w:tcPr>
+          <w:p>
+            <w:pPr>
+              <w:pStyle w:val="Compact"/>
+              <w:jc w:val="left"/>
+            </w:pPr>
+            <w:r>
+              <w:rPr>
+                <w:sz w:val="18"/>
+              </w:rPr>
+              <w:t xml:space="preserve">Plano medio · tachón</w:t>
+            </w:r>
+          </w:p>
+        </w:tc>
+        <w:tc>
+          <w:tcPr>
+            <w:tcBorders>
+              <w:top w:val="single" w:sz="4" w:color="C9A88A"/>
+              <w:left w:val="single" w:sz="4" w:color="C9A88A"/>
+              <w:bottom w:val="single" w:sz="4" w:color="C9A88A"/>
+              <w:right w:val="single" w:sz="4" w:color="C9A88A"/>
+            </w:tcBorders>
+          </w:tcPr>
+          <w:p>
+            <w:pPr>
+              <w:pStyle w:val="Compact"/>
+              <w:jc w:val="left"/>
+            </w:pPr>
+            <w:r>
+              <w:rPr>
+                <w:sz w:val="18"/>
+              </w:rPr>
+              <w:t xml:space="preserve">Dato (ejemplo ilustrativo)</w:t>
+            </w:r>
           </w:p>
         </w:tc>
       </w:tr>
@@ -7562,7 +7996,7 @@
               <w:rPr>
                 <w:sz w:val="18"/>
               </w:rPr>
-              <w:t xml:space="preserve">Y al volver dices: esto no lo habría armado así por mi cuenta.</w:t>
+              <w:t xml:space="preserve">Eso no es una excursión. Es un día entero en carretera.</w:t>
             </w:r>
           </w:p>
         </w:tc>
@@ -7606,7 +8040,7 @@
               <w:rPr>
                 <w:sz w:val="18"/>
               </w:rPr>
-              <w:t xml:space="preserve">Payoff + firma</w:t>
+              <w:t xml:space="preserve">Re-hook</w:t>
             </w:r>
           </w:p>
         </w:tc>
@@ -7630,29 +8064,202 @@
               <w:rPr>
                 <w:sz w:val="18"/>
               </w:rPr>
-              <w:t xml:space="preserve">33–35</w:t>
-            </w:r>
-          </w:p>
-        </w:tc>
-        <w:tc>
-          <w:tcPr>
-            <w:tcBorders>
-              <w:top w:val="single" w:sz="4" w:color="C9A88A"/>
-              <w:left w:val="single" w:sz="4" w:color="C9A88A"/>
-              <w:bottom w:val="single" w:sz="4" w:color="C9A88A"/>
-              <w:right w:val="single" w:sz="4" w:color="C9A88A"/>
-            </w:tcBorders>
-          </w:tcPr>
-          <w:p>
-            <w:pPr>
-              <w:pStyle w:val="Compact"/>
-              <w:jc w:val="left"/>
-            </w:pPr>
-            <w:r>
-              <w:rPr>
-                <w:sz w:val="18"/>
-              </w:rPr>
-              <w:t xml:space="preserve">¿Cuál no quitarías tú? Porque diseñar es quitar.</w:t>
+              <w:t xml:space="preserve">33–37</w:t>
+            </w:r>
+          </w:p>
+        </w:tc>
+        <w:tc>
+          <w:tcPr>
+            <w:tcBorders>
+              <w:top w:val="single" w:sz="4" w:color="C9A88A"/>
+              <w:left w:val="single" w:sz="4" w:color="C9A88A"/>
+              <w:bottom w:val="single" w:sz="4" w:color="C9A88A"/>
+              <w:right w:val="single" w:sz="4" w:color="C9A88A"/>
+            </w:tcBorders>
+          </w:tcPr>
+          <w:p>
+            <w:pPr>
+              <w:pStyle w:val="Compact"/>
+              <w:jc w:val="left"/>
+            </w:pPr>
+            <w:r>
+              <w:rPr>
+                <w:sz w:val="18"/>
+              </w:rPr>
+              <w:t xml:space="preserve">Tres: quita lo que está ahí porque todos van.</w:t>
+            </w:r>
+          </w:p>
+        </w:tc>
+        <w:tc>
+          <w:tcPr>
+            <w:tcBorders>
+              <w:top w:val="single" w:sz="4" w:color="C9A88A"/>
+              <w:left w:val="single" w:sz="4" w:color="C9A88A"/>
+              <w:bottom w:val="single" w:sz="4" w:color="C9A88A"/>
+              <w:right w:val="single" w:sz="4" w:color="C9A88A"/>
+            </w:tcBorders>
+          </w:tcPr>
+          <w:p>
+            <w:pPr>
+              <w:pStyle w:val="Compact"/>
+              <w:jc w:val="left"/>
+            </w:pPr>
+            <w:r>
+              <w:rPr>
+                <w:sz w:val="18"/>
+              </w:rPr>
+              <w:t xml:space="preserve">Plano medio · tachón</w:t>
+            </w:r>
+          </w:p>
+        </w:tc>
+        <w:tc>
+          <w:tcPr>
+            <w:tcBorders>
+              <w:top w:val="single" w:sz="4" w:color="C9A88A"/>
+              <w:left w:val="single" w:sz="4" w:color="C9A88A"/>
+              <w:bottom w:val="single" w:sz="4" w:color="C9A88A"/>
+              <w:right w:val="single" w:sz="4" w:color="C9A88A"/>
+            </w:tcBorders>
+          </w:tcPr>
+          <w:p>
+            <w:pPr>
+              <w:pStyle w:val="Compact"/>
+            </w:pPr>
+          </w:p>
+        </w:tc>
+      </w:tr>
+      <w:tr>
+        <w:tc>
+          <w:tcPr>
+            <w:tcBorders>
+              <w:top w:val="single" w:sz="4" w:color="C9A88A"/>
+              <w:left w:val="single" w:sz="4" w:color="C9A88A"/>
+              <w:bottom w:val="single" w:sz="4" w:color="C9A88A"/>
+              <w:right w:val="single" w:sz="4" w:color="C9A88A"/>
+            </w:tcBorders>
+          </w:tcPr>
+          <w:p>
+            <w:pPr>
+              <w:pStyle w:val="Compact"/>
+              <w:jc w:val="left"/>
+            </w:pPr>
+            <w:r>
+              <w:rPr>
+                <w:sz w:val="18"/>
+              </w:rPr>
+              <w:t xml:space="preserve">37–41</w:t>
+            </w:r>
+          </w:p>
+        </w:tc>
+        <w:tc>
+          <w:tcPr>
+            <w:tcBorders>
+              <w:top w:val="single" w:sz="4" w:color="C9A88A"/>
+              <w:left w:val="single" w:sz="4" w:color="C9A88A"/>
+              <w:bottom w:val="single" w:sz="4" w:color="C9A88A"/>
+              <w:right w:val="single" w:sz="4" w:color="C9A88A"/>
+            </w:tcBorders>
+          </w:tcPr>
+          <w:p>
+            <w:pPr>
+              <w:pStyle w:val="Compact"/>
+              <w:jc w:val="left"/>
+            </w:pPr>
+            <w:r>
+              <w:rPr>
+                <w:sz w:val="18"/>
+              </w:rPr>
+              <w:t xml:space="preserve">Si no te mueve a ti, no tiene por qué estar.</w:t>
+            </w:r>
+          </w:p>
+        </w:tc>
+        <w:tc>
+          <w:tcPr>
+            <w:tcBorders>
+              <w:top w:val="single" w:sz="4" w:color="C9A88A"/>
+              <w:left w:val="single" w:sz="4" w:color="C9A88A"/>
+              <w:bottom w:val="single" w:sz="4" w:color="C9A88A"/>
+              <w:right w:val="single" w:sz="4" w:color="C9A88A"/>
+            </w:tcBorders>
+          </w:tcPr>
+          <w:p>
+            <w:pPr>
+              <w:pStyle w:val="Compact"/>
+              <w:jc w:val="left"/>
+            </w:pPr>
+            <w:r>
+              <w:rPr>
+                <w:sz w:val="18"/>
+              </w:rPr>
+              <w:t xml:space="preserve">Plano cerrado</w:t>
+            </w:r>
+          </w:p>
+        </w:tc>
+        <w:tc>
+          <w:tcPr>
+            <w:tcBorders>
+              <w:top w:val="single" w:sz="4" w:color="C9A88A"/>
+              <w:left w:val="single" w:sz="4" w:color="C9A88A"/>
+              <w:bottom w:val="single" w:sz="4" w:color="C9A88A"/>
+              <w:right w:val="single" w:sz="4" w:color="C9A88A"/>
+            </w:tcBorders>
+          </w:tcPr>
+          <w:p>
+            <w:pPr>
+              <w:pStyle w:val="Compact"/>
+              <w:jc w:val="left"/>
+            </w:pPr>
+            <w:r>
+              <w:rPr>
+                <w:sz w:val="18"/>
+              </w:rPr>
+              <w:t xml:space="preserve">Re-hook</w:t>
+            </w:r>
+          </w:p>
+        </w:tc>
+      </w:tr>
+      <w:tr>
+        <w:tc>
+          <w:tcPr>
+            <w:tcBorders>
+              <w:top w:val="single" w:sz="4" w:color="C9A88A"/>
+              <w:left w:val="single" w:sz="4" w:color="C9A88A"/>
+              <w:bottom w:val="single" w:sz="4" w:color="C9A88A"/>
+              <w:right w:val="single" w:sz="4" w:color="C9A88A"/>
+            </w:tcBorders>
+          </w:tcPr>
+          <w:p>
+            <w:pPr>
+              <w:pStyle w:val="Compact"/>
+              <w:jc w:val="left"/>
+            </w:pPr>
+            <w:r>
+              <w:rPr>
+                <w:sz w:val="18"/>
+              </w:rPr>
+              <w:t xml:space="preserve">41–45</w:t>
+            </w:r>
+          </w:p>
+        </w:tc>
+        <w:tc>
+          <w:tcPr>
+            <w:tcBorders>
+              <w:top w:val="single" w:sz="4" w:color="C9A88A"/>
+              <w:left w:val="single" w:sz="4" w:color="C9A88A"/>
+              <w:bottom w:val="single" w:sz="4" w:color="C9A88A"/>
+              <w:right w:val="single" w:sz="4" w:color="C9A88A"/>
+            </w:tcBorders>
+          </w:tcPr>
+          <w:p>
+            <w:pPr>
+              <w:pStyle w:val="Compact"/>
+              <w:jc w:val="left"/>
+            </w:pPr>
+            <w:r>
+              <w:rPr>
+                <w:sz w:val="18"/>
+              </w:rPr>
+              <w:t xml:space="preserve">¿Y qué ganas? Tiempo. Lo más valioso de tu viaje.</w:t>
             </w:r>
           </w:p>
         </w:tc>
@@ -7675,6 +8282,269 @@
                 <w:sz w:val="18"/>
               </w:rPr>
               <w:t xml:space="preserve">Plano medio</w:t>
+            </w:r>
+          </w:p>
+        </w:tc>
+        <w:tc>
+          <w:tcPr>
+            <w:tcBorders>
+              <w:top w:val="single" w:sz="4" w:color="C9A88A"/>
+              <w:left w:val="single" w:sz="4" w:color="C9A88A"/>
+              <w:bottom w:val="single" w:sz="4" w:color="C9A88A"/>
+              <w:right w:val="single" w:sz="4" w:color="C9A88A"/>
+            </w:tcBorders>
+          </w:tcPr>
+          <w:p>
+            <w:pPr>
+              <w:pStyle w:val="Compact"/>
+            </w:pPr>
+          </w:p>
+        </w:tc>
+      </w:tr>
+      <w:tr>
+        <w:tc>
+          <w:tcPr>
+            <w:tcBorders>
+              <w:top w:val="single" w:sz="4" w:color="C9A88A"/>
+              <w:left w:val="single" w:sz="4" w:color="C9A88A"/>
+              <w:bottom w:val="single" w:sz="4" w:color="C9A88A"/>
+              <w:right w:val="single" w:sz="4" w:color="C9A88A"/>
+            </w:tcBorders>
+          </w:tcPr>
+          <w:p>
+            <w:pPr>
+              <w:pStyle w:val="Compact"/>
+              <w:jc w:val="left"/>
+            </w:pPr>
+            <w:r>
+              <w:rPr>
+                <w:sz w:val="18"/>
+              </w:rPr>
+              <w:t xml:space="preserve">45–50</w:t>
+            </w:r>
+          </w:p>
+        </w:tc>
+        <w:tc>
+          <w:tcPr>
+            <w:tcBorders>
+              <w:top w:val="single" w:sz="4" w:color="C9A88A"/>
+              <w:left w:val="single" w:sz="4" w:color="C9A88A"/>
+              <w:bottom w:val="single" w:sz="4" w:color="C9A88A"/>
+              <w:right w:val="single" w:sz="4" w:color="C9A88A"/>
+            </w:tcBorders>
+          </w:tcPr>
+          <w:p>
+            <w:pPr>
+              <w:pStyle w:val="Compact"/>
+              <w:jc w:val="left"/>
+            </w:pPr>
+            <w:r>
+              <w:rPr>
+                <w:sz w:val="18"/>
+              </w:rPr>
+              <w:t xml:space="preserve">Una comida larga. Un pueblo de noche. Una conversación sin prisa.</w:t>
+            </w:r>
+          </w:p>
+        </w:tc>
+        <w:tc>
+          <w:tcPr>
+            <w:tcBorders>
+              <w:top w:val="single" w:sz="4" w:color="C9A88A"/>
+              <w:left w:val="single" w:sz="4" w:color="C9A88A"/>
+              <w:bottom w:val="single" w:sz="4" w:color="C9A88A"/>
+              <w:right w:val="single" w:sz="4" w:color="C9A88A"/>
+            </w:tcBorders>
+          </w:tcPr>
+          <w:p>
+            <w:pPr>
+              <w:pStyle w:val="Compact"/>
+              <w:jc w:val="left"/>
+            </w:pPr>
+            <w:r>
+              <w:rPr>
+                <w:sz w:val="18"/>
+              </w:rPr>
+              <w:t xml:space="preserve">Plano cerrado</w:t>
+            </w:r>
+          </w:p>
+        </w:tc>
+        <w:tc>
+          <w:tcPr>
+            <w:tcBorders>
+              <w:top w:val="single" w:sz="4" w:color="C9A88A"/>
+              <w:left w:val="single" w:sz="4" w:color="C9A88A"/>
+              <w:bottom w:val="single" w:sz="4" w:color="C9A88A"/>
+              <w:right w:val="single" w:sz="4" w:color="C9A88A"/>
+            </w:tcBorders>
+          </w:tcPr>
+          <w:p>
+            <w:pPr>
+              <w:pStyle w:val="Compact"/>
+              <w:jc w:val="left"/>
+            </w:pPr>
+            <w:r>
+              <w:rPr>
+                <w:sz w:val="18"/>
+              </w:rPr>
+              <w:t xml:space="preserve">Re-hook</w:t>
+            </w:r>
+          </w:p>
+        </w:tc>
+      </w:tr>
+      <w:tr>
+        <w:tc>
+          <w:tcPr>
+            <w:tcBorders>
+              <w:top w:val="single" w:sz="4" w:color="C9A88A"/>
+              <w:left w:val="single" w:sz="4" w:color="C9A88A"/>
+              <w:bottom w:val="single" w:sz="4" w:color="C9A88A"/>
+              <w:right w:val="single" w:sz="4" w:color="C9A88A"/>
+            </w:tcBorders>
+          </w:tcPr>
+          <w:p>
+            <w:pPr>
+              <w:pStyle w:val="Compact"/>
+              <w:jc w:val="left"/>
+            </w:pPr>
+            <w:r>
+              <w:rPr>
+                <w:sz w:val="18"/>
+              </w:rPr>
+              <w:t xml:space="preserve">50–54</w:t>
+            </w:r>
+          </w:p>
+        </w:tc>
+        <w:tc>
+          <w:tcPr>
+            <w:tcBorders>
+              <w:top w:val="single" w:sz="4" w:color="C9A88A"/>
+              <w:left w:val="single" w:sz="4" w:color="C9A88A"/>
+              <w:bottom w:val="single" w:sz="4" w:color="C9A88A"/>
+              <w:right w:val="single" w:sz="4" w:color="C9A88A"/>
+            </w:tcBorders>
+          </w:tcPr>
+          <w:p>
+            <w:pPr>
+              <w:pStyle w:val="Compact"/>
+              <w:jc w:val="left"/>
+            </w:pPr>
+            <w:r>
+              <w:rPr>
+                <w:sz w:val="18"/>
+              </w:rPr>
+              <w:t xml:space="preserve">Así se ve un viaje bien diseñado: menos lugares, mejor vividos.</w:t>
+            </w:r>
+          </w:p>
+        </w:tc>
+        <w:tc>
+          <w:tcPr>
+            <w:tcBorders>
+              <w:top w:val="single" w:sz="4" w:color="C9A88A"/>
+              <w:left w:val="single" w:sz="4" w:color="C9A88A"/>
+              <w:bottom w:val="single" w:sz="4" w:color="C9A88A"/>
+              <w:right w:val="single" w:sz="4" w:color="C9A88A"/>
+            </w:tcBorders>
+          </w:tcPr>
+          <w:p>
+            <w:pPr>
+              <w:pStyle w:val="Compact"/>
+              <w:jc w:val="left"/>
+            </w:pPr>
+            <w:r>
+              <w:rPr>
+                <w:sz w:val="18"/>
+              </w:rPr>
+              <w:t xml:space="preserve">Plano medio</w:t>
+            </w:r>
+          </w:p>
+        </w:tc>
+        <w:tc>
+          <w:tcPr>
+            <w:tcBorders>
+              <w:top w:val="single" w:sz="4" w:color="C9A88A"/>
+              <w:left w:val="single" w:sz="4" w:color="C9A88A"/>
+              <w:bottom w:val="single" w:sz="4" w:color="C9A88A"/>
+              <w:right w:val="single" w:sz="4" w:color="C9A88A"/>
+            </w:tcBorders>
+          </w:tcPr>
+          <w:p>
+            <w:pPr>
+              <w:pStyle w:val="Compact"/>
+              <w:jc w:val="left"/>
+            </w:pPr>
+            <w:r>
+              <w:rPr>
+                <w:sz w:val="18"/>
+              </w:rPr>
+              <w:t xml:space="preserve">Payoff</w:t>
+            </w:r>
+          </w:p>
+        </w:tc>
+      </w:tr>
+      <w:tr>
+        <w:tc>
+          <w:tcPr>
+            <w:tcBorders>
+              <w:top w:val="single" w:sz="4" w:color="C9A88A"/>
+              <w:left w:val="single" w:sz="4" w:color="C9A88A"/>
+              <w:bottom w:val="single" w:sz="4" w:color="C9A88A"/>
+              <w:right w:val="single" w:sz="4" w:color="C9A88A"/>
+            </w:tcBorders>
+          </w:tcPr>
+          <w:p>
+            <w:pPr>
+              <w:pStyle w:val="Compact"/>
+              <w:jc w:val="left"/>
+            </w:pPr>
+            <w:r>
+              <w:rPr>
+                <w:sz w:val="18"/>
+              </w:rPr>
+              <w:t xml:space="preserve">54–57</w:t>
+            </w:r>
+          </w:p>
+        </w:tc>
+        <w:tc>
+          <w:tcPr>
+            <w:tcBorders>
+              <w:top w:val="single" w:sz="4" w:color="C9A88A"/>
+              <w:left w:val="single" w:sz="4" w:color="C9A88A"/>
+              <w:bottom w:val="single" w:sz="4" w:color="C9A88A"/>
+              <w:right w:val="single" w:sz="4" w:color="C9A88A"/>
+            </w:tcBorders>
+          </w:tcPr>
+          <w:p>
+            <w:pPr>
+              <w:pStyle w:val="Compact"/>
+              <w:jc w:val="left"/>
+            </w:pPr>
+            <w:r>
+              <w:rPr>
+                <w:sz w:val="18"/>
+              </w:rPr>
+              <w:t xml:space="preserve">¿Cuál no quitarías tú? Porque diseñar también es quitar.</w:t>
+            </w:r>
+          </w:p>
+        </w:tc>
+        <w:tc>
+          <w:tcPr>
+            <w:tcBorders>
+              <w:top w:val="single" w:sz="4" w:color="C9A88A"/>
+              <w:left w:val="single" w:sz="4" w:color="C9A88A"/>
+              <w:bottom w:val="single" w:sz="4" w:color="C9A88A"/>
+              <w:right w:val="single" w:sz="4" w:color="C9A88A"/>
+            </w:tcBorders>
+          </w:tcPr>
+          <w:p>
+            <w:pPr>
+              <w:pStyle w:val="Compact"/>
+              <w:jc w:val="left"/>
+            </w:pPr>
+            <w:r>
+              <w:rPr>
+                <w:sz w:val="18"/>
+              </w:rPr>
+              <w:t xml:space="preserve">Plano cerrado</w:t>
             </w:r>
           </w:p>
         </w:tc>
@@ -7721,7 +8591,7 @@
         <w:pStyle w:val="Compact"/>
       </w:pPr>
       <w:r>
-        <w:t xml:space="preserve">Contraste: excursión contra día en carretera.</w:t>
+        <w:t xml:space="preserve">Contraste: excursión contra día en carretera; tres a medias contra dos bien elegidas.</w:t>
       </w:r>
     </w:p>
     <w:p>
@@ -7733,7 +8603,25 @@
         <w:pStyle w:val="Compact"/>
       </w:pPr>
       <w:r>
-        <w:t xml:space="preserve">Opinión contraria: quitar lo que</w:t>
+        <w:t xml:space="preserve">Opinión contraria:</w:t>
+      </w:r>
+      <w:r>
+        <w:t xml:space="preserve"> </w:t>
+      </w:r>
+      <w:r>
+        <w:t xml:space="preserve">“</w:t>
+      </w:r>
+      <w:r>
+        <w:t xml:space="preserve">armamos el viaje al revés</w:t>
+      </w:r>
+      <w:r>
+        <w:t xml:space="preserve">”</w:t>
+      </w:r>
+      <w:r>
+        <w:t xml:space="preserve"> </w:t>
+      </w:r>
+      <w:r>
+        <w:t xml:space="preserve">y quitar lo que</w:t>
       </w:r>
       <w:r>
         <w:t xml:space="preserve"> </w:t>
@@ -7840,7 +8728,7 @@
         <w:t xml:space="preserve">“</w:t>
       </w:r>
       <w:r>
-        <w:t xml:space="preserve">¿Cuál no quitarías tú? Porque diseñar es quitar.</w:t>
+        <w:t xml:space="preserve">¿Cuál no quitarías tú? Porque diseñar también es quitar.</w:t>
       </w:r>
       <w:r>
         <w:t xml:space="preserve">”</w:t>
@@ -7905,7 +8793,7 @@
         <w:pStyle w:val="BodyText"/>
       </w:pPr>
       <w:r>
-        <w:t xml:space="preserve">Te digo tres cosas que yo quitaría hoy.</w:t>
+        <w:t xml:space="preserve">Te digo tres cosas que yo quitaría de tu viaje hoy.</w:t>
       </w:r>
     </w:p>
     <w:p>
@@ -7913,7 +8801,7 @@
         <w:pStyle w:val="BodyText"/>
       </w:pPr>
       <w:r>
-        <w:t xml:space="preserve">Uno: la tercera ciudad grande. Dos bases valen más.</w:t>
+        <w:t xml:space="preserve">Pero antes, una pregunta: ¿cuántos días tienes?</w:t>
       </w:r>
     </w:p>
     <w:p>
@@ -7921,7 +8809,7 @@
         <w:pStyle w:val="BodyText"/>
       </w:pPr>
       <w:r>
-        <w:t xml:space="preserve">Dos: el día de ida y vuelta de seis horas.</w:t>
+        <w:t xml:space="preserve">Porque casi todos armamos el viaje al revés.</w:t>
       </w:r>
     </w:p>
     <w:p>
@@ -7929,7 +8817,7 @@
         <w:pStyle w:val="BodyText"/>
       </w:pPr>
       <w:r>
-        <w:t xml:space="preserve">Eso no es una excursión. Es un día en carretera.</w:t>
+        <w:t xml:space="preserve">Primero ponemos ciudades. Luego vemos si caben los días.</w:t>
       </w:r>
     </w:p>
     <w:p>
@@ -7937,7 +8825,7 @@
         <w:pStyle w:val="BodyText"/>
       </w:pPr>
       <w:r>
-        <w:t xml:space="preserve">Tres: lo que está ahí porque todos van.</w:t>
+        <w:t xml:space="preserve">Uno: quita la tercera ciudad grande.</w:t>
       </w:r>
     </w:p>
     <w:p>
@@ -7945,7 +8833,7 @@
         <w:pStyle w:val="BodyText"/>
       </w:pPr>
       <w:r>
-        <w:t xml:space="preserve">Si no te mueve a ti, no va.</w:t>
+        <w:t xml:space="preserve">Dos bases bien elegidas valen más que tres a medias.</w:t>
       </w:r>
     </w:p>
     <w:p>
@@ -7953,7 +8841,7 @@
         <w:pStyle w:val="BodyText"/>
       </w:pPr>
       <w:r>
-        <w:t xml:space="preserve">Ganas tiempo. Una comida larga. Un pueblo de noche.</w:t>
+        <w:t xml:space="preserve">Dos: quita el día de ida y vuelta de seis horas.</w:t>
       </w:r>
     </w:p>
     <w:p>
@@ -7961,7 +8849,7 @@
         <w:pStyle w:val="BodyText"/>
       </w:pPr>
       <w:r>
-        <w:t xml:space="preserve">Y al volver dices: esto no lo habría armado así por mi cuenta.</w:t>
+        <w:t xml:space="preserve">Eso no es una excursión. Es un día entero en carretera.</w:t>
       </w:r>
     </w:p>
     <w:p>
@@ -7969,7 +8857,47 @@
         <w:pStyle w:val="BodyText"/>
       </w:pPr>
       <w:r>
-        <w:t xml:space="preserve">¿Cuál no quitarías tú? Porque diseñar es quitar.</w:t>
+        <w:t xml:space="preserve">Tres: quita lo que está ahí porque todos van.</w:t>
+      </w:r>
+    </w:p>
+    <w:p>
+      <w:pPr>
+        <w:pStyle w:val="BodyText"/>
+      </w:pPr>
+      <w:r>
+        <w:t xml:space="preserve">Si no te mueve a ti, no tiene por qué estar.</w:t>
+      </w:r>
+    </w:p>
+    <w:p>
+      <w:pPr>
+        <w:pStyle w:val="BodyText"/>
+      </w:pPr>
+      <w:r>
+        <w:t xml:space="preserve">¿Y qué ganas? Tiempo. Lo más valioso de tu viaje.</w:t>
+      </w:r>
+    </w:p>
+    <w:p>
+      <w:pPr>
+        <w:pStyle w:val="BodyText"/>
+      </w:pPr>
+      <w:r>
+        <w:t xml:space="preserve">Una comida larga. Un pueblo de noche. Una conversación sin prisa.</w:t>
+      </w:r>
+    </w:p>
+    <w:p>
+      <w:pPr>
+        <w:pStyle w:val="BodyText"/>
+      </w:pPr>
+      <w:r>
+        <w:t xml:space="preserve">Así se ve un viaje bien diseñado: menos lugares, mejor vividos.</w:t>
+      </w:r>
+    </w:p>
+    <w:p>
+      <w:pPr>
+        <w:pStyle w:val="BodyText"/>
+      </w:pPr>
+      <w:r>
+        <w:t xml:space="preserve">¿Cuál no quitarías tú? Porque diseñar también es quitar.</w:t>
       </w:r>
     </w:p>
     <w:bookmarkEnd w:id="43"/>
@@ -8039,7 +8967,19 @@
         <w:pStyle w:val="Compact"/>
       </w:pPr>
       <w:r>
-        <w:t xml:space="preserve">✓ Firma presente</w:t>
+        <w:t xml:space="preserve">✓ Duración 50–60 s (decisión del cliente: hasta 70 s)</w:t>
+      </w:r>
+    </w:p>
+    <w:p>
+      <w:pPr>
+        <w:numPr>
+          <w:ilvl w:val="0"/>
+          <w:numId w:val="1008"/>
+        </w:numPr>
+        <w:pStyle w:val="Compact"/>
+      </w:pPr>
+      <w:r>
+        <w:t xml:space="preserve">✓ Payoff que cumple el hook</w:t>
       </w:r>
     </w:p>
     <w:p>
@@ -9906,22 +10846,7 @@
         <w:pStyle w:val="BlockText"/>
       </w:pPr>
       <w:r>
-        <w:t xml:space="preserve">Un buen viaje no se mide en ciudades, sino en lo que alcanzas a vivir. Que al volver digas:</w:t>
-      </w:r>
-      <w:r>
-        <w:t xml:space="preserve"> </w:t>
-      </w:r>
-      <w:r>
-        <w:t xml:space="preserve">“</w:t>
-      </w:r>
-      <w:r>
-        <w:t xml:space="preserve">esto no lo habría armado así por mi cuenta</w:t>
-      </w:r>
-      <w:r>
-        <w:t xml:space="preserve">”</w:t>
-      </w:r>
-      <w:r>
-        <w:t xml:space="preserve">.</w:t>
+        <w:t xml:space="preserve">Un buen viaje no se mide en ciudades, sino en lo que alcanzas a vivir. Menos paradas, mejor vividas.</w:t>
       </w:r>
     </w:p>
     <w:p>
@@ -10114,7 +11039,7 @@
         <w:t xml:space="preserve"> </w:t>
       </w:r>
       <w:r>
-        <w:t xml:space="preserve">36 s ·</w:t>
+        <w:t xml:space="preserve">58 s ·</w:t>
       </w:r>
       <w:r>
         <w:t xml:space="preserve"> </w:t>
@@ -10212,7 +11137,7 @@
         <w:t xml:space="preserve"> </w:t>
       </w:r>
       <w:r>
-        <w:t xml:space="preserve">Cámara real: Miguel a cámara, idealmente con una copa en la mano. 1 inserto: foto del castillo de Peñafiel sobre viñedos (seg. 17–21). Subtítulos. VINO está congelada, por eso el CTA es Distribuir.</w:t>
+        <w:t xml:space="preserve">Cámara real: Miguel a cámara, idealmente con una copa en la mano. 1 inserto: foto del castillo de Peñafiel sobre viñedos (seg. 29–33). Subtítulos. VINO está congelada, por eso el CTA es Distribuir.</w:t>
       </w:r>
     </w:p>
     <w:p>
@@ -11139,7 +12064,7 @@
               <w:rPr>
                 <w:sz w:val="18"/>
               </w:rPr>
-              <w:t xml:space="preserve">La primera: Rioja Alavesa. Villas medievales y montaña.</w:t>
+              <w:t xml:space="preserve">Y no, no son lo mismo aunque las dos hagan tinto.</w:t>
             </w:r>
           </w:p>
         </w:tc>
@@ -11229,7 +12154,7 @@
               <w:rPr>
                 <w:sz w:val="18"/>
               </w:rPr>
-              <w:t xml:space="preserve">Bodegas familiares al lado de bodegas de autor.</w:t>
+              <w:t xml:space="preserve">La primera es Rioja Alavesa, en el País Vasco.</w:t>
             </w:r>
           </w:p>
         </w:tc>
@@ -11312,7 +12237,7 @@
               <w:rPr>
                 <w:sz w:val="18"/>
               </w:rPr>
-              <w:t xml:space="preserve">La segunda: Ribera del Duero. Altitud y Castilla.</w:t>
+              <w:t xml:space="preserve">Villas medievales como Laguardia, con viñedo al pie de la montaña.</w:t>
             </w:r>
           </w:p>
         </w:tc>
@@ -11356,7 +12281,7 @@
               <w:rPr>
                 <w:sz w:val="18"/>
               </w:rPr>
-              <w:t xml:space="preserve">Re-hook · contraste</w:t>
+              <w:t xml:space="preserve">Re-hook</w:t>
             </w:r>
           </w:p>
         </w:tc>
@@ -11402,52 +12327,45 @@
               <w:rPr>
                 <w:sz w:val="18"/>
               </w:rPr>
-              <w:t xml:space="preserve">Y un castillo que vigila los viñedos en Peñafiel.</w:t>
-            </w:r>
-          </w:p>
-        </w:tc>
-        <w:tc>
-          <w:tcPr>
-            <w:tcBorders>
-              <w:top w:val="single" w:sz="4" w:color="C9A88A"/>
-              <w:left w:val="single" w:sz="4" w:color="C9A88A"/>
-              <w:bottom w:val="single" w:sz="4" w:color="C9A88A"/>
-              <w:right w:val="single" w:sz="4" w:color="C9A88A"/>
-            </w:tcBorders>
-          </w:tcPr>
-          <w:p>
-            <w:pPr>
-              <w:pStyle w:val="Compact"/>
-              <w:jc w:val="left"/>
-            </w:pPr>
-            <w:r>
-              <w:rPr>
-                <w:sz w:val="18"/>
-              </w:rPr>
-              <w:t xml:space="preserve">Inserto: foto de Peñafiel</w:t>
-            </w:r>
-          </w:p>
-        </w:tc>
-        <w:tc>
-          <w:tcPr>
-            <w:tcBorders>
-              <w:top w:val="single" w:sz="4" w:color="C9A88A"/>
-              <w:left w:val="single" w:sz="4" w:color="C9A88A"/>
-              <w:bottom w:val="single" w:sz="4" w:color="C9A88A"/>
-              <w:right w:val="single" w:sz="4" w:color="C9A88A"/>
-            </w:tcBorders>
-          </w:tcPr>
-          <w:p>
-            <w:pPr>
-              <w:pStyle w:val="Compact"/>
-              <w:jc w:val="left"/>
-            </w:pPr>
-            <w:r>
-              <w:rPr>
-                <w:sz w:val="18"/>
-              </w:rPr>
-              <w:t xml:space="preserve">Prueba</w:t>
-            </w:r>
+              <w:t xml:space="preserve">Ahí conviven bodegas familiares y bodegas de autor.</w:t>
+            </w:r>
+          </w:p>
+        </w:tc>
+        <w:tc>
+          <w:tcPr>
+            <w:tcBorders>
+              <w:top w:val="single" w:sz="4" w:color="C9A88A"/>
+              <w:left w:val="single" w:sz="4" w:color="C9A88A"/>
+              <w:bottom w:val="single" w:sz="4" w:color="C9A88A"/>
+              <w:right w:val="single" w:sz="4" w:color="C9A88A"/>
+            </w:tcBorders>
+          </w:tcPr>
+          <w:p>
+            <w:pPr>
+              <w:pStyle w:val="Compact"/>
+              <w:jc w:val="left"/>
+            </w:pPr>
+            <w:r>
+              <w:rPr>
+                <w:sz w:val="18"/>
+              </w:rPr>
+              <w:t xml:space="preserve">Plano medio</w:t>
+            </w:r>
+          </w:p>
+        </w:tc>
+        <w:tc>
+          <w:tcPr>
+            <w:tcBorders>
+              <w:top w:val="single" w:sz="4" w:color="C9A88A"/>
+              <w:left w:val="single" w:sz="4" w:color="C9A88A"/>
+              <w:bottom w:val="single" w:sz="4" w:color="C9A88A"/>
+              <w:right w:val="single" w:sz="4" w:color="C9A88A"/>
+            </w:tcBorders>
+          </w:tcPr>
+          <w:p>
+            <w:pPr>
+              <w:pStyle w:val="Compact"/>
+            </w:pPr>
           </w:p>
         </w:tc>
       </w:tr>
@@ -11492,51 +12410,51 @@
               <w:rPr>
                 <w:sz w:val="18"/>
               </w:rPr>
-              <w:t xml:space="preserve">Pero ojo: el error es ir a catar más.</w:t>
-            </w:r>
-          </w:p>
-        </w:tc>
-        <w:tc>
-          <w:tcPr>
-            <w:tcBorders>
-              <w:top w:val="single" w:sz="4" w:color="C9A88A"/>
-              <w:left w:val="single" w:sz="4" w:color="C9A88A"/>
-              <w:bottom w:val="single" w:sz="4" w:color="C9A88A"/>
-              <w:right w:val="single" w:sz="4" w:color="C9A88A"/>
-            </w:tcBorders>
-          </w:tcPr>
-          <w:p>
-            <w:pPr>
-              <w:pStyle w:val="Compact"/>
-              <w:jc w:val="left"/>
-            </w:pPr>
-            <w:r>
-              <w:rPr>
-                <w:sz w:val="18"/>
-              </w:rPr>
-              <w:t xml:space="preserve">Plano medio</w:t>
-            </w:r>
-          </w:p>
-        </w:tc>
-        <w:tc>
-          <w:tcPr>
-            <w:tcBorders>
-              <w:top w:val="single" w:sz="4" w:color="C9A88A"/>
-              <w:left w:val="single" w:sz="4" w:color="C9A88A"/>
-              <w:bottom w:val="single" w:sz="4" w:color="C9A88A"/>
-              <w:right w:val="single" w:sz="4" w:color="C9A88A"/>
-            </w:tcBorders>
-          </w:tcPr>
-          <w:p>
-            <w:pPr>
-              <w:pStyle w:val="Compact"/>
-              <w:jc w:val="left"/>
-            </w:pPr>
-            <w:r>
-              <w:rPr>
-                <w:sz w:val="18"/>
-              </w:rPr>
-              <w:t xml:space="preserve">Opinión contraria</w:t>
+              <w:t xml:space="preserve">La segunda es Ribera del Duero, en plena Castilla.</w:t>
+            </w:r>
+          </w:p>
+        </w:tc>
+        <w:tc>
+          <w:tcPr>
+            <w:tcBorders>
+              <w:top w:val="single" w:sz="4" w:color="C9A88A"/>
+              <w:left w:val="single" w:sz="4" w:color="C9A88A"/>
+              <w:bottom w:val="single" w:sz="4" w:color="C9A88A"/>
+              <w:right w:val="single" w:sz="4" w:color="C9A88A"/>
+            </w:tcBorders>
+          </w:tcPr>
+          <w:p>
+            <w:pPr>
+              <w:pStyle w:val="Compact"/>
+              <w:jc w:val="left"/>
+            </w:pPr>
+            <w:r>
+              <w:rPr>
+                <w:sz w:val="18"/>
+              </w:rPr>
+              <w:t xml:space="preserve">Plano cerrado</w:t>
+            </w:r>
+          </w:p>
+        </w:tc>
+        <w:tc>
+          <w:tcPr>
+            <w:tcBorders>
+              <w:top w:val="single" w:sz="4" w:color="C9A88A"/>
+              <w:left w:val="single" w:sz="4" w:color="C9A88A"/>
+              <w:bottom w:val="single" w:sz="4" w:color="C9A88A"/>
+              <w:right w:val="single" w:sz="4" w:color="C9A88A"/>
+            </w:tcBorders>
+          </w:tcPr>
+          <w:p>
+            <w:pPr>
+              <w:pStyle w:val="Compact"/>
+              <w:jc w:val="left"/>
+            </w:pPr>
+            <w:r>
+              <w:rPr>
+                <w:sz w:val="18"/>
+              </w:rPr>
+              <w:t xml:space="preserve">Re-hook · contraste</w:t>
             </w:r>
           </w:p>
         </w:tc>
@@ -11582,52 +12500,45 @@
               <w:rPr>
                 <w:sz w:val="18"/>
               </w:rPr>
-              <w:t xml:space="preserve">Lo bueno es entender por qué cada vino sabe así.</w:t>
-            </w:r>
-          </w:p>
-        </w:tc>
-        <w:tc>
-          <w:tcPr>
-            <w:tcBorders>
-              <w:top w:val="single" w:sz="4" w:color="C9A88A"/>
-              <w:left w:val="single" w:sz="4" w:color="C9A88A"/>
-              <w:bottom w:val="single" w:sz="4" w:color="C9A88A"/>
-              <w:right w:val="single" w:sz="4" w:color="C9A88A"/>
-            </w:tcBorders>
-          </w:tcPr>
-          <w:p>
-            <w:pPr>
-              <w:pStyle w:val="Compact"/>
-              <w:jc w:val="left"/>
-            </w:pPr>
-            <w:r>
-              <w:rPr>
-                <w:sz w:val="18"/>
-              </w:rPr>
-              <w:t xml:space="preserve">Plano cerrado</w:t>
-            </w:r>
-          </w:p>
-        </w:tc>
-        <w:tc>
-          <w:tcPr>
-            <w:tcBorders>
-              <w:top w:val="single" w:sz="4" w:color="C9A88A"/>
-              <w:left w:val="single" w:sz="4" w:color="C9A88A"/>
-              <w:bottom w:val="single" w:sz="4" w:color="C9A88A"/>
-              <w:right w:val="single" w:sz="4" w:color="C9A88A"/>
-            </w:tcBorders>
-          </w:tcPr>
-          <w:p>
-            <w:pPr>
-              <w:pStyle w:val="Compact"/>
-              <w:jc w:val="left"/>
-            </w:pPr>
-            <w:r>
-              <w:rPr>
-                <w:sz w:val="18"/>
-              </w:rPr>
-              <w:t xml:space="preserve">Re-hook</w:t>
-            </w:r>
+              <w:t xml:space="preserve">Altitud, clima extremo y otro carácter en la copa.</w:t>
+            </w:r>
+          </w:p>
+        </w:tc>
+        <w:tc>
+          <w:tcPr>
+            <w:tcBorders>
+              <w:top w:val="single" w:sz="4" w:color="C9A88A"/>
+              <w:left w:val="single" w:sz="4" w:color="C9A88A"/>
+              <w:bottom w:val="single" w:sz="4" w:color="C9A88A"/>
+              <w:right w:val="single" w:sz="4" w:color="C9A88A"/>
+            </w:tcBorders>
+          </w:tcPr>
+          <w:p>
+            <w:pPr>
+              <w:pStyle w:val="Compact"/>
+              <w:jc w:val="left"/>
+            </w:pPr>
+            <w:r>
+              <w:rPr>
+                <w:sz w:val="18"/>
+              </w:rPr>
+              <w:t xml:space="preserve">Plano medio</w:t>
+            </w:r>
+          </w:p>
+        </w:tc>
+        <w:tc>
+          <w:tcPr>
+            <w:tcBorders>
+              <w:top w:val="single" w:sz="4" w:color="C9A88A"/>
+              <w:left w:val="single" w:sz="4" w:color="C9A88A"/>
+              <w:bottom w:val="single" w:sz="4" w:color="C9A88A"/>
+              <w:right w:val="single" w:sz="4" w:color="C9A88A"/>
+            </w:tcBorders>
+          </w:tcPr>
+          <w:p>
+            <w:pPr>
+              <w:pStyle w:val="Compact"/>
+            </w:pPr>
           </w:p>
         </w:tc>
       </w:tr>
@@ -11672,51 +12583,51 @@
               <w:rPr>
                 <w:sz w:val="18"/>
               </w:rPr>
-              <w:t xml:space="preserve">Y volver diciendo: esto no lo habría armado así por mi cuenta.</w:t>
-            </w:r>
-          </w:p>
-        </w:tc>
-        <w:tc>
-          <w:tcPr>
-            <w:tcBorders>
-              <w:top w:val="single" w:sz="4" w:color="C9A88A"/>
-              <w:left w:val="single" w:sz="4" w:color="C9A88A"/>
-              <w:bottom w:val="single" w:sz="4" w:color="C9A88A"/>
-              <w:right w:val="single" w:sz="4" w:color="C9A88A"/>
-            </w:tcBorders>
-          </w:tcPr>
-          <w:p>
-            <w:pPr>
-              <w:pStyle w:val="Compact"/>
-              <w:jc w:val="left"/>
-            </w:pPr>
-            <w:r>
-              <w:rPr>
-                <w:sz w:val="18"/>
-              </w:rPr>
-              <w:t xml:space="preserve">Plano medio</w:t>
-            </w:r>
-          </w:p>
-        </w:tc>
-        <w:tc>
-          <w:tcPr>
-            <w:tcBorders>
-              <w:top w:val="single" w:sz="4" w:color="C9A88A"/>
-              <w:left w:val="single" w:sz="4" w:color="C9A88A"/>
-              <w:bottom w:val="single" w:sz="4" w:color="C9A88A"/>
-              <w:right w:val="single" w:sz="4" w:color="C9A88A"/>
-            </w:tcBorders>
-          </w:tcPr>
-          <w:p>
-            <w:pPr>
-              <w:pStyle w:val="Compact"/>
-              <w:jc w:val="left"/>
-            </w:pPr>
-            <w:r>
-              <w:rPr>
-                <w:sz w:val="18"/>
-              </w:rPr>
-              <w:t xml:space="preserve">Payoff + firma</w:t>
+              <w:t xml:space="preserve">Y un castillo en Peñafiel que vigila los viñedos.</w:t>
+            </w:r>
+          </w:p>
+        </w:tc>
+        <w:tc>
+          <w:tcPr>
+            <w:tcBorders>
+              <w:top w:val="single" w:sz="4" w:color="C9A88A"/>
+              <w:left w:val="single" w:sz="4" w:color="C9A88A"/>
+              <w:bottom w:val="single" w:sz="4" w:color="C9A88A"/>
+              <w:right w:val="single" w:sz="4" w:color="C9A88A"/>
+            </w:tcBorders>
+          </w:tcPr>
+          <w:p>
+            <w:pPr>
+              <w:pStyle w:val="Compact"/>
+              <w:jc w:val="left"/>
+            </w:pPr>
+            <w:r>
+              <w:rPr>
+                <w:sz w:val="18"/>
+              </w:rPr>
+              <w:t xml:space="preserve">Inserto: foto de Peñafiel</w:t>
+            </w:r>
+          </w:p>
+        </w:tc>
+        <w:tc>
+          <w:tcPr>
+            <w:tcBorders>
+              <w:top w:val="single" w:sz="4" w:color="C9A88A"/>
+              <w:left w:val="single" w:sz="4" w:color="C9A88A"/>
+              <w:bottom w:val="single" w:sz="4" w:color="C9A88A"/>
+              <w:right w:val="single" w:sz="4" w:color="C9A88A"/>
+            </w:tcBorders>
+          </w:tcPr>
+          <w:p>
+            <w:pPr>
+              <w:pStyle w:val="Compact"/>
+              <w:jc w:val="left"/>
+            </w:pPr>
+            <w:r>
+              <w:rPr>
+                <w:sz w:val="18"/>
+              </w:rPr>
+              <w:t xml:space="preserve">Prueba</w:t>
             </w:r>
           </w:p>
         </w:tc>
@@ -11740,7 +12651,443 @@
               <w:rPr>
                 <w:sz w:val="18"/>
               </w:rPr>
-              <w:t xml:space="preserve">33–36</w:t>
+              <w:t xml:space="preserve">33–37</w:t>
+            </w:r>
+          </w:p>
+        </w:tc>
+        <w:tc>
+          <w:tcPr>
+            <w:tcBorders>
+              <w:top w:val="single" w:sz="4" w:color="C9A88A"/>
+              <w:left w:val="single" w:sz="4" w:color="C9A88A"/>
+              <w:bottom w:val="single" w:sz="4" w:color="C9A88A"/>
+              <w:right w:val="single" w:sz="4" w:color="C9A88A"/>
+            </w:tcBorders>
+          </w:tcPr>
+          <w:p>
+            <w:pPr>
+              <w:pStyle w:val="Compact"/>
+              <w:jc w:val="left"/>
+            </w:pPr>
+            <w:r>
+              <w:rPr>
+                <w:sz w:val="18"/>
+              </w:rPr>
+              <w:t xml:space="preserve">Pero ojo: el error es ir a catar más.</w:t>
+            </w:r>
+          </w:p>
+        </w:tc>
+        <w:tc>
+          <w:tcPr>
+            <w:tcBorders>
+              <w:top w:val="single" w:sz="4" w:color="C9A88A"/>
+              <w:left w:val="single" w:sz="4" w:color="C9A88A"/>
+              <w:bottom w:val="single" w:sz="4" w:color="C9A88A"/>
+              <w:right w:val="single" w:sz="4" w:color="C9A88A"/>
+            </w:tcBorders>
+          </w:tcPr>
+          <w:p>
+            <w:pPr>
+              <w:pStyle w:val="Compact"/>
+              <w:jc w:val="left"/>
+            </w:pPr>
+            <w:r>
+              <w:rPr>
+                <w:sz w:val="18"/>
+              </w:rPr>
+              <w:t xml:space="preserve">Plano cerrado</w:t>
+            </w:r>
+          </w:p>
+        </w:tc>
+        <w:tc>
+          <w:tcPr>
+            <w:tcBorders>
+              <w:top w:val="single" w:sz="4" w:color="C9A88A"/>
+              <w:left w:val="single" w:sz="4" w:color="C9A88A"/>
+              <w:bottom w:val="single" w:sz="4" w:color="C9A88A"/>
+              <w:right w:val="single" w:sz="4" w:color="C9A88A"/>
+            </w:tcBorders>
+          </w:tcPr>
+          <w:p>
+            <w:pPr>
+              <w:pStyle w:val="Compact"/>
+              <w:jc w:val="left"/>
+            </w:pPr>
+            <w:r>
+              <w:rPr>
+                <w:sz w:val="18"/>
+              </w:rPr>
+              <w:t xml:space="preserve">Re-hook · opinión contraria</w:t>
+            </w:r>
+          </w:p>
+        </w:tc>
+      </w:tr>
+      <w:tr>
+        <w:tc>
+          <w:tcPr>
+            <w:tcBorders>
+              <w:top w:val="single" w:sz="4" w:color="C9A88A"/>
+              <w:left w:val="single" w:sz="4" w:color="C9A88A"/>
+              <w:bottom w:val="single" w:sz="4" w:color="C9A88A"/>
+              <w:right w:val="single" w:sz="4" w:color="C9A88A"/>
+            </w:tcBorders>
+          </w:tcPr>
+          <w:p>
+            <w:pPr>
+              <w:pStyle w:val="Compact"/>
+              <w:jc w:val="left"/>
+            </w:pPr>
+            <w:r>
+              <w:rPr>
+                <w:sz w:val="18"/>
+              </w:rPr>
+              <w:t xml:space="preserve">37–41</w:t>
+            </w:r>
+          </w:p>
+        </w:tc>
+        <w:tc>
+          <w:tcPr>
+            <w:tcBorders>
+              <w:top w:val="single" w:sz="4" w:color="C9A88A"/>
+              <w:left w:val="single" w:sz="4" w:color="C9A88A"/>
+              <w:bottom w:val="single" w:sz="4" w:color="C9A88A"/>
+              <w:right w:val="single" w:sz="4" w:color="C9A88A"/>
+            </w:tcBorders>
+          </w:tcPr>
+          <w:p>
+            <w:pPr>
+              <w:pStyle w:val="Compact"/>
+              <w:jc w:val="left"/>
+            </w:pPr>
+            <w:r>
+              <w:rPr>
+                <w:sz w:val="18"/>
+              </w:rPr>
+              <w:t xml:space="preserve">Cinco bodegas en un día no te enseñan nada.</w:t>
+            </w:r>
+          </w:p>
+        </w:tc>
+        <w:tc>
+          <w:tcPr>
+            <w:tcBorders>
+              <w:top w:val="single" w:sz="4" w:color="C9A88A"/>
+              <w:left w:val="single" w:sz="4" w:color="C9A88A"/>
+              <w:bottom w:val="single" w:sz="4" w:color="C9A88A"/>
+              <w:right w:val="single" w:sz="4" w:color="C9A88A"/>
+            </w:tcBorders>
+          </w:tcPr>
+          <w:p>
+            <w:pPr>
+              <w:pStyle w:val="Compact"/>
+              <w:jc w:val="left"/>
+            </w:pPr>
+            <w:r>
+              <w:rPr>
+                <w:sz w:val="18"/>
+              </w:rPr>
+              <w:t xml:space="preserve">Plano medio</w:t>
+            </w:r>
+          </w:p>
+        </w:tc>
+        <w:tc>
+          <w:tcPr>
+            <w:tcBorders>
+              <w:top w:val="single" w:sz="4" w:color="C9A88A"/>
+              <w:left w:val="single" w:sz="4" w:color="C9A88A"/>
+              <w:bottom w:val="single" w:sz="4" w:color="C9A88A"/>
+              <w:right w:val="single" w:sz="4" w:color="C9A88A"/>
+            </w:tcBorders>
+          </w:tcPr>
+          <w:p>
+            <w:pPr>
+              <w:pStyle w:val="Compact"/>
+            </w:pPr>
+          </w:p>
+        </w:tc>
+      </w:tr>
+      <w:tr>
+        <w:tc>
+          <w:tcPr>
+            <w:tcBorders>
+              <w:top w:val="single" w:sz="4" w:color="C9A88A"/>
+              <w:left w:val="single" w:sz="4" w:color="C9A88A"/>
+              <w:bottom w:val="single" w:sz="4" w:color="C9A88A"/>
+              <w:right w:val="single" w:sz="4" w:color="C9A88A"/>
+            </w:tcBorders>
+          </w:tcPr>
+          <w:p>
+            <w:pPr>
+              <w:pStyle w:val="Compact"/>
+              <w:jc w:val="left"/>
+            </w:pPr>
+            <w:r>
+              <w:rPr>
+                <w:sz w:val="18"/>
+              </w:rPr>
+              <w:t xml:space="preserve">41–45</w:t>
+            </w:r>
+          </w:p>
+        </w:tc>
+        <w:tc>
+          <w:tcPr>
+            <w:tcBorders>
+              <w:top w:val="single" w:sz="4" w:color="C9A88A"/>
+              <w:left w:val="single" w:sz="4" w:color="C9A88A"/>
+              <w:bottom w:val="single" w:sz="4" w:color="C9A88A"/>
+              <w:right w:val="single" w:sz="4" w:color="C9A88A"/>
+            </w:tcBorders>
+          </w:tcPr>
+          <w:p>
+            <w:pPr>
+              <w:pStyle w:val="Compact"/>
+              <w:jc w:val="left"/>
+            </w:pPr>
+            <w:r>
+              <w:rPr>
+                <w:sz w:val="18"/>
+              </w:rPr>
+              <w:t xml:space="preserve">Lo bueno es entender por qué cada vino sabe así.</w:t>
+            </w:r>
+          </w:p>
+        </w:tc>
+        <w:tc>
+          <w:tcPr>
+            <w:tcBorders>
+              <w:top w:val="single" w:sz="4" w:color="C9A88A"/>
+              <w:left w:val="single" w:sz="4" w:color="C9A88A"/>
+              <w:bottom w:val="single" w:sz="4" w:color="C9A88A"/>
+              <w:right w:val="single" w:sz="4" w:color="C9A88A"/>
+            </w:tcBorders>
+          </w:tcPr>
+          <w:p>
+            <w:pPr>
+              <w:pStyle w:val="Compact"/>
+              <w:jc w:val="left"/>
+            </w:pPr>
+            <w:r>
+              <w:rPr>
+                <w:sz w:val="18"/>
+              </w:rPr>
+              <w:t xml:space="preserve">Plano cerrado</w:t>
+            </w:r>
+          </w:p>
+        </w:tc>
+        <w:tc>
+          <w:tcPr>
+            <w:tcBorders>
+              <w:top w:val="single" w:sz="4" w:color="C9A88A"/>
+              <w:left w:val="single" w:sz="4" w:color="C9A88A"/>
+              <w:bottom w:val="single" w:sz="4" w:color="C9A88A"/>
+              <w:right w:val="single" w:sz="4" w:color="C9A88A"/>
+            </w:tcBorders>
+          </w:tcPr>
+          <w:p>
+            <w:pPr>
+              <w:pStyle w:val="Compact"/>
+              <w:jc w:val="left"/>
+            </w:pPr>
+            <w:r>
+              <w:rPr>
+                <w:sz w:val="18"/>
+              </w:rPr>
+              <w:t xml:space="preserve">Re-hook</w:t>
+            </w:r>
+          </w:p>
+        </w:tc>
+      </w:tr>
+      <w:tr>
+        <w:tc>
+          <w:tcPr>
+            <w:tcBorders>
+              <w:top w:val="single" w:sz="4" w:color="C9A88A"/>
+              <w:left w:val="single" w:sz="4" w:color="C9A88A"/>
+              <w:bottom w:val="single" w:sz="4" w:color="C9A88A"/>
+              <w:right w:val="single" w:sz="4" w:color="C9A88A"/>
+            </w:tcBorders>
+          </w:tcPr>
+          <w:p>
+            <w:pPr>
+              <w:pStyle w:val="Compact"/>
+              <w:jc w:val="left"/>
+            </w:pPr>
+            <w:r>
+              <w:rPr>
+                <w:sz w:val="18"/>
+              </w:rPr>
+              <w:t xml:space="preserve">45–49</w:t>
+            </w:r>
+          </w:p>
+        </w:tc>
+        <w:tc>
+          <w:tcPr>
+            <w:tcBorders>
+              <w:top w:val="single" w:sz="4" w:color="C9A88A"/>
+              <w:left w:val="single" w:sz="4" w:color="C9A88A"/>
+              <w:bottom w:val="single" w:sz="4" w:color="C9A88A"/>
+              <w:right w:val="single" w:sz="4" w:color="C9A88A"/>
+            </w:tcBorders>
+          </w:tcPr>
+          <w:p>
+            <w:pPr>
+              <w:pStyle w:val="Compact"/>
+              <w:jc w:val="left"/>
+            </w:pPr>
+            <w:r>
+              <w:rPr>
+                <w:sz w:val="18"/>
+              </w:rPr>
+              <w:t xml:space="preserve">Quién lo hace, qué suelo lo explica y con qué se come.</w:t>
+            </w:r>
+          </w:p>
+        </w:tc>
+        <w:tc>
+          <w:tcPr>
+            <w:tcBorders>
+              <w:top w:val="single" w:sz="4" w:color="C9A88A"/>
+              <w:left w:val="single" w:sz="4" w:color="C9A88A"/>
+              <w:bottom w:val="single" w:sz="4" w:color="C9A88A"/>
+              <w:right w:val="single" w:sz="4" w:color="C9A88A"/>
+            </w:tcBorders>
+          </w:tcPr>
+          <w:p>
+            <w:pPr>
+              <w:pStyle w:val="Compact"/>
+              <w:jc w:val="left"/>
+            </w:pPr>
+            <w:r>
+              <w:rPr>
+                <w:sz w:val="18"/>
+              </w:rPr>
+              <w:t xml:space="preserve">Plano medio</w:t>
+            </w:r>
+          </w:p>
+        </w:tc>
+        <w:tc>
+          <w:tcPr>
+            <w:tcBorders>
+              <w:top w:val="single" w:sz="4" w:color="C9A88A"/>
+              <w:left w:val="single" w:sz="4" w:color="C9A88A"/>
+              <w:bottom w:val="single" w:sz="4" w:color="C9A88A"/>
+              <w:right w:val="single" w:sz="4" w:color="C9A88A"/>
+            </w:tcBorders>
+          </w:tcPr>
+          <w:p>
+            <w:pPr>
+              <w:pStyle w:val="Compact"/>
+            </w:pPr>
+          </w:p>
+        </w:tc>
+      </w:tr>
+      <w:tr>
+        <w:tc>
+          <w:tcPr>
+            <w:tcBorders>
+              <w:top w:val="single" w:sz="4" w:color="C9A88A"/>
+              <w:left w:val="single" w:sz="4" w:color="C9A88A"/>
+              <w:bottom w:val="single" w:sz="4" w:color="C9A88A"/>
+              <w:right w:val="single" w:sz="4" w:color="C9A88A"/>
+            </w:tcBorders>
+          </w:tcPr>
+          <w:p>
+            <w:pPr>
+              <w:pStyle w:val="Compact"/>
+              <w:jc w:val="left"/>
+            </w:pPr>
+            <w:r>
+              <w:rPr>
+                <w:sz w:val="18"/>
+              </w:rPr>
+              <w:t xml:space="preserve">49–54</w:t>
+            </w:r>
+          </w:p>
+        </w:tc>
+        <w:tc>
+          <w:tcPr>
+            <w:tcBorders>
+              <w:top w:val="single" w:sz="4" w:color="C9A88A"/>
+              <w:left w:val="single" w:sz="4" w:color="C9A88A"/>
+              <w:bottom w:val="single" w:sz="4" w:color="C9A88A"/>
+              <w:right w:val="single" w:sz="4" w:color="C9A88A"/>
+            </w:tcBorders>
+          </w:tcPr>
+          <w:p>
+            <w:pPr>
+              <w:pStyle w:val="Compact"/>
+              <w:jc w:val="left"/>
+            </w:pPr>
+            <w:r>
+              <w:rPr>
+                <w:sz w:val="18"/>
+              </w:rPr>
+              <w:t xml:space="preserve">Eso es un viaje de vino. Y lo tienes en España.</w:t>
+            </w:r>
+          </w:p>
+        </w:tc>
+        <w:tc>
+          <w:tcPr>
+            <w:tcBorders>
+              <w:top w:val="single" w:sz="4" w:color="C9A88A"/>
+              <w:left w:val="single" w:sz="4" w:color="C9A88A"/>
+              <w:bottom w:val="single" w:sz="4" w:color="C9A88A"/>
+              <w:right w:val="single" w:sz="4" w:color="C9A88A"/>
+            </w:tcBorders>
+          </w:tcPr>
+          <w:p>
+            <w:pPr>
+              <w:pStyle w:val="Compact"/>
+              <w:jc w:val="left"/>
+            </w:pPr>
+            <w:r>
+              <w:rPr>
+                <w:sz w:val="18"/>
+              </w:rPr>
+              <w:t xml:space="preserve">Plano cerrado</w:t>
+            </w:r>
+          </w:p>
+        </w:tc>
+        <w:tc>
+          <w:tcPr>
+            <w:tcBorders>
+              <w:top w:val="single" w:sz="4" w:color="C9A88A"/>
+              <w:left w:val="single" w:sz="4" w:color="C9A88A"/>
+              <w:bottom w:val="single" w:sz="4" w:color="C9A88A"/>
+              <w:right w:val="single" w:sz="4" w:color="C9A88A"/>
+            </w:tcBorders>
+          </w:tcPr>
+          <w:p>
+            <w:pPr>
+              <w:pStyle w:val="Compact"/>
+              <w:jc w:val="left"/>
+            </w:pPr>
+            <w:r>
+              <w:rPr>
+                <w:sz w:val="18"/>
+              </w:rPr>
+              <w:t xml:space="preserve">Payoff</w:t>
+            </w:r>
+          </w:p>
+        </w:tc>
+      </w:tr>
+      <w:tr>
+        <w:tc>
+          <w:tcPr>
+            <w:tcBorders>
+              <w:top w:val="single" w:sz="4" w:color="C9A88A"/>
+              <w:left w:val="single" w:sz="4" w:color="C9A88A"/>
+              <w:bottom w:val="single" w:sz="4" w:color="C9A88A"/>
+              <w:right w:val="single" w:sz="4" w:color="C9A88A"/>
+            </w:tcBorders>
+          </w:tcPr>
+          <w:p>
+            <w:pPr>
+              <w:pStyle w:val="Compact"/>
+              <w:jc w:val="left"/>
+            </w:pPr>
+            <w:r>
+              <w:rPr>
+                <w:sz w:val="18"/>
+              </w:rPr>
+              <w:t xml:space="preserve">54–58</w:t>
             </w:r>
           </w:p>
         </w:tc>
@@ -11784,7 +13131,7 @@
               <w:rPr>
                 <w:sz w:val="18"/>
               </w:rPr>
-              <w:t xml:space="preserve">Plano cerrado</w:t>
+              <w:t xml:space="preserve">Plano medio</w:t>
             </w:r>
           </w:p>
         </w:tc>
@@ -11831,7 +13178,7 @@
         <w:pStyle w:val="Compact"/>
       </w:pPr>
       <w:r>
-        <w:t xml:space="preserve">Contraste: Francia contra España.</w:t>
+        <w:t xml:space="preserve">Contraste: Francia contra España; Rioja Alavesa contra Ribera del Duero.</w:t>
       </w:r>
     </w:p>
     <w:p>
@@ -11855,7 +13202,22 @@
         <w:pStyle w:val="Compact"/>
       </w:pPr>
       <w:r>
-        <w:t xml:space="preserve">Prueba: paradas reales de la ruta España del Vino (fuente 02).</w:t>
+        <w:t xml:space="preserve">Prueba: paradas reales de la ruta España del Vino (fuente 02). Miguel valida</w:t>
+      </w:r>
+      <w:r>
+        <w:t xml:space="preserve"> </w:t>
+      </w:r>
+      <w:r>
+        <w:t xml:space="preserve">“</w:t>
+      </w:r>
+      <w:r>
+        <w:t xml:space="preserve">altitud y clima extremo</w:t>
+      </w:r>
+      <w:r>
+        <w:t xml:space="preserve">”</w:t>
+      </w:r>
+      <w:r>
+        <w:t xml:space="preserve">.</w:t>
       </w:r>
     </w:p>
     <w:bookmarkEnd w:id="63"/>
@@ -11987,7 +13349,7 @@
         <w:pStyle w:val="BodyText"/>
       </w:pPr>
       <w:r>
-        <w:t xml:space="preserve">La primera: Rioja Alavesa. Villas medievales y montaña.</w:t>
+        <w:t xml:space="preserve">Y no, no son lo mismo aunque las dos hagan tinto.</w:t>
       </w:r>
     </w:p>
     <w:p>
@@ -11995,7 +13357,7 @@
         <w:pStyle w:val="BodyText"/>
       </w:pPr>
       <w:r>
-        <w:t xml:space="preserve">Bodegas familiares al lado de bodegas de autor.</w:t>
+        <w:t xml:space="preserve">La primera es Rioja Alavesa, en el País Vasco.</w:t>
       </w:r>
     </w:p>
     <w:p>
@@ -12003,7 +13365,7 @@
         <w:pStyle w:val="BodyText"/>
       </w:pPr>
       <w:r>
-        <w:t xml:space="preserve">La segunda: Ribera del Duero. Altitud y Castilla.</w:t>
+        <w:t xml:space="preserve">Villas medievales como Laguardia, con viñedo al pie de la montaña.</w:t>
       </w:r>
     </w:p>
     <w:p>
@@ -12011,7 +13373,7 @@
         <w:pStyle w:val="BodyText"/>
       </w:pPr>
       <w:r>
-        <w:t xml:space="preserve">Y un castillo que vigila los viñedos en Peñafiel.</w:t>
+        <w:t xml:space="preserve">Ahí conviven bodegas familiares y bodegas de autor.</w:t>
       </w:r>
     </w:p>
     <w:p>
@@ -12019,6 +13381,30 @@
         <w:pStyle w:val="BodyText"/>
       </w:pPr>
       <w:r>
+        <w:t xml:space="preserve">La segunda es Ribera del Duero, en plena Castilla.</w:t>
+      </w:r>
+    </w:p>
+    <w:p>
+      <w:pPr>
+        <w:pStyle w:val="BodyText"/>
+      </w:pPr>
+      <w:r>
+        <w:t xml:space="preserve">Altitud, clima extremo y otro carácter en la copa.</w:t>
+      </w:r>
+    </w:p>
+    <w:p>
+      <w:pPr>
+        <w:pStyle w:val="BodyText"/>
+      </w:pPr>
+      <w:r>
+        <w:t xml:space="preserve">Y un castillo en Peñafiel que vigila los viñedos.</w:t>
+      </w:r>
+    </w:p>
+    <w:p>
+      <w:pPr>
+        <w:pStyle w:val="BodyText"/>
+      </w:pPr>
+      <w:r>
         <w:t xml:space="preserve">Pero ojo: el error es ir a catar más.</w:t>
       </w:r>
     </w:p>
@@ -12027,6 +13413,14 @@
         <w:pStyle w:val="BodyText"/>
       </w:pPr>
       <w:r>
+        <w:t xml:space="preserve">Cinco bodegas en un día no te enseñan nada.</w:t>
+      </w:r>
+    </w:p>
+    <w:p>
+      <w:pPr>
+        <w:pStyle w:val="BodyText"/>
+      </w:pPr>
+      <w:r>
         <w:t xml:space="preserve">Lo bueno es entender por qué cada vino sabe así.</w:t>
       </w:r>
     </w:p>
@@ -12035,7 +13429,15 @@
         <w:pStyle w:val="BodyText"/>
       </w:pPr>
       <w:r>
-        <w:t xml:space="preserve">Y volver diciendo: esto no lo habría armado así por mi cuenta.</w:t>
+        <w:t xml:space="preserve">Quién lo hace, qué suelo lo explica y con qué se come.</w:t>
+      </w:r>
+    </w:p>
+    <w:p>
+      <w:pPr>
+        <w:pStyle w:val="BodyText"/>
+      </w:pPr>
+      <w:r>
+        <w:t xml:space="preserve">Eso es un viaje de vino. Y lo tienes en España.</w:t>
       </w:r>
     </w:p>
     <w:p>
@@ -12113,7 +13515,19 @@
         <w:pStyle w:val="Compact"/>
       </w:pPr>
       <w:r>
-        <w:t xml:space="preserve">✓ Firma presente</w:t>
+        <w:t xml:space="preserve">✓ Duración 50–60 s (decisión del cliente: hasta 70 s)</w:t>
+      </w:r>
+    </w:p>
+    <w:p>
+      <w:pPr>
+        <w:numPr>
+          <w:ilvl w:val="0"/>
+          <w:numId w:val="1013"/>
+        </w:numPr>
+        <w:pStyle w:val="Compact"/>
+      </w:pPr>
+      <w:r>
+        <w:t xml:space="preserve">✓ Payoff que cumple el hook</w:t>
       </w:r>
     </w:p>
     <w:p>
@@ -12963,22 +14377,7 @@
         <w:pStyle w:val="BlockText"/>
       </w:pPr>
       <w:r>
-        <w:t xml:space="preserve">Dos territorios y dos formas de leer el paisaje. Elegir bien es lo que hace que al volver digas:</w:t>
-      </w:r>
-      <w:r>
-        <w:t xml:space="preserve"> </w:t>
-      </w:r>
-      <w:r>
-        <w:t xml:space="preserve">“</w:t>
-      </w:r>
-      <w:r>
-        <w:t xml:space="preserve">esto no lo habría armado así por mi cuenta</w:t>
-      </w:r>
-      <w:r>
-        <w:t xml:space="preserve">”</w:t>
-      </w:r>
-      <w:r>
-        <w:t xml:space="preserve">.</w:t>
+        <w:t xml:space="preserve">Dos territorios y dos formas de leer el paisaje. Elegir bien entre los dos es lo que cambia el viaje.</w:t>
       </w:r>
     </w:p>
     <w:p>
@@ -13889,22 +15288,7 @@
         <w:pStyle w:val="BlockText"/>
       </w:pPr>
       <w:r>
-        <w:t xml:space="preserve">Él ama el vino, ella la historia. Tres bases en lugar de seis hoteles, y una ciudad menos para ganar tiempo. El tipo de viaje del que dices:</w:t>
-      </w:r>
-      <w:r>
-        <w:t xml:space="preserve"> </w:t>
-      </w:r>
-      <w:r>
-        <w:t xml:space="preserve">“</w:t>
-      </w:r>
-      <w:r>
-        <w:t xml:space="preserve">esto no lo habría armado así por mi cuenta</w:t>
-      </w:r>
-      <w:r>
-        <w:t xml:space="preserve">”</w:t>
-      </w:r>
-      <w:r>
-        <w:t xml:space="preserve">.</w:t>
+        <w:t xml:space="preserve">Él ama el vino, ella la historia. Tres bases en lugar de seis hoteles, y una ciudad menos para ganar tiempo. Diseñar también es decidir qué no va.</w:t>
       </w:r>
     </w:p>
     <w:p>
@@ -14119,7 +15503,7 @@
         <w:t xml:space="preserve"> </w:t>
       </w:r>
       <w:r>
-        <w:t xml:space="preserve">37 s ·</w:t>
+        <w:t xml:space="preserve">60 s ·</w:t>
       </w:r>
       <w:r>
         <w:t xml:space="preserve"> </w:t>
@@ -14217,7 +15601,7 @@
         <w:t xml:space="preserve"> </w:t>
       </w:r>
       <w:r>
-        <w:t xml:space="preserve">Cámara real: Miguel a cámara, con ritmo más pausado. 1 inserto: foto de Peñafiel (seg. 17–21). Subtítulos.</w:t>
+        <w:t xml:space="preserve">Cámara real: Miguel a cámara, con ritmo más pausado. 1 inserto: foto de Peñafiel (seg. 25–29). Subtítulos.</w:t>
       </w:r>
     </w:p>
     <w:p>
@@ -15144,7 +16528,7 @@
               <w:rPr>
                 <w:sz w:val="18"/>
               </w:rPr>
-              <w:t xml:space="preserve">Se llama España Castellana. Castillos, fogones y silencio.</w:t>
+              <w:t xml:space="preserve">Se llama España Castellana: castillos, fogones y silencio.</w:t>
             </w:r>
           </w:p>
         </w:tc>
@@ -15234,7 +16618,7 @@
               <w:rPr>
                 <w:sz w:val="18"/>
               </w:rPr>
-              <w:t xml:space="preserve">En Segovia la historia no está en un museo.</w:t>
+              <w:t xml:space="preserve">Empieza en Segovia, donde la historia no está en un museo.</w:t>
             </w:r>
           </w:p>
         </w:tc>
@@ -15317,7 +16701,7 @@
               <w:rPr>
                 <w:sz w:val="18"/>
               </w:rPr>
-              <w:t xml:space="preserve">Está en la calle, y la caminas tú.</w:t>
+              <w:t xml:space="preserve">Está en la calle, bajo un acueducto romano que sigue en pie.</w:t>
             </w:r>
           </w:p>
         </w:tc>
@@ -15407,52 +16791,45 @@
               <w:rPr>
                 <w:sz w:val="18"/>
               </w:rPr>
-              <w:t xml:space="preserve">En Peñafiel, castillo y viñedo cuentan la misma historia.</w:t>
-            </w:r>
-          </w:p>
-        </w:tc>
-        <w:tc>
-          <w:tcPr>
-            <w:tcBorders>
-              <w:top w:val="single" w:sz="4" w:color="C9A88A"/>
-              <w:left w:val="single" w:sz="4" w:color="C9A88A"/>
-              <w:bottom w:val="single" w:sz="4" w:color="C9A88A"/>
-              <w:right w:val="single" w:sz="4" w:color="C9A88A"/>
-            </w:tcBorders>
-          </w:tcPr>
-          <w:p>
-            <w:pPr>
-              <w:pStyle w:val="Compact"/>
-              <w:jc w:val="left"/>
-            </w:pPr>
-            <w:r>
-              <w:rPr>
-                <w:sz w:val="18"/>
-              </w:rPr>
-              <w:t xml:space="preserve">Inserto: foto de Peñafiel</w:t>
-            </w:r>
-          </w:p>
-        </w:tc>
-        <w:tc>
-          <w:tcPr>
-            <w:tcBorders>
-              <w:top w:val="single" w:sz="4" w:color="C9A88A"/>
-              <w:left w:val="single" w:sz="4" w:color="C9A88A"/>
-              <w:bottom w:val="single" w:sz="4" w:color="C9A88A"/>
-              <w:right w:val="single" w:sz="4" w:color="C9A88A"/>
-            </w:tcBorders>
-          </w:tcPr>
-          <w:p>
-            <w:pPr>
-              <w:pStyle w:val="Compact"/>
-              <w:jc w:val="left"/>
-            </w:pPr>
-            <w:r>
-              <w:rPr>
-                <w:sz w:val="18"/>
-              </w:rPr>
-              <w:t xml:space="preserve">Prueba</w:t>
-            </w:r>
+              <w:t xml:space="preserve">Después Pedraza, una villa amurallada que se vive despacio.</w:t>
+            </w:r>
+          </w:p>
+        </w:tc>
+        <w:tc>
+          <w:tcPr>
+            <w:tcBorders>
+              <w:top w:val="single" w:sz="4" w:color="C9A88A"/>
+              <w:left w:val="single" w:sz="4" w:color="C9A88A"/>
+              <w:bottom w:val="single" w:sz="4" w:color="C9A88A"/>
+              <w:right w:val="single" w:sz="4" w:color="C9A88A"/>
+            </w:tcBorders>
+          </w:tcPr>
+          <w:p>
+            <w:pPr>
+              <w:pStyle w:val="Compact"/>
+              <w:jc w:val="left"/>
+            </w:pPr>
+            <w:r>
+              <w:rPr>
+                <w:sz w:val="18"/>
+              </w:rPr>
+              <w:t xml:space="preserve">Plano medio</w:t>
+            </w:r>
+          </w:p>
+        </w:tc>
+        <w:tc>
+          <w:tcPr>
+            <w:tcBorders>
+              <w:top w:val="single" w:sz="4" w:color="C9A88A"/>
+              <w:left w:val="single" w:sz="4" w:color="C9A88A"/>
+              <w:bottom w:val="single" w:sz="4" w:color="C9A88A"/>
+              <w:right w:val="single" w:sz="4" w:color="C9A88A"/>
+            </w:tcBorders>
+          </w:tcPr>
+          <w:p>
+            <w:pPr>
+              <w:pStyle w:val="Compact"/>
+            </w:pPr>
           </w:p>
         </w:tc>
       </w:tr>
@@ -15497,51 +16874,51 @@
               <w:rPr>
                 <w:sz w:val="18"/>
               </w:rPr>
-              <w:t xml:space="preserve">Y Pedraza no se corre. Se vive despacio.</w:t>
-            </w:r>
-          </w:p>
-        </w:tc>
-        <w:tc>
-          <w:tcPr>
-            <w:tcBorders>
-              <w:top w:val="single" w:sz="4" w:color="C9A88A"/>
-              <w:left w:val="single" w:sz="4" w:color="C9A88A"/>
-              <w:bottom w:val="single" w:sz="4" w:color="C9A88A"/>
-              <w:right w:val="single" w:sz="4" w:color="C9A88A"/>
-            </w:tcBorders>
-          </w:tcPr>
-          <w:p>
-            <w:pPr>
-              <w:pStyle w:val="Compact"/>
-              <w:jc w:val="left"/>
-            </w:pPr>
-            <w:r>
-              <w:rPr>
-                <w:sz w:val="18"/>
-              </w:rPr>
-              <w:t xml:space="preserve">Plano medio</w:t>
-            </w:r>
-          </w:p>
-        </w:tc>
-        <w:tc>
-          <w:tcPr>
-            <w:tcBorders>
-              <w:top w:val="single" w:sz="4" w:color="C9A88A"/>
-              <w:left w:val="single" w:sz="4" w:color="C9A88A"/>
-              <w:bottom w:val="single" w:sz="4" w:color="C9A88A"/>
-              <w:right w:val="single" w:sz="4" w:color="C9A88A"/>
-            </w:tcBorders>
-          </w:tcPr>
-          <w:p>
-            <w:pPr>
-              <w:pStyle w:val="Compact"/>
-              <w:jc w:val="left"/>
-            </w:pPr>
-            <w:r>
-              <w:rPr>
-                <w:sz w:val="18"/>
-              </w:rPr>
-              <w:t xml:space="preserve">Opinión contraria</w:t>
+              <w:t xml:space="preserve">Ahí no se corre. Se camina, se come y se queda uno.</w:t>
+            </w:r>
+          </w:p>
+        </w:tc>
+        <w:tc>
+          <w:tcPr>
+            <w:tcBorders>
+              <w:top w:val="single" w:sz="4" w:color="C9A88A"/>
+              <w:left w:val="single" w:sz="4" w:color="C9A88A"/>
+              <w:bottom w:val="single" w:sz="4" w:color="C9A88A"/>
+              <w:right w:val="single" w:sz="4" w:color="C9A88A"/>
+            </w:tcBorders>
+          </w:tcPr>
+          <w:p>
+            <w:pPr>
+              <w:pStyle w:val="Compact"/>
+              <w:jc w:val="left"/>
+            </w:pPr>
+            <w:r>
+              <w:rPr>
+                <w:sz w:val="18"/>
+              </w:rPr>
+              <w:t xml:space="preserve">Plano cerrado</w:t>
+            </w:r>
+          </w:p>
+        </w:tc>
+        <w:tc>
+          <w:tcPr>
+            <w:tcBorders>
+              <w:top w:val="single" w:sz="4" w:color="C9A88A"/>
+              <w:left w:val="single" w:sz="4" w:color="C9A88A"/>
+              <w:bottom w:val="single" w:sz="4" w:color="C9A88A"/>
+              <w:right w:val="single" w:sz="4" w:color="C9A88A"/>
+            </w:tcBorders>
+          </w:tcPr>
+          <w:p>
+            <w:pPr>
+              <w:pStyle w:val="Compact"/>
+              <w:jc w:val="left"/>
+            </w:pPr>
+            <w:r>
+              <w:rPr>
+                <w:sz w:val="18"/>
+              </w:rPr>
+              <w:t xml:space="preserve">Re-hook · opinión</w:t>
             </w:r>
           </w:p>
         </w:tc>
@@ -15587,51 +16964,51 @@
               <w:rPr>
                 <w:sz w:val="18"/>
               </w:rPr>
-              <w:t xml:space="preserve">Burgos y Palencia cierran con catedrales y románico.</w:t>
-            </w:r>
-          </w:p>
-        </w:tc>
-        <w:tc>
-          <w:tcPr>
-            <w:tcBorders>
-              <w:top w:val="single" w:sz="4" w:color="C9A88A"/>
-              <w:left w:val="single" w:sz="4" w:color="C9A88A"/>
-              <w:bottom w:val="single" w:sz="4" w:color="C9A88A"/>
-              <w:right w:val="single" w:sz="4" w:color="C9A88A"/>
-            </w:tcBorders>
-          </w:tcPr>
-          <w:p>
-            <w:pPr>
-              <w:pStyle w:val="Compact"/>
-              <w:jc w:val="left"/>
-            </w:pPr>
-            <w:r>
-              <w:rPr>
-                <w:sz w:val="18"/>
-              </w:rPr>
-              <w:t xml:space="preserve">Plano cerrado</w:t>
-            </w:r>
-          </w:p>
-        </w:tc>
-        <w:tc>
-          <w:tcPr>
-            <w:tcBorders>
-              <w:top w:val="single" w:sz="4" w:color="C9A88A"/>
-              <w:left w:val="single" w:sz="4" w:color="C9A88A"/>
-              <w:bottom w:val="single" w:sz="4" w:color="C9A88A"/>
-              <w:right w:val="single" w:sz="4" w:color="C9A88A"/>
-            </w:tcBorders>
-          </w:tcPr>
-          <w:p>
-            <w:pPr>
-              <w:pStyle w:val="Compact"/>
-              <w:jc w:val="left"/>
-            </w:pPr>
-            <w:r>
-              <w:rPr>
-                <w:sz w:val="18"/>
-              </w:rPr>
-              <w:t xml:space="preserve">Re-hook</w:t>
+              <w:t xml:space="preserve">En Peñafiel, castillo y viñedo cuentan la misma historia.</w:t>
+            </w:r>
+          </w:p>
+        </w:tc>
+        <w:tc>
+          <w:tcPr>
+            <w:tcBorders>
+              <w:top w:val="single" w:sz="4" w:color="C9A88A"/>
+              <w:left w:val="single" w:sz="4" w:color="C9A88A"/>
+              <w:bottom w:val="single" w:sz="4" w:color="C9A88A"/>
+              <w:right w:val="single" w:sz="4" w:color="C9A88A"/>
+            </w:tcBorders>
+          </w:tcPr>
+          <w:p>
+            <w:pPr>
+              <w:pStyle w:val="Compact"/>
+              <w:jc w:val="left"/>
+            </w:pPr>
+            <w:r>
+              <w:rPr>
+                <w:sz w:val="18"/>
+              </w:rPr>
+              <w:t xml:space="preserve">Inserto: foto de Peñafiel</w:t>
+            </w:r>
+          </w:p>
+        </w:tc>
+        <w:tc>
+          <w:tcPr>
+            <w:tcBorders>
+              <w:top w:val="single" w:sz="4" w:color="C9A88A"/>
+              <w:left w:val="single" w:sz="4" w:color="C9A88A"/>
+              <w:bottom w:val="single" w:sz="4" w:color="C9A88A"/>
+              <w:right w:val="single" w:sz="4" w:color="C9A88A"/>
+            </w:tcBorders>
+          </w:tcPr>
+          <w:p>
+            <w:pPr>
+              <w:pStyle w:val="Compact"/>
+              <w:jc w:val="left"/>
+            </w:pPr>
+            <w:r>
+              <w:rPr>
+                <w:sz w:val="18"/>
+              </w:rPr>
+              <w:t xml:space="preserve">Prueba</w:t>
             </w:r>
           </w:p>
         </w:tc>
@@ -15655,29 +17032,29 @@
               <w:rPr>
                 <w:sz w:val="18"/>
               </w:rPr>
-              <w:t xml:space="preserve">29–34</w:t>
-            </w:r>
-          </w:p>
-        </w:tc>
-        <w:tc>
-          <w:tcPr>
-            <w:tcBorders>
-              <w:top w:val="single" w:sz="4" w:color="C9A88A"/>
-              <w:left w:val="single" w:sz="4" w:color="C9A88A"/>
-              <w:bottom w:val="single" w:sz="4" w:color="C9A88A"/>
-              <w:right w:val="single" w:sz="4" w:color="C9A88A"/>
-            </w:tcBorders>
-          </w:tcPr>
-          <w:p>
-            <w:pPr>
-              <w:pStyle w:val="Compact"/>
-              <w:jc w:val="left"/>
-            </w:pPr>
-            <w:r>
-              <w:rPr>
-                <w:sz w:val="18"/>
-              </w:rPr>
-              <w:t xml:space="preserve">Y vuelves diciendo: esto no lo habría armado así por mi cuenta.</w:t>
+              <w:t xml:space="preserve">29–33</w:t>
+            </w:r>
+          </w:p>
+        </w:tc>
+        <w:tc>
+          <w:tcPr>
+            <w:tcBorders>
+              <w:top w:val="single" w:sz="4" w:color="C9A88A"/>
+              <w:left w:val="single" w:sz="4" w:color="C9A88A"/>
+              <w:bottom w:val="single" w:sz="4" w:color="C9A88A"/>
+              <w:right w:val="single" w:sz="4" w:color="C9A88A"/>
+            </w:tcBorders>
+          </w:tcPr>
+          <w:p>
+            <w:pPr>
+              <w:pStyle w:val="Compact"/>
+              <w:jc w:val="left"/>
+            </w:pPr>
+            <w:r>
+              <w:rPr>
+                <w:sz w:val="18"/>
+              </w:rPr>
+              <w:t xml:space="preserve">Ahí entiendes por qué Castilla también es tierra de vino.</w:t>
             </w:r>
           </w:p>
         </w:tc>
@@ -15715,14 +17092,7 @@
           <w:p>
             <w:pPr>
               <w:pStyle w:val="Compact"/>
-              <w:jc w:val="left"/>
-            </w:pPr>
-            <w:r>
-              <w:rPr>
-                <w:sz w:val="18"/>
-              </w:rPr>
-              <w:t xml:space="preserve">Payoff + firma</w:t>
-            </w:r>
+            </w:pPr>
           </w:p>
         </w:tc>
       </w:tr>
@@ -15745,29 +17115,29 @@
               <w:rPr>
                 <w:sz w:val="18"/>
               </w:rPr>
-              <w:t xml:space="preserve">34–37</w:t>
-            </w:r>
-          </w:p>
-        </w:tc>
-        <w:tc>
-          <w:tcPr>
-            <w:tcBorders>
-              <w:top w:val="single" w:sz="4" w:color="C9A88A"/>
-              <w:left w:val="single" w:sz="4" w:color="C9A88A"/>
-              <w:bottom w:val="single" w:sz="4" w:color="C9A88A"/>
-              <w:right w:val="single" w:sz="4" w:color="C9A88A"/>
-            </w:tcBorders>
-          </w:tcPr>
-          <w:p>
-            <w:pPr>
-              <w:pStyle w:val="Compact"/>
-              <w:jc w:val="left"/>
-            </w:pPr>
-            <w:r>
-              <w:rPr>
-                <w:sz w:val="18"/>
-              </w:rPr>
-              <w:t xml:space="preserve">Comenta RUTA y te digo cuál es tu historia.</w:t>
+              <w:t xml:space="preserve">33–37</w:t>
+            </w:r>
+          </w:p>
+        </w:tc>
+        <w:tc>
+          <w:tcPr>
+            <w:tcBorders>
+              <w:top w:val="single" w:sz="4" w:color="C9A88A"/>
+              <w:left w:val="single" w:sz="4" w:color="C9A88A"/>
+              <w:bottom w:val="single" w:sz="4" w:color="C9A88A"/>
+              <w:right w:val="single" w:sz="4" w:color="C9A88A"/>
+            </w:tcBorders>
+          </w:tcPr>
+          <w:p>
+            <w:pPr>
+              <w:pStyle w:val="Compact"/>
+              <w:jc w:val="left"/>
+            </w:pPr>
+            <w:r>
+              <w:rPr>
+                <w:sz w:val="18"/>
+              </w:rPr>
+              <w:t xml:space="preserve">Burgos te recibe con una catedral que se queda contigo.</w:t>
             </w:r>
           </w:p>
         </w:tc>
@@ -15811,37 +17181,443 @@
               <w:rPr>
                 <w:sz w:val="18"/>
               </w:rPr>
-              <w:t xml:space="preserve">CTA + loop (regresa a</w:t>
-            </w:r>
-            <w:r>
-              <w:rPr>
-                <w:sz w:val="18"/>
-              </w:rPr>
-              <w:t xml:space="preserve"> </w:t>
-            </w:r>
-            <w:r>
-              <w:rPr>
-                <w:sz w:val="18"/>
-              </w:rPr>
-              <w:t xml:space="preserve">“</w:t>
-            </w:r>
-            <w:r>
-              <w:rPr>
-                <w:sz w:val="18"/>
-              </w:rPr>
-              <w:t xml:space="preserve">historia</w:t>
-            </w:r>
-            <w:r>
-              <w:rPr>
-                <w:sz w:val="18"/>
-              </w:rPr>
-              <w:t xml:space="preserve">”</w:t>
-            </w:r>
-            <w:r>
-              <w:rPr>
-                <w:sz w:val="18"/>
-              </w:rPr>
-              <w:t xml:space="preserve">)</w:t>
+              <w:t xml:space="preserve">Re-hook</w:t>
+            </w:r>
+          </w:p>
+        </w:tc>
+      </w:tr>
+      <w:tr>
+        <w:tc>
+          <w:tcPr>
+            <w:tcBorders>
+              <w:top w:val="single" w:sz="4" w:color="C9A88A"/>
+              <w:left w:val="single" w:sz="4" w:color="C9A88A"/>
+              <w:bottom w:val="single" w:sz="4" w:color="C9A88A"/>
+              <w:right w:val="single" w:sz="4" w:color="C9A88A"/>
+            </w:tcBorders>
+          </w:tcPr>
+          <w:p>
+            <w:pPr>
+              <w:pStyle w:val="Compact"/>
+              <w:jc w:val="left"/>
+            </w:pPr>
+            <w:r>
+              <w:rPr>
+                <w:sz w:val="18"/>
+              </w:rPr>
+              <w:t xml:space="preserve">37–41</w:t>
+            </w:r>
+          </w:p>
+        </w:tc>
+        <w:tc>
+          <w:tcPr>
+            <w:tcBorders>
+              <w:top w:val="single" w:sz="4" w:color="C9A88A"/>
+              <w:left w:val="single" w:sz="4" w:color="C9A88A"/>
+              <w:bottom w:val="single" w:sz="4" w:color="C9A88A"/>
+              <w:right w:val="single" w:sz="4" w:color="C9A88A"/>
+            </w:tcBorders>
+          </w:tcPr>
+          <w:p>
+            <w:pPr>
+              <w:pStyle w:val="Compact"/>
+              <w:jc w:val="left"/>
+            </w:pPr>
+            <w:r>
+              <w:rPr>
+                <w:sz w:val="18"/>
+              </w:rPr>
+              <w:t xml:space="preserve">Y Palencia cierra con monasterios, románico y paisaje rural.</w:t>
+            </w:r>
+          </w:p>
+        </w:tc>
+        <w:tc>
+          <w:tcPr>
+            <w:tcBorders>
+              <w:top w:val="single" w:sz="4" w:color="C9A88A"/>
+              <w:left w:val="single" w:sz="4" w:color="C9A88A"/>
+              <w:bottom w:val="single" w:sz="4" w:color="C9A88A"/>
+              <w:right w:val="single" w:sz="4" w:color="C9A88A"/>
+            </w:tcBorders>
+          </w:tcPr>
+          <w:p>
+            <w:pPr>
+              <w:pStyle w:val="Compact"/>
+              <w:jc w:val="left"/>
+            </w:pPr>
+            <w:r>
+              <w:rPr>
+                <w:sz w:val="18"/>
+              </w:rPr>
+              <w:t xml:space="preserve">Plano medio</w:t>
+            </w:r>
+          </w:p>
+        </w:tc>
+        <w:tc>
+          <w:tcPr>
+            <w:tcBorders>
+              <w:top w:val="single" w:sz="4" w:color="C9A88A"/>
+              <w:left w:val="single" w:sz="4" w:color="C9A88A"/>
+              <w:bottom w:val="single" w:sz="4" w:color="C9A88A"/>
+              <w:right w:val="single" w:sz="4" w:color="C9A88A"/>
+            </w:tcBorders>
+          </w:tcPr>
+          <w:p>
+            <w:pPr>
+              <w:pStyle w:val="Compact"/>
+            </w:pPr>
+          </w:p>
+        </w:tc>
+      </w:tr>
+      <w:tr>
+        <w:tc>
+          <w:tcPr>
+            <w:tcBorders>
+              <w:top w:val="single" w:sz="4" w:color="C9A88A"/>
+              <w:left w:val="single" w:sz="4" w:color="C9A88A"/>
+              <w:bottom w:val="single" w:sz="4" w:color="C9A88A"/>
+              <w:right w:val="single" w:sz="4" w:color="C9A88A"/>
+            </w:tcBorders>
+          </w:tcPr>
+          <w:p>
+            <w:pPr>
+              <w:pStyle w:val="Compact"/>
+              <w:jc w:val="left"/>
+            </w:pPr>
+            <w:r>
+              <w:rPr>
+                <w:sz w:val="18"/>
+              </w:rPr>
+              <w:t xml:space="preserve">41–45</w:t>
+            </w:r>
+          </w:p>
+        </w:tc>
+        <w:tc>
+          <w:tcPr>
+            <w:tcBorders>
+              <w:top w:val="single" w:sz="4" w:color="C9A88A"/>
+              <w:left w:val="single" w:sz="4" w:color="C9A88A"/>
+              <w:bottom w:val="single" w:sz="4" w:color="C9A88A"/>
+              <w:right w:val="single" w:sz="4" w:color="C9A88A"/>
+            </w:tcBorders>
+          </w:tcPr>
+          <w:p>
+            <w:pPr>
+              <w:pStyle w:val="Compact"/>
+              <w:jc w:val="left"/>
+            </w:pPr>
+            <w:r>
+              <w:rPr>
+                <w:sz w:val="18"/>
+              </w:rPr>
+              <w:t xml:space="preserve">Entre parada y parada, mesa larga y horno de leña.</w:t>
+            </w:r>
+          </w:p>
+        </w:tc>
+        <w:tc>
+          <w:tcPr>
+            <w:tcBorders>
+              <w:top w:val="single" w:sz="4" w:color="C9A88A"/>
+              <w:left w:val="single" w:sz="4" w:color="C9A88A"/>
+              <w:bottom w:val="single" w:sz="4" w:color="C9A88A"/>
+              <w:right w:val="single" w:sz="4" w:color="C9A88A"/>
+            </w:tcBorders>
+          </w:tcPr>
+          <w:p>
+            <w:pPr>
+              <w:pStyle w:val="Compact"/>
+              <w:jc w:val="left"/>
+            </w:pPr>
+            <w:r>
+              <w:rPr>
+                <w:sz w:val="18"/>
+              </w:rPr>
+              <w:t xml:space="preserve">Plano cerrado</w:t>
+            </w:r>
+          </w:p>
+        </w:tc>
+        <w:tc>
+          <w:tcPr>
+            <w:tcBorders>
+              <w:top w:val="single" w:sz="4" w:color="C9A88A"/>
+              <w:left w:val="single" w:sz="4" w:color="C9A88A"/>
+              <w:bottom w:val="single" w:sz="4" w:color="C9A88A"/>
+              <w:right w:val="single" w:sz="4" w:color="C9A88A"/>
+            </w:tcBorders>
+          </w:tcPr>
+          <w:p>
+            <w:pPr>
+              <w:pStyle w:val="Compact"/>
+              <w:jc w:val="left"/>
+            </w:pPr>
+            <w:r>
+              <w:rPr>
+                <w:sz w:val="18"/>
+              </w:rPr>
+              <w:t xml:space="preserve">Re-hook</w:t>
+            </w:r>
+          </w:p>
+        </w:tc>
+      </w:tr>
+      <w:tr>
+        <w:tc>
+          <w:tcPr>
+            <w:tcBorders>
+              <w:top w:val="single" w:sz="4" w:color="C9A88A"/>
+              <w:left w:val="single" w:sz="4" w:color="C9A88A"/>
+              <w:bottom w:val="single" w:sz="4" w:color="C9A88A"/>
+              <w:right w:val="single" w:sz="4" w:color="C9A88A"/>
+            </w:tcBorders>
+          </w:tcPr>
+          <w:p>
+            <w:pPr>
+              <w:pStyle w:val="Compact"/>
+              <w:jc w:val="left"/>
+            </w:pPr>
+            <w:r>
+              <w:rPr>
+                <w:sz w:val="18"/>
+              </w:rPr>
+              <w:t xml:space="preserve">45–49</w:t>
+            </w:r>
+          </w:p>
+        </w:tc>
+        <w:tc>
+          <w:tcPr>
+            <w:tcBorders>
+              <w:top w:val="single" w:sz="4" w:color="C9A88A"/>
+              <w:left w:val="single" w:sz="4" w:color="C9A88A"/>
+              <w:bottom w:val="single" w:sz="4" w:color="C9A88A"/>
+              <w:right w:val="single" w:sz="4" w:color="C9A88A"/>
+            </w:tcBorders>
+          </w:tcPr>
+          <w:p>
+            <w:pPr>
+              <w:pStyle w:val="Compact"/>
+              <w:jc w:val="left"/>
+            </w:pPr>
+            <w:r>
+              <w:rPr>
+                <w:sz w:val="18"/>
+              </w:rPr>
+              <w:t xml:space="preserve">Porque en Castilla la comida también es historia.</w:t>
+            </w:r>
+          </w:p>
+        </w:tc>
+        <w:tc>
+          <w:tcPr>
+            <w:tcBorders>
+              <w:top w:val="single" w:sz="4" w:color="C9A88A"/>
+              <w:left w:val="single" w:sz="4" w:color="C9A88A"/>
+              <w:bottom w:val="single" w:sz="4" w:color="C9A88A"/>
+              <w:right w:val="single" w:sz="4" w:color="C9A88A"/>
+            </w:tcBorders>
+          </w:tcPr>
+          <w:p>
+            <w:pPr>
+              <w:pStyle w:val="Compact"/>
+              <w:jc w:val="left"/>
+            </w:pPr>
+            <w:r>
+              <w:rPr>
+                <w:sz w:val="18"/>
+              </w:rPr>
+              <w:t xml:space="preserve">Plano medio</w:t>
+            </w:r>
+          </w:p>
+        </w:tc>
+        <w:tc>
+          <w:tcPr>
+            <w:tcBorders>
+              <w:top w:val="single" w:sz="4" w:color="C9A88A"/>
+              <w:left w:val="single" w:sz="4" w:color="C9A88A"/>
+              <w:bottom w:val="single" w:sz="4" w:color="C9A88A"/>
+              <w:right w:val="single" w:sz="4" w:color="C9A88A"/>
+            </w:tcBorders>
+          </w:tcPr>
+          <w:p>
+            <w:pPr>
+              <w:pStyle w:val="Compact"/>
+            </w:pPr>
+          </w:p>
+        </w:tc>
+      </w:tr>
+      <w:tr>
+        <w:tc>
+          <w:tcPr>
+            <w:tcBorders>
+              <w:top w:val="single" w:sz="4" w:color="C9A88A"/>
+              <w:left w:val="single" w:sz="4" w:color="C9A88A"/>
+              <w:bottom w:val="single" w:sz="4" w:color="C9A88A"/>
+              <w:right w:val="single" w:sz="4" w:color="C9A88A"/>
+            </w:tcBorders>
+          </w:tcPr>
+          <w:p>
+            <w:pPr>
+              <w:pStyle w:val="Compact"/>
+              <w:jc w:val="left"/>
+            </w:pPr>
+            <w:r>
+              <w:rPr>
+                <w:sz w:val="18"/>
+              </w:rPr>
+              <w:t xml:space="preserve">49–54</w:t>
+            </w:r>
+          </w:p>
+        </w:tc>
+        <w:tc>
+          <w:tcPr>
+            <w:tcBorders>
+              <w:top w:val="single" w:sz="4" w:color="C9A88A"/>
+              <w:left w:val="single" w:sz="4" w:color="C9A88A"/>
+              <w:bottom w:val="single" w:sz="4" w:color="C9A88A"/>
+              <w:right w:val="single" w:sz="4" w:color="C9A88A"/>
+            </w:tcBorders>
+          </w:tcPr>
+          <w:p>
+            <w:pPr>
+              <w:pStyle w:val="Compact"/>
+              <w:jc w:val="left"/>
+            </w:pPr>
+            <w:r>
+              <w:rPr>
+                <w:sz w:val="18"/>
+              </w:rPr>
+              <w:t xml:space="preserve">Es un viaje para entender, no para coleccionar fotos.</w:t>
+            </w:r>
+          </w:p>
+        </w:tc>
+        <w:tc>
+          <w:tcPr>
+            <w:tcBorders>
+              <w:top w:val="single" w:sz="4" w:color="C9A88A"/>
+              <w:left w:val="single" w:sz="4" w:color="C9A88A"/>
+              <w:bottom w:val="single" w:sz="4" w:color="C9A88A"/>
+              <w:right w:val="single" w:sz="4" w:color="C9A88A"/>
+            </w:tcBorders>
+          </w:tcPr>
+          <w:p>
+            <w:pPr>
+              <w:pStyle w:val="Compact"/>
+              <w:jc w:val="left"/>
+            </w:pPr>
+            <w:r>
+              <w:rPr>
+                <w:sz w:val="18"/>
+              </w:rPr>
+              <w:t xml:space="preserve">Plano cerrado</w:t>
+            </w:r>
+          </w:p>
+        </w:tc>
+        <w:tc>
+          <w:tcPr>
+            <w:tcBorders>
+              <w:top w:val="single" w:sz="4" w:color="C9A88A"/>
+              <w:left w:val="single" w:sz="4" w:color="C9A88A"/>
+              <w:bottom w:val="single" w:sz="4" w:color="C9A88A"/>
+              <w:right w:val="single" w:sz="4" w:color="C9A88A"/>
+            </w:tcBorders>
+          </w:tcPr>
+          <w:p>
+            <w:pPr>
+              <w:pStyle w:val="Compact"/>
+              <w:jc w:val="left"/>
+            </w:pPr>
+            <w:r>
+              <w:rPr>
+                <w:sz w:val="18"/>
+              </w:rPr>
+              <w:t xml:space="preserve">Payoff (cumple el hook)</w:t>
+            </w:r>
+          </w:p>
+        </w:tc>
+      </w:tr>
+      <w:tr>
+        <w:tc>
+          <w:tcPr>
+            <w:tcBorders>
+              <w:top w:val="single" w:sz="4" w:color="C9A88A"/>
+              <w:left w:val="single" w:sz="4" w:color="C9A88A"/>
+              <w:bottom w:val="single" w:sz="4" w:color="C9A88A"/>
+              <w:right w:val="single" w:sz="4" w:color="C9A88A"/>
+            </w:tcBorders>
+          </w:tcPr>
+          <w:p>
+            <w:pPr>
+              <w:pStyle w:val="Compact"/>
+              <w:jc w:val="left"/>
+            </w:pPr>
+            <w:r>
+              <w:rPr>
+                <w:sz w:val="18"/>
+              </w:rPr>
+              <w:t xml:space="preserve">54–60</w:t>
+            </w:r>
+          </w:p>
+        </w:tc>
+        <w:tc>
+          <w:tcPr>
+            <w:tcBorders>
+              <w:top w:val="single" w:sz="4" w:color="C9A88A"/>
+              <w:left w:val="single" w:sz="4" w:color="C9A88A"/>
+              <w:bottom w:val="single" w:sz="4" w:color="C9A88A"/>
+              <w:right w:val="single" w:sz="4" w:color="C9A88A"/>
+            </w:tcBorders>
+          </w:tcPr>
+          <w:p>
+            <w:pPr>
+              <w:pStyle w:val="Compact"/>
+              <w:jc w:val="left"/>
+            </w:pPr>
+            <w:r>
+              <w:rPr>
+                <w:sz w:val="18"/>
+              </w:rPr>
+              <w:t xml:space="preserve">¿No sabes si es tu ruta? Comenta RUTA. Te mando el test y sabes cuál es tu historia.</w:t>
+            </w:r>
+          </w:p>
+        </w:tc>
+        <w:tc>
+          <w:tcPr>
+            <w:tcBorders>
+              <w:top w:val="single" w:sz="4" w:color="C9A88A"/>
+              <w:left w:val="single" w:sz="4" w:color="C9A88A"/>
+              <w:bottom w:val="single" w:sz="4" w:color="C9A88A"/>
+              <w:right w:val="single" w:sz="4" w:color="C9A88A"/>
+            </w:tcBorders>
+          </w:tcPr>
+          <w:p>
+            <w:pPr>
+              <w:pStyle w:val="Compact"/>
+              <w:jc w:val="left"/>
+            </w:pPr>
+            <w:r>
+              <w:rPr>
+                <w:sz w:val="18"/>
+              </w:rPr>
+              <w:t xml:space="preserve">Plano medio</w:t>
+            </w:r>
+          </w:p>
+        </w:tc>
+        <w:tc>
+          <w:tcPr>
+            <w:tcBorders>
+              <w:top w:val="single" w:sz="4" w:color="C9A88A"/>
+              <w:left w:val="single" w:sz="4" w:color="C9A88A"/>
+              <w:bottom w:val="single" w:sz="4" w:color="C9A88A"/>
+              <w:right w:val="single" w:sz="4" w:color="C9A88A"/>
+            </w:tcBorders>
+          </w:tcPr>
+          <w:p>
+            <w:pPr>
+              <w:pStyle w:val="Compact"/>
+              <w:jc w:val="left"/>
+            </w:pPr>
+            <w:r>
+              <w:rPr>
+                <w:sz w:val="18"/>
+              </w:rPr>
+              <w:t xml:space="preserve">CTA + loop</w:t>
             </w:r>
           </w:p>
         </w:tc>
@@ -15878,7 +17654,22 @@
         <w:pStyle w:val="Compact"/>
       </w:pPr>
       <w:r>
-        <w:t xml:space="preserve">Opinión: Pedraza no se corre.</w:t>
+        <w:t xml:space="preserve">Opinión:</w:t>
+      </w:r>
+      <w:r>
+        <w:t xml:space="preserve"> </w:t>
+      </w:r>
+      <w:r>
+        <w:t xml:space="preserve">“</w:t>
+      </w:r>
+      <w:r>
+        <w:t xml:space="preserve">ahí no se corre</w:t>
+      </w:r>
+      <w:r>
+        <w:t xml:space="preserve">”</w:t>
+      </w:r>
+      <w:r>
+        <w:t xml:space="preserve">.</w:t>
       </w:r>
     </w:p>
     <w:p>
@@ -15890,7 +17681,7 @@
         <w:pStyle w:val="Compact"/>
       </w:pPr>
       <w:r>
-        <w:t xml:space="preserve">Prueba: paradas reales de la ruta (fuente 02).</w:t>
+        <w:t xml:space="preserve">Prueba: paradas reales de la ruta (fuente 02): Segovia, Pedraza, Peñafiel, Burgos, Lerma y Palencia.</w:t>
       </w:r>
     </w:p>
     <w:bookmarkEnd w:id="86"/>
@@ -15955,7 +17746,7 @@
         <w:t xml:space="preserve">“</w:t>
       </w:r>
       <w:r>
-        <w:t xml:space="preserve">Comenta RUTA y te digo cuál es tu historia.</w:t>
+        <w:t xml:space="preserve">¿No sabes si es tu ruta? Comenta RUTA y te mando el test.</w:t>
       </w:r>
       <w:r>
         <w:t xml:space="preserve">”</w:t>
@@ -15973,7 +17764,7 @@
         <w:t xml:space="preserve">“</w:t>
       </w:r>
       <w:r>
-        <w:t xml:space="preserve">¿No sabes si es tu ruta? Comenta RUTA y te mando el test.</w:t>
+        <w:t xml:space="preserve">Comenta RUTA y te digo cuál es tu historia.</w:t>
       </w:r>
       <w:r>
         <w:t xml:space="preserve">”</w:t>
@@ -16058,7 +17849,7 @@
         <w:pStyle w:val="BodyText"/>
       </w:pPr>
       <w:r>
-        <w:t xml:space="preserve">Se llama España Castellana. Castillos, fogones y silencio.</w:t>
+        <w:t xml:space="preserve">Se llama España Castellana: castillos, fogones y silencio.</w:t>
       </w:r>
     </w:p>
     <w:p>
@@ -16066,7 +17857,7 @@
         <w:pStyle w:val="BodyText"/>
       </w:pPr>
       <w:r>
-        <w:t xml:space="preserve">En Segovia la historia no está en un museo.</w:t>
+        <w:t xml:space="preserve">Empieza en Segovia, donde la historia no está en un museo.</w:t>
       </w:r>
     </w:p>
     <w:p>
@@ -16074,7 +17865,7 @@
         <w:pStyle w:val="BodyText"/>
       </w:pPr>
       <w:r>
-        <w:t xml:space="preserve">Está en la calle, y la caminas tú.</w:t>
+        <w:t xml:space="preserve">Está en la calle, bajo un acueducto romano que sigue en pie.</w:t>
       </w:r>
     </w:p>
     <w:p>
@@ -16082,6 +17873,22 @@
         <w:pStyle w:val="BodyText"/>
       </w:pPr>
       <w:r>
+        <w:t xml:space="preserve">Después Pedraza, una villa amurallada que se vive despacio.</w:t>
+      </w:r>
+    </w:p>
+    <w:p>
+      <w:pPr>
+        <w:pStyle w:val="BodyText"/>
+      </w:pPr>
+      <w:r>
+        <w:t xml:space="preserve">Ahí no se corre. Se camina, se come y se queda uno.</w:t>
+      </w:r>
+    </w:p>
+    <w:p>
+      <w:pPr>
+        <w:pStyle w:val="BodyText"/>
+      </w:pPr>
+      <w:r>
         <w:t xml:space="preserve">En Peñafiel, castillo y viñedo cuentan la misma historia.</w:t>
       </w:r>
     </w:p>
@@ -16090,7 +17897,7 @@
         <w:pStyle w:val="BodyText"/>
       </w:pPr>
       <w:r>
-        <w:t xml:space="preserve">Y Pedraza no se corre. Se vive despacio.</w:t>
+        <w:t xml:space="preserve">Ahí entiendes por qué Castilla también es tierra de vino.</w:t>
       </w:r>
     </w:p>
     <w:p>
@@ -16098,7 +17905,7 @@
         <w:pStyle w:val="BodyText"/>
       </w:pPr>
       <w:r>
-        <w:t xml:space="preserve">Burgos y Palencia cierran con catedrales y románico.</w:t>
+        <w:t xml:space="preserve">Burgos te recibe con una catedral que se queda contigo.</w:t>
       </w:r>
     </w:p>
     <w:p>
@@ -16106,7 +17913,7 @@
         <w:pStyle w:val="BodyText"/>
       </w:pPr>
       <w:r>
-        <w:t xml:space="preserve">Y vuelves diciendo: esto no lo habría armado así por mi cuenta.</w:t>
+        <w:t xml:space="preserve">Y Palencia cierra con monasterios, románico y paisaje rural.</w:t>
       </w:r>
     </w:p>
     <w:p>
@@ -16114,7 +17921,31 @@
         <w:pStyle w:val="BodyText"/>
       </w:pPr>
       <w:r>
-        <w:t xml:space="preserve">Comenta RUTA y te digo cuál es tu historia.</w:t>
+        <w:t xml:space="preserve">Entre parada y parada, mesa larga y horno de leña.</w:t>
+      </w:r>
+    </w:p>
+    <w:p>
+      <w:pPr>
+        <w:pStyle w:val="BodyText"/>
+      </w:pPr>
+      <w:r>
+        <w:t xml:space="preserve">Porque en Castilla la comida también es historia.</w:t>
+      </w:r>
+    </w:p>
+    <w:p>
+      <w:pPr>
+        <w:pStyle w:val="BodyText"/>
+      </w:pPr>
+      <w:r>
+        <w:t xml:space="preserve">Es un viaje para entender, no para coleccionar fotos.</w:t>
+      </w:r>
+    </w:p>
+    <w:p>
+      <w:pPr>
+        <w:pStyle w:val="BodyText"/>
+      </w:pPr>
+      <w:r>
+        <w:t xml:space="preserve">¿No sabes si es tu ruta? Comenta RUTA. Te mando el test y sabes cuál es tu historia.</w:t>
       </w:r>
     </w:p>
     <w:bookmarkEnd w:id="89"/>
@@ -16184,7 +18015,7 @@
         <w:pStyle w:val="Compact"/>
       </w:pPr>
       <w:r>
-        <w:t xml:space="preserve">✓ Firma presente</w:t>
+        <w:t xml:space="preserve">✓ Duración 50–60 s (decisión del cliente: hasta 70 s)</w:t>
       </w:r>
     </w:p>
     <w:p>
@@ -16196,7 +18027,7 @@
         <w:pStyle w:val="Compact"/>
       </w:pPr>
       <w:r>
-        <w:t xml:space="preserve">✓ CTA según la regla (puerta lista en la web; falta la automatización de DMs)</w:t>
+        <w:t xml:space="preserve">✓ Payoff que cumple el hook</w:t>
       </w:r>
     </w:p>
     <w:p>
@@ -16208,7 +18039,7 @@
         <w:pStyle w:val="Compact"/>
       </w:pPr>
       <w:r>
-        <w:t xml:space="preserve">✓ Frases de máx. 12 palabras</w:t>
+        <w:t xml:space="preserve">✓ CTA según la regla (puerta lista en la web; falta la automatización de DMs)</w:t>
       </w:r>
     </w:p>
     <w:p>
@@ -16220,6 +18051,18 @@
         <w:pStyle w:val="Compact"/>
       </w:pPr>
       <w:r>
+        <w:t xml:space="preserve">✓ Frases de máx. 12 palabras</w:t>
+      </w:r>
+    </w:p>
+    <w:p>
+      <w:pPr>
+        <w:numPr>
+          <w:ilvl w:val="0"/>
+          <w:numId w:val="1018"/>
+        </w:numPr>
+        <w:pStyle w:val="Compact"/>
+      </w:pPr>
+      <w:r>
         <w:t xml:space="preserve">✓ Datos reales o entre corchetes</w:t>
       </w:r>
     </w:p>
@@ -16313,7 +18156,7 @@
         <w:t xml:space="preserve"> </w:t>
       </w:r>
       <w:r>
-        <w:t xml:space="preserve">32 s ·</w:t>
+        <w:t xml:space="preserve">52 s ·</w:t>
       </w:r>
       <w:r>
         <w:t xml:space="preserve"> </w:t>
@@ -17248,7 +19091,7 @@
               <w:rPr>
                 <w:sz w:val="18"/>
               </w:rPr>
-              <w:t xml:space="preserve">Haz la cuenta conmigo. Son quince segundos.</w:t>
+              <w:t xml:space="preserve">Haz la cuenta conmigo. Te va a sorprender.</w:t>
             </w:r>
           </w:p>
         </w:tc>
@@ -17428,7 +19271,7 @@
               <w:rPr>
                 <w:sz w:val="18"/>
               </w:rPr>
-              <w:t xml:space="preserve">Salir, cargar maletas, carretera y registrarte otra vez.</w:t>
+              <w:t xml:space="preserve">Desayunas rápido, haces maleta y dejas el cuarto.</w:t>
             </w:r>
           </w:p>
         </w:tc>
@@ -17511,7 +19354,7 @@
               <w:rPr>
                 <w:sz w:val="18"/>
               </w:rPr>
-              <w:t xml:space="preserve">Cinco cambios son dos días y medio perdidos.</w:t>
+              <w:t xml:space="preserve">Carretera o tren, buscas dónde estacionar y te registras otra vez.</w:t>
             </w:r>
           </w:p>
         </w:tc>
@@ -17601,7 +19444,7 @@
               <w:rPr>
                 <w:sz w:val="18"/>
               </w:rPr>
-              <w:t xml:space="preserve">La solución no es correr más. Es moverte menos.</w:t>
+              <w:t xml:space="preserve">Cinco cambios son dos días y medio perdidos.</w:t>
             </w:r>
           </w:p>
         </w:tc>
@@ -17645,7 +19488,7 @@
               <w:rPr>
                 <w:sz w:val="18"/>
               </w:rPr>
-              <w:t xml:space="preserve">Opinión contraria</w:t>
+              <w:t xml:space="preserve">Contraste</w:t>
             </w:r>
           </w:p>
         </w:tc>
@@ -17691,7 +19534,7 @@
               <w:rPr>
                 <w:sz w:val="18"/>
               </w:rPr>
-              <w:t xml:space="preserve">Dos o tres bases, y sales desde ahí.</w:t>
+              <w:t xml:space="preserve">Dos días y medio sin pueblos ni comidas largas.</w:t>
             </w:r>
           </w:p>
         </w:tc>
@@ -17781,7 +19624,7 @@
               <w:rPr>
                 <w:sz w:val="18"/>
               </w:rPr>
-              <w:t xml:space="preserve">Y dices: esto no lo habría armado así por mi cuenta.</w:t>
+              <w:t xml:space="preserve">La solución no es correr más. Es moverte menos.</w:t>
             </w:r>
           </w:p>
         </w:tc>
@@ -17825,7 +19668,7 @@
               <w:rPr>
                 <w:sz w:val="18"/>
               </w:rPr>
-              <w:t xml:space="preserve">Payoff + firma</w:t>
+              <w:t xml:space="preserve">Opinión contraria</w:t>
             </w:r>
           </w:p>
         </w:tc>
@@ -17849,7 +19692,450 @@
               <w:rPr>
                 <w:sz w:val="18"/>
               </w:rPr>
-              <w:t xml:space="preserve">29–32</w:t>
+              <w:t xml:space="preserve">29–33</w:t>
+            </w:r>
+          </w:p>
+        </w:tc>
+        <w:tc>
+          <w:tcPr>
+            <w:tcBorders>
+              <w:top w:val="single" w:sz="4" w:color="C9A88A"/>
+              <w:left w:val="single" w:sz="4" w:color="C9A88A"/>
+              <w:bottom w:val="single" w:sz="4" w:color="C9A88A"/>
+              <w:right w:val="single" w:sz="4" w:color="C9A88A"/>
+            </w:tcBorders>
+          </w:tcPr>
+          <w:p>
+            <w:pPr>
+              <w:pStyle w:val="Compact"/>
+              <w:jc w:val="left"/>
+            </w:pPr>
+            <w:r>
+              <w:rPr>
+                <w:sz w:val="18"/>
+              </w:rPr>
+              <w:t xml:space="preserve">Elige dos o tres bases y sal desde ahí.</w:t>
+            </w:r>
+          </w:p>
+        </w:tc>
+        <w:tc>
+          <w:tcPr>
+            <w:tcBorders>
+              <w:top w:val="single" w:sz="4" w:color="C9A88A"/>
+              <w:left w:val="single" w:sz="4" w:color="C9A88A"/>
+              <w:bottom w:val="single" w:sz="4" w:color="C9A88A"/>
+              <w:right w:val="single" w:sz="4" w:color="C9A88A"/>
+            </w:tcBorders>
+          </w:tcPr>
+          <w:p>
+            <w:pPr>
+              <w:pStyle w:val="Compact"/>
+              <w:jc w:val="left"/>
+            </w:pPr>
+            <w:r>
+              <w:rPr>
+                <w:sz w:val="18"/>
+              </w:rPr>
+              <w:t xml:space="preserve">Plano cerrado</w:t>
+            </w:r>
+          </w:p>
+        </w:tc>
+        <w:tc>
+          <w:tcPr>
+            <w:tcBorders>
+              <w:top w:val="single" w:sz="4" w:color="C9A88A"/>
+              <w:left w:val="single" w:sz="4" w:color="C9A88A"/>
+              <w:bottom w:val="single" w:sz="4" w:color="C9A88A"/>
+              <w:right w:val="single" w:sz="4" w:color="C9A88A"/>
+            </w:tcBorders>
+          </w:tcPr>
+          <w:p>
+            <w:pPr>
+              <w:pStyle w:val="Compact"/>
+              <w:jc w:val="left"/>
+            </w:pPr>
+            <w:r>
+              <w:rPr>
+                <w:sz w:val="18"/>
+              </w:rPr>
+              <w:t xml:space="preserve">Re-hook</w:t>
+            </w:r>
+          </w:p>
+        </w:tc>
+      </w:tr>
+      <w:tr>
+        <w:tc>
+          <w:tcPr>
+            <w:tcBorders>
+              <w:top w:val="single" w:sz="4" w:color="C9A88A"/>
+              <w:left w:val="single" w:sz="4" w:color="C9A88A"/>
+              <w:bottom w:val="single" w:sz="4" w:color="C9A88A"/>
+              <w:right w:val="single" w:sz="4" w:color="C9A88A"/>
+            </w:tcBorders>
+          </w:tcPr>
+          <w:p>
+            <w:pPr>
+              <w:pStyle w:val="Compact"/>
+              <w:jc w:val="left"/>
+            </w:pPr>
+            <w:r>
+              <w:rPr>
+                <w:sz w:val="18"/>
+              </w:rPr>
+              <w:t xml:space="preserve">33–37</w:t>
+            </w:r>
+          </w:p>
+        </w:tc>
+        <w:tc>
+          <w:tcPr>
+            <w:tcBorders>
+              <w:top w:val="single" w:sz="4" w:color="C9A88A"/>
+              <w:left w:val="single" w:sz="4" w:color="C9A88A"/>
+              <w:bottom w:val="single" w:sz="4" w:color="C9A88A"/>
+              <w:right w:val="single" w:sz="4" w:color="C9A88A"/>
+            </w:tcBorders>
+          </w:tcPr>
+          <w:p>
+            <w:pPr>
+              <w:pStyle w:val="Compact"/>
+              <w:jc w:val="left"/>
+            </w:pPr>
+            <w:r>
+              <w:rPr>
+                <w:sz w:val="18"/>
+              </w:rPr>
+              <w:t xml:space="preserve">Por ejemplo, una casa en la Ribera para explorar Castilla.</w:t>
+            </w:r>
+          </w:p>
+        </w:tc>
+        <w:tc>
+          <w:tcPr>
+            <w:tcBorders>
+              <w:top w:val="single" w:sz="4" w:color="C9A88A"/>
+              <w:left w:val="single" w:sz="4" w:color="C9A88A"/>
+              <w:bottom w:val="single" w:sz="4" w:color="C9A88A"/>
+              <w:right w:val="single" w:sz="4" w:color="C9A88A"/>
+            </w:tcBorders>
+          </w:tcPr>
+          <w:p>
+            <w:pPr>
+              <w:pStyle w:val="Compact"/>
+              <w:jc w:val="left"/>
+            </w:pPr>
+            <w:r>
+              <w:rPr>
+                <w:sz w:val="18"/>
+              </w:rPr>
+              <w:t xml:space="preserve">Plano medio</w:t>
+            </w:r>
+          </w:p>
+        </w:tc>
+        <w:tc>
+          <w:tcPr>
+            <w:tcBorders>
+              <w:top w:val="single" w:sz="4" w:color="C9A88A"/>
+              <w:left w:val="single" w:sz="4" w:color="C9A88A"/>
+              <w:bottom w:val="single" w:sz="4" w:color="C9A88A"/>
+              <w:right w:val="single" w:sz="4" w:color="C9A88A"/>
+            </w:tcBorders>
+          </w:tcPr>
+          <w:p>
+            <w:pPr>
+              <w:pStyle w:val="Compact"/>
+              <w:jc w:val="left"/>
+            </w:pPr>
+            <w:r>
+              <w:rPr>
+                <w:sz w:val="18"/>
+              </w:rPr>
+              <w:t xml:space="preserve">Ejemplo ilustrativo</w:t>
+            </w:r>
+          </w:p>
+        </w:tc>
+      </w:tr>
+      <w:tr>
+        <w:tc>
+          <w:tcPr>
+            <w:tcBorders>
+              <w:top w:val="single" w:sz="4" w:color="C9A88A"/>
+              <w:left w:val="single" w:sz="4" w:color="C9A88A"/>
+              <w:bottom w:val="single" w:sz="4" w:color="C9A88A"/>
+              <w:right w:val="single" w:sz="4" w:color="C9A88A"/>
+            </w:tcBorders>
+          </w:tcPr>
+          <w:p>
+            <w:pPr>
+              <w:pStyle w:val="Compact"/>
+              <w:jc w:val="left"/>
+            </w:pPr>
+            <w:r>
+              <w:rPr>
+                <w:sz w:val="18"/>
+              </w:rPr>
+              <w:t xml:space="preserve">37–41</w:t>
+            </w:r>
+          </w:p>
+        </w:tc>
+        <w:tc>
+          <w:tcPr>
+            <w:tcBorders>
+              <w:top w:val="single" w:sz="4" w:color="C9A88A"/>
+              <w:left w:val="single" w:sz="4" w:color="C9A88A"/>
+              <w:bottom w:val="single" w:sz="4" w:color="C9A88A"/>
+              <w:right w:val="single" w:sz="4" w:color="C9A88A"/>
+            </w:tcBorders>
+          </w:tcPr>
+          <w:p>
+            <w:pPr>
+              <w:pStyle w:val="Compact"/>
+              <w:jc w:val="left"/>
+            </w:pPr>
+            <w:r>
+              <w:rPr>
+                <w:sz w:val="18"/>
+              </w:rPr>
+              <w:t xml:space="preserve">Duermes en el mismo lugar y deshaces la maleta una vez.</w:t>
+            </w:r>
+          </w:p>
+        </w:tc>
+        <w:tc>
+          <w:tcPr>
+            <w:tcBorders>
+              <w:top w:val="single" w:sz="4" w:color="C9A88A"/>
+              <w:left w:val="single" w:sz="4" w:color="C9A88A"/>
+              <w:bottom w:val="single" w:sz="4" w:color="C9A88A"/>
+              <w:right w:val="single" w:sz="4" w:color="C9A88A"/>
+            </w:tcBorders>
+          </w:tcPr>
+          <w:p>
+            <w:pPr>
+              <w:pStyle w:val="Compact"/>
+              <w:jc w:val="left"/>
+            </w:pPr>
+            <w:r>
+              <w:rPr>
+                <w:sz w:val="18"/>
+              </w:rPr>
+              <w:t xml:space="preserve">Plano cerrado</w:t>
+            </w:r>
+          </w:p>
+        </w:tc>
+        <w:tc>
+          <w:tcPr>
+            <w:tcBorders>
+              <w:top w:val="single" w:sz="4" w:color="C9A88A"/>
+              <w:left w:val="single" w:sz="4" w:color="C9A88A"/>
+              <w:bottom w:val="single" w:sz="4" w:color="C9A88A"/>
+              <w:right w:val="single" w:sz="4" w:color="C9A88A"/>
+            </w:tcBorders>
+          </w:tcPr>
+          <w:p>
+            <w:pPr>
+              <w:pStyle w:val="Compact"/>
+              <w:jc w:val="left"/>
+            </w:pPr>
+            <w:r>
+              <w:rPr>
+                <w:sz w:val="18"/>
+              </w:rPr>
+              <w:t xml:space="preserve">Re-hook</w:t>
+            </w:r>
+          </w:p>
+        </w:tc>
+      </w:tr>
+      <w:tr>
+        <w:tc>
+          <w:tcPr>
+            <w:tcBorders>
+              <w:top w:val="single" w:sz="4" w:color="C9A88A"/>
+              <w:left w:val="single" w:sz="4" w:color="C9A88A"/>
+              <w:bottom w:val="single" w:sz="4" w:color="C9A88A"/>
+              <w:right w:val="single" w:sz="4" w:color="C9A88A"/>
+            </w:tcBorders>
+          </w:tcPr>
+          <w:p>
+            <w:pPr>
+              <w:pStyle w:val="Compact"/>
+              <w:jc w:val="left"/>
+            </w:pPr>
+            <w:r>
+              <w:rPr>
+                <w:sz w:val="18"/>
+              </w:rPr>
+              <w:t xml:space="preserve">41–45</w:t>
+            </w:r>
+          </w:p>
+        </w:tc>
+        <w:tc>
+          <w:tcPr>
+            <w:tcBorders>
+              <w:top w:val="single" w:sz="4" w:color="C9A88A"/>
+              <w:left w:val="single" w:sz="4" w:color="C9A88A"/>
+              <w:bottom w:val="single" w:sz="4" w:color="C9A88A"/>
+              <w:right w:val="single" w:sz="4" w:color="C9A88A"/>
+            </w:tcBorders>
+          </w:tcPr>
+          <w:p>
+            <w:pPr>
+              <w:pStyle w:val="Compact"/>
+              <w:jc w:val="left"/>
+            </w:pPr>
+            <w:r>
+              <w:rPr>
+                <w:sz w:val="18"/>
+              </w:rPr>
+              <w:t xml:space="preserve">Y el viaje empieza a sentirse tuyo, no una carrera.</w:t>
+            </w:r>
+          </w:p>
+        </w:tc>
+        <w:tc>
+          <w:tcPr>
+            <w:tcBorders>
+              <w:top w:val="single" w:sz="4" w:color="C9A88A"/>
+              <w:left w:val="single" w:sz="4" w:color="C9A88A"/>
+              <w:bottom w:val="single" w:sz="4" w:color="C9A88A"/>
+              <w:right w:val="single" w:sz="4" w:color="C9A88A"/>
+            </w:tcBorders>
+          </w:tcPr>
+          <w:p>
+            <w:pPr>
+              <w:pStyle w:val="Compact"/>
+              <w:jc w:val="left"/>
+            </w:pPr>
+            <w:r>
+              <w:rPr>
+                <w:sz w:val="18"/>
+              </w:rPr>
+              <w:t xml:space="preserve">Plano medio</w:t>
+            </w:r>
+          </w:p>
+        </w:tc>
+        <w:tc>
+          <w:tcPr>
+            <w:tcBorders>
+              <w:top w:val="single" w:sz="4" w:color="C9A88A"/>
+              <w:left w:val="single" w:sz="4" w:color="C9A88A"/>
+              <w:bottom w:val="single" w:sz="4" w:color="C9A88A"/>
+              <w:right w:val="single" w:sz="4" w:color="C9A88A"/>
+            </w:tcBorders>
+          </w:tcPr>
+          <w:p>
+            <w:pPr>
+              <w:pStyle w:val="Compact"/>
+            </w:pPr>
+          </w:p>
+        </w:tc>
+      </w:tr>
+      <w:tr>
+        <w:tc>
+          <w:tcPr>
+            <w:tcBorders>
+              <w:top w:val="single" w:sz="4" w:color="C9A88A"/>
+              <w:left w:val="single" w:sz="4" w:color="C9A88A"/>
+              <w:bottom w:val="single" w:sz="4" w:color="C9A88A"/>
+              <w:right w:val="single" w:sz="4" w:color="C9A88A"/>
+            </w:tcBorders>
+          </w:tcPr>
+          <w:p>
+            <w:pPr>
+              <w:pStyle w:val="Compact"/>
+              <w:jc w:val="left"/>
+            </w:pPr>
+            <w:r>
+              <w:rPr>
+                <w:sz w:val="18"/>
+              </w:rPr>
+              <w:t xml:space="preserve">45–49</w:t>
+            </w:r>
+          </w:p>
+        </w:tc>
+        <w:tc>
+          <w:tcPr>
+            <w:tcBorders>
+              <w:top w:val="single" w:sz="4" w:color="C9A88A"/>
+              <w:left w:val="single" w:sz="4" w:color="C9A88A"/>
+              <w:bottom w:val="single" w:sz="4" w:color="C9A88A"/>
+              <w:right w:val="single" w:sz="4" w:color="C9A88A"/>
+            </w:tcBorders>
+          </w:tcPr>
+          <w:p>
+            <w:pPr>
+              <w:pStyle w:val="Compact"/>
+              <w:jc w:val="left"/>
+            </w:pPr>
+            <w:r>
+              <w:rPr>
+                <w:sz w:val="18"/>
+              </w:rPr>
+              <w:t xml:space="preserve">Aprovechar no es ver más. Es vivir mejor lo que eliges.</w:t>
+            </w:r>
+          </w:p>
+        </w:tc>
+        <w:tc>
+          <w:tcPr>
+            <w:tcBorders>
+              <w:top w:val="single" w:sz="4" w:color="C9A88A"/>
+              <w:left w:val="single" w:sz="4" w:color="C9A88A"/>
+              <w:bottom w:val="single" w:sz="4" w:color="C9A88A"/>
+              <w:right w:val="single" w:sz="4" w:color="C9A88A"/>
+            </w:tcBorders>
+          </w:tcPr>
+          <w:p>
+            <w:pPr>
+              <w:pStyle w:val="Compact"/>
+              <w:jc w:val="left"/>
+            </w:pPr>
+            <w:r>
+              <w:rPr>
+                <w:sz w:val="18"/>
+              </w:rPr>
+              <w:t xml:space="preserve">Plano cerrado</w:t>
+            </w:r>
+          </w:p>
+        </w:tc>
+        <w:tc>
+          <w:tcPr>
+            <w:tcBorders>
+              <w:top w:val="single" w:sz="4" w:color="C9A88A"/>
+              <w:left w:val="single" w:sz="4" w:color="C9A88A"/>
+              <w:bottom w:val="single" w:sz="4" w:color="C9A88A"/>
+              <w:right w:val="single" w:sz="4" w:color="C9A88A"/>
+            </w:tcBorders>
+          </w:tcPr>
+          <w:p>
+            <w:pPr>
+              <w:pStyle w:val="Compact"/>
+              <w:jc w:val="left"/>
+            </w:pPr>
+            <w:r>
+              <w:rPr>
+                <w:sz w:val="18"/>
+              </w:rPr>
+              <w:t xml:space="preserve">Payoff</w:t>
+            </w:r>
+          </w:p>
+        </w:tc>
+      </w:tr>
+      <w:tr>
+        <w:tc>
+          <w:tcPr>
+            <w:tcBorders>
+              <w:top w:val="single" w:sz="4" w:color="C9A88A"/>
+              <w:left w:val="single" w:sz="4" w:color="C9A88A"/>
+              <w:bottom w:val="single" w:sz="4" w:color="C9A88A"/>
+              <w:right w:val="single" w:sz="4" w:color="C9A88A"/>
+            </w:tcBorders>
+          </w:tcPr>
+          <w:p>
+            <w:pPr>
+              <w:pStyle w:val="Compact"/>
+              <w:jc w:val="left"/>
+            </w:pPr>
+            <w:r>
+              <w:rPr>
+                <w:sz w:val="18"/>
+              </w:rPr>
+              <w:t xml:space="preserve">49–52</w:t>
             </w:r>
           </w:p>
         </w:tc>
@@ -17893,7 +20179,7 @@
               <w:rPr>
                 <w:sz w:val="18"/>
               </w:rPr>
-              <w:t xml:space="preserve">Plano cerrado</w:t>
+              <w:t xml:space="preserve">Plano medio</w:t>
             </w:r>
           </w:p>
         </w:tc>
@@ -17997,7 +20283,7 @@
         <w:t xml:space="preserve"> </w:t>
       </w:r>
       <w:r>
-        <w:t xml:space="preserve">es un ejemplo ilustrativo; se dice así en la caption.</w:t>
+        <w:t xml:space="preserve">es un ejemplo ilustrativo; se aclara en la caption.</w:t>
       </w:r>
     </w:p>
     <w:bookmarkEnd w:id="95"/>
@@ -18121,7 +20407,7 @@
         <w:pStyle w:val="BodyText"/>
       </w:pPr>
       <w:r>
-        <w:t xml:space="preserve">Haz la cuenta conmigo. Son quince segundos.</w:t>
+        <w:t xml:space="preserve">Haz la cuenta conmigo. Te va a sorprender.</w:t>
       </w:r>
     </w:p>
     <w:p>
@@ -18137,7 +20423,7 @@
         <w:pStyle w:val="BodyText"/>
       </w:pPr>
       <w:r>
-        <w:t xml:space="preserve">Salir, cargar maletas, carretera y registrarte otra vez.</w:t>
+        <w:t xml:space="preserve">Desayunas rápido, haces maleta y dejas el cuarto.</w:t>
       </w:r>
     </w:p>
     <w:p>
@@ -18145,6 +20431,14 @@
         <w:pStyle w:val="BodyText"/>
       </w:pPr>
       <w:r>
+        <w:t xml:space="preserve">Carretera o tren, buscas dónde estacionar y te registras otra vez.</w:t>
+      </w:r>
+    </w:p>
+    <w:p>
+      <w:pPr>
+        <w:pStyle w:val="BodyText"/>
+      </w:pPr>
+      <w:r>
         <w:t xml:space="preserve">Cinco cambios son dos días y medio perdidos.</w:t>
       </w:r>
     </w:p>
@@ -18153,6 +20447,14 @@
         <w:pStyle w:val="BodyText"/>
       </w:pPr>
       <w:r>
+        <w:t xml:space="preserve">Dos días y medio sin pueblos ni comidas largas.</w:t>
+      </w:r>
+    </w:p>
+    <w:p>
+      <w:pPr>
+        <w:pStyle w:val="BodyText"/>
+      </w:pPr>
+      <w:r>
         <w:t xml:space="preserve">La solución no es correr más. Es moverte menos.</w:t>
       </w:r>
     </w:p>
@@ -18161,7 +20463,7 @@
         <w:pStyle w:val="BodyText"/>
       </w:pPr>
       <w:r>
-        <w:t xml:space="preserve">Dos o tres bases, y sales desde ahí.</w:t>
+        <w:t xml:space="preserve">Elige dos o tres bases y sal desde ahí.</w:t>
       </w:r>
     </w:p>
     <w:p>
@@ -18169,7 +20471,31 @@
         <w:pStyle w:val="BodyText"/>
       </w:pPr>
       <w:r>
-        <w:t xml:space="preserve">Y dices: esto no lo habría armado así por mi cuenta.</w:t>
+        <w:t xml:space="preserve">Por ejemplo, una casa en la Ribera para explorar Castilla.</w:t>
+      </w:r>
+    </w:p>
+    <w:p>
+      <w:pPr>
+        <w:pStyle w:val="BodyText"/>
+      </w:pPr>
+      <w:r>
+        <w:t xml:space="preserve">Duermes en el mismo lugar y deshaces la maleta una vez.</w:t>
+      </w:r>
+    </w:p>
+    <w:p>
+      <w:pPr>
+        <w:pStyle w:val="BodyText"/>
+      </w:pPr>
+      <w:r>
+        <w:t xml:space="preserve">Y el viaje empieza a sentirse tuyo, no una carrera.</w:t>
+      </w:r>
+    </w:p>
+    <w:p>
+      <w:pPr>
+        <w:pStyle w:val="BodyText"/>
+      </w:pPr>
+      <w:r>
+        <w:t xml:space="preserve">Aprovechar no es ver más. Es vivir mejor lo que eliges.</w:t>
       </w:r>
     </w:p>
     <w:p>
@@ -18247,7 +20573,7 @@
         <w:pStyle w:val="Compact"/>
       </w:pPr>
       <w:r>
-        <w:t xml:space="preserve">✓ Firma presente</w:t>
+        <w:t xml:space="preserve">✓ Duración 50–60 s (decisión del cliente: hasta 70 s)</w:t>
       </w:r>
     </w:p>
     <w:p>
@@ -18259,7 +20585,7 @@
         <w:pStyle w:val="Compact"/>
       </w:pPr>
       <w:r>
-        <w:t xml:space="preserve">✓ CTA según la regla</w:t>
+        <w:t xml:space="preserve">✓ Payoff que cumple el hook</w:t>
       </w:r>
     </w:p>
     <w:p>
@@ -18271,7 +20597,7 @@
         <w:pStyle w:val="Compact"/>
       </w:pPr>
       <w:r>
-        <w:t xml:space="preserve">✓ Frases de máx. 12 palabras</w:t>
+        <w:t xml:space="preserve">✓ CTA según la regla</w:t>
       </w:r>
     </w:p>
     <w:p>
@@ -18283,6 +20609,18 @@
         <w:pStyle w:val="Compact"/>
       </w:pPr>
       <w:r>
+        <w:t xml:space="preserve">✓ Frases de máx. 12 palabras</w:t>
+      </w:r>
+    </w:p>
+    <w:p>
+      <w:pPr>
+        <w:numPr>
+          <w:ilvl w:val="0"/>
+          <w:numId w:val="1022"/>
+        </w:numPr>
+        <w:pStyle w:val="Compact"/>
+      </w:pPr>
+      <w:r>
         <w:t xml:space="preserve">✓ Datos reales o entre corchetes</w:t>
       </w:r>
     </w:p>
@@ -18376,7 +20714,7 @@
         <w:t xml:space="preserve"> </w:t>
       </w:r>
       <w:r>
-        <w:t xml:space="preserve">35 s ·</w:t>
+        <w:t xml:space="preserve">54 s ·</w:t>
       </w:r>
       <w:r>
         <w:t xml:space="preserve"> </w:t>
@@ -18489,7 +20827,7 @@
         <w:t xml:space="preserve"> </w:t>
       </w:r>
       <w:r>
-        <w:t xml:space="preserve">Cámara real: Miguel a cámara. 1 inserto: Toledo de noche (seg. 13–17, foto o toma con derechos por confirmar). Subtítulos.</w:t>
+        <w:t xml:space="preserve">Cámara real: Miguel a cámara. 1 inserto: Toledo de noche (seg. 21–25, foto o toma con derechos por confirmar). Subtítulos.</w:t>
       </w:r>
     </w:p>
     <w:p>
@@ -19326,7 +21664,7 @@
               <w:rPr>
                 <w:sz w:val="18"/>
               </w:rPr>
-              <w:t xml:space="preserve">Primero, lo justo: sí se puede.</w:t>
+              <w:t xml:space="preserve">Primero, lo justo: sí se puede, y mucha gente lo hace.</w:t>
             </w:r>
           </w:p>
         </w:tc>
@@ -19506,7 +21844,7 @@
               <w:rPr>
                 <w:sz w:val="18"/>
               </w:rPr>
-              <w:t xml:space="preserve">Pero de día lo compartes con todos los tours.</w:t>
+              <w:t xml:space="preserve">Llegas en la mañana, caminas el casco y regresas a cenar.</w:t>
             </w:r>
           </w:p>
         </w:tc>
@@ -19544,14 +21882,7 @@
           <w:p>
             <w:pPr>
               <w:pStyle w:val="Compact"/>
-              <w:jc w:val="left"/>
-            </w:pPr>
-            <w:r>
-              <w:rPr>
-                <w:sz w:val="18"/>
-              </w:rPr>
-              <w:t xml:space="preserve">Contraste</w:t>
-            </w:r>
+            </w:pPr>
           </w:p>
         </w:tc>
       </w:tr>
@@ -19596,51 +21927,51 @@
               <w:rPr>
                 <w:sz w:val="18"/>
               </w:rPr>
-              <w:t xml:space="preserve">La mejor hora llega cuando ellos se van.</w:t>
-            </w:r>
-          </w:p>
-        </w:tc>
-        <w:tc>
-          <w:tcPr>
-            <w:tcBorders>
-              <w:top w:val="single" w:sz="4" w:color="C9A88A"/>
-              <w:left w:val="single" w:sz="4" w:color="C9A88A"/>
-              <w:bottom w:val="single" w:sz="4" w:color="C9A88A"/>
-              <w:right w:val="single" w:sz="4" w:color="C9A88A"/>
-            </w:tcBorders>
-          </w:tcPr>
-          <w:p>
-            <w:pPr>
-              <w:pStyle w:val="Compact"/>
-              <w:jc w:val="left"/>
-            </w:pPr>
-            <w:r>
-              <w:rPr>
-                <w:sz w:val="18"/>
-              </w:rPr>
-              <w:t xml:space="preserve">Inserto: Toledo de noche</w:t>
-            </w:r>
-          </w:p>
-        </w:tc>
-        <w:tc>
-          <w:tcPr>
-            <w:tcBorders>
-              <w:top w:val="single" w:sz="4" w:color="C9A88A"/>
-              <w:left w:val="single" w:sz="4" w:color="C9A88A"/>
-              <w:bottom w:val="single" w:sz="4" w:color="C9A88A"/>
-              <w:right w:val="single" w:sz="4" w:color="C9A88A"/>
-            </w:tcBorders>
-          </w:tcPr>
-          <w:p>
-            <w:pPr>
-              <w:pStyle w:val="Compact"/>
-              <w:jc w:val="left"/>
-            </w:pPr>
-            <w:r>
-              <w:rPr>
-                <w:sz w:val="18"/>
-              </w:rPr>
-              <w:t xml:space="preserve">Re-hook</w:t>
+              <w:t xml:space="preserve">El problema es que así lo compartes con todos los tours.</w:t>
+            </w:r>
+          </w:p>
+        </w:tc>
+        <w:tc>
+          <w:tcPr>
+            <w:tcBorders>
+              <w:top w:val="single" w:sz="4" w:color="C9A88A"/>
+              <w:left w:val="single" w:sz="4" w:color="C9A88A"/>
+              <w:bottom w:val="single" w:sz="4" w:color="C9A88A"/>
+              <w:right w:val="single" w:sz="4" w:color="C9A88A"/>
+            </w:tcBorders>
+          </w:tcPr>
+          <w:p>
+            <w:pPr>
+              <w:pStyle w:val="Compact"/>
+              <w:jc w:val="left"/>
+            </w:pPr>
+            <w:r>
+              <w:rPr>
+                <w:sz w:val="18"/>
+              </w:rPr>
+              <w:t xml:space="preserve">Plano cerrado</w:t>
+            </w:r>
+          </w:p>
+        </w:tc>
+        <w:tc>
+          <w:tcPr>
+            <w:tcBorders>
+              <w:top w:val="single" w:sz="4" w:color="C9A88A"/>
+              <w:left w:val="single" w:sz="4" w:color="C9A88A"/>
+              <w:bottom w:val="single" w:sz="4" w:color="C9A88A"/>
+              <w:right w:val="single" w:sz="4" w:color="C9A88A"/>
+            </w:tcBorders>
+          </w:tcPr>
+          <w:p>
+            <w:pPr>
+              <w:pStyle w:val="Compact"/>
+              <w:jc w:val="left"/>
+            </w:pPr>
+            <w:r>
+              <w:rPr>
+                <w:sz w:val="18"/>
+              </w:rPr>
+              <w:t xml:space="preserve">Re-hook · contraste</w:t>
             </w:r>
           </w:p>
         </w:tc>
@@ -19686,7 +22017,7 @@
               <w:rPr>
                 <w:sz w:val="18"/>
               </w:rPr>
-              <w:t xml:space="preserve">Calles vacías, luz de tarde y una cena tranquila.</w:t>
+              <w:t xml:space="preserve">Calles llenas y prisa por volver al tren.</w:t>
             </w:r>
           </w:p>
         </w:tc>
@@ -19769,51 +22100,51 @@
               <w:rPr>
                 <w:sz w:val="18"/>
               </w:rPr>
-              <w:t xml:space="preserve">Si te mueve la historia, duerme ahí una noche.</w:t>
-            </w:r>
-          </w:p>
-        </w:tc>
-        <w:tc>
-          <w:tcPr>
-            <w:tcBorders>
-              <w:top w:val="single" w:sz="4" w:color="C9A88A"/>
-              <w:left w:val="single" w:sz="4" w:color="C9A88A"/>
-              <w:bottom w:val="single" w:sz="4" w:color="C9A88A"/>
-              <w:right w:val="single" w:sz="4" w:color="C9A88A"/>
-            </w:tcBorders>
-          </w:tcPr>
-          <w:p>
-            <w:pPr>
-              <w:pStyle w:val="Compact"/>
-              <w:jc w:val="left"/>
-            </w:pPr>
-            <w:r>
-              <w:rPr>
-                <w:sz w:val="18"/>
-              </w:rPr>
-              <w:t xml:space="preserve">Plano cerrado</w:t>
-            </w:r>
-          </w:p>
-        </w:tc>
-        <w:tc>
-          <w:tcPr>
-            <w:tcBorders>
-              <w:top w:val="single" w:sz="4" w:color="C9A88A"/>
-              <w:left w:val="single" w:sz="4" w:color="C9A88A"/>
-              <w:bottom w:val="single" w:sz="4" w:color="C9A88A"/>
-              <w:right w:val="single" w:sz="4" w:color="C9A88A"/>
-            </w:tcBorders>
-          </w:tcPr>
-          <w:p>
-            <w:pPr>
-              <w:pStyle w:val="Compact"/>
-              <w:jc w:val="left"/>
-            </w:pPr>
-            <w:r>
-              <w:rPr>
-                <w:sz w:val="18"/>
-              </w:rPr>
-              <w:t xml:space="preserve">Re-hook · opinión</w:t>
+              <w:t xml:space="preserve">La mejor hora de Toledo llega cuando ellos se van.</w:t>
+            </w:r>
+          </w:p>
+        </w:tc>
+        <w:tc>
+          <w:tcPr>
+            <w:tcBorders>
+              <w:top w:val="single" w:sz="4" w:color="C9A88A"/>
+              <w:left w:val="single" w:sz="4" w:color="C9A88A"/>
+              <w:bottom w:val="single" w:sz="4" w:color="C9A88A"/>
+              <w:right w:val="single" w:sz="4" w:color="C9A88A"/>
+            </w:tcBorders>
+          </w:tcPr>
+          <w:p>
+            <w:pPr>
+              <w:pStyle w:val="Compact"/>
+              <w:jc w:val="left"/>
+            </w:pPr>
+            <w:r>
+              <w:rPr>
+                <w:sz w:val="18"/>
+              </w:rPr>
+              <w:t xml:space="preserve">Inserto: Toledo de noche</w:t>
+            </w:r>
+          </w:p>
+        </w:tc>
+        <w:tc>
+          <w:tcPr>
+            <w:tcBorders>
+              <w:top w:val="single" w:sz="4" w:color="C9A88A"/>
+              <w:left w:val="single" w:sz="4" w:color="C9A88A"/>
+              <w:bottom w:val="single" w:sz="4" w:color="C9A88A"/>
+              <w:right w:val="single" w:sz="4" w:color="C9A88A"/>
+            </w:tcBorders>
+          </w:tcPr>
+          <w:p>
+            <w:pPr>
+              <w:pStyle w:val="Compact"/>
+              <w:jc w:val="left"/>
+            </w:pPr>
+            <w:r>
+              <w:rPr>
+                <w:sz w:val="18"/>
+              </w:rPr>
+              <w:t xml:space="preserve">Re-hook</w:t>
             </w:r>
           </w:p>
         </w:tc>
@@ -19859,29 +22190,29 @@
               <w:rPr>
                 <w:sz w:val="18"/>
               </w:rPr>
-              <w:t xml:space="preserve">Si solo quieres la foto, ve en el día.</w:t>
-            </w:r>
-          </w:p>
-        </w:tc>
-        <w:tc>
-          <w:tcPr>
-            <w:tcBorders>
-              <w:top w:val="single" w:sz="4" w:color="C9A88A"/>
-              <w:left w:val="single" w:sz="4" w:color="C9A88A"/>
-              <w:bottom w:val="single" w:sz="4" w:color="C9A88A"/>
-              <w:right w:val="single" w:sz="4" w:color="C9A88A"/>
-            </w:tcBorders>
-          </w:tcPr>
-          <w:p>
-            <w:pPr>
-              <w:pStyle w:val="Compact"/>
-              <w:jc w:val="left"/>
-            </w:pPr>
-            <w:r>
-              <w:rPr>
-                <w:sz w:val="18"/>
-              </w:rPr>
-              <w:t xml:space="preserve">Plano medio</w:t>
+              <w:t xml:space="preserve">Calles vacías y luz de tarde sobre la piedra.</w:t>
+            </w:r>
+          </w:p>
+        </w:tc>
+        <w:tc>
+          <w:tcPr>
+            <w:tcBorders>
+              <w:top w:val="single" w:sz="4" w:color="C9A88A"/>
+              <w:left w:val="single" w:sz="4" w:color="C9A88A"/>
+              <w:bottom w:val="single" w:sz="4" w:color="C9A88A"/>
+              <w:right w:val="single" w:sz="4" w:color="C9A88A"/>
+            </w:tcBorders>
+          </w:tcPr>
+          <w:p>
+            <w:pPr>
+              <w:pStyle w:val="Compact"/>
+              <w:jc w:val="left"/>
+            </w:pPr>
+            <w:r>
+              <w:rPr>
+                <w:sz w:val="18"/>
+              </w:rPr>
+              <w:t xml:space="preserve">Plano cerrado</w:t>
             </w:r>
           </w:p>
         </w:tc>
@@ -19920,74 +22251,67 @@
               <w:rPr>
                 <w:sz w:val="18"/>
               </w:rPr>
-              <w:t xml:space="preserve">29–32</w:t>
-            </w:r>
-          </w:p>
-        </w:tc>
-        <w:tc>
-          <w:tcPr>
-            <w:tcBorders>
-              <w:top w:val="single" w:sz="4" w:color="C9A88A"/>
-              <w:left w:val="single" w:sz="4" w:color="C9A88A"/>
-              <w:bottom w:val="single" w:sz="4" w:color="C9A88A"/>
-              <w:right w:val="single" w:sz="4" w:color="C9A88A"/>
-            </w:tcBorders>
-          </w:tcPr>
-          <w:p>
-            <w:pPr>
-              <w:pStyle w:val="Compact"/>
-              <w:jc w:val="left"/>
-            </w:pPr>
-            <w:r>
-              <w:rPr>
-                <w:sz w:val="18"/>
-              </w:rPr>
-              <w:t xml:space="preserve">Esa noche dices: esto no lo habría armado así por mi cuenta.</w:t>
-            </w:r>
-          </w:p>
-        </w:tc>
-        <w:tc>
-          <w:tcPr>
-            <w:tcBorders>
-              <w:top w:val="single" w:sz="4" w:color="C9A88A"/>
-              <w:left w:val="single" w:sz="4" w:color="C9A88A"/>
-              <w:bottom w:val="single" w:sz="4" w:color="C9A88A"/>
-              <w:right w:val="single" w:sz="4" w:color="C9A88A"/>
-            </w:tcBorders>
-          </w:tcPr>
-          <w:p>
-            <w:pPr>
-              <w:pStyle w:val="Compact"/>
-              <w:jc w:val="left"/>
-            </w:pPr>
-            <w:r>
-              <w:rPr>
-                <w:sz w:val="18"/>
-              </w:rPr>
-              <w:t xml:space="preserve">Plano cerrado</w:t>
-            </w:r>
-          </w:p>
-        </w:tc>
-        <w:tc>
-          <w:tcPr>
-            <w:tcBorders>
-              <w:top w:val="single" w:sz="4" w:color="C9A88A"/>
-              <w:left w:val="single" w:sz="4" w:color="C9A88A"/>
-              <w:bottom w:val="single" w:sz="4" w:color="C9A88A"/>
-              <w:right w:val="single" w:sz="4" w:color="C9A88A"/>
-            </w:tcBorders>
-          </w:tcPr>
-          <w:p>
-            <w:pPr>
-              <w:pStyle w:val="Compact"/>
-              <w:jc w:val="left"/>
-            </w:pPr>
-            <w:r>
-              <w:rPr>
-                <w:sz w:val="18"/>
-              </w:rPr>
-              <w:t xml:space="preserve">Payoff + firma</w:t>
-            </w:r>
+              <w:t xml:space="preserve">29–33</w:t>
+            </w:r>
+          </w:p>
+        </w:tc>
+        <w:tc>
+          <w:tcPr>
+            <w:tcBorders>
+              <w:top w:val="single" w:sz="4" w:color="C9A88A"/>
+              <w:left w:val="single" w:sz="4" w:color="C9A88A"/>
+              <w:bottom w:val="single" w:sz="4" w:color="C9A88A"/>
+              <w:right w:val="single" w:sz="4" w:color="C9A88A"/>
+            </w:tcBorders>
+          </w:tcPr>
+          <w:p>
+            <w:pPr>
+              <w:pStyle w:val="Compact"/>
+              <w:jc w:val="left"/>
+            </w:pPr>
+            <w:r>
+              <w:rPr>
+                <w:sz w:val="18"/>
+              </w:rPr>
+              <w:t xml:space="preserve">Y una cena tranquila, sin mirar el reloj.</w:t>
+            </w:r>
+          </w:p>
+        </w:tc>
+        <w:tc>
+          <w:tcPr>
+            <w:tcBorders>
+              <w:top w:val="single" w:sz="4" w:color="C9A88A"/>
+              <w:left w:val="single" w:sz="4" w:color="C9A88A"/>
+              <w:bottom w:val="single" w:sz="4" w:color="C9A88A"/>
+              <w:right w:val="single" w:sz="4" w:color="C9A88A"/>
+            </w:tcBorders>
+          </w:tcPr>
+          <w:p>
+            <w:pPr>
+              <w:pStyle w:val="Compact"/>
+              <w:jc w:val="left"/>
+            </w:pPr>
+            <w:r>
+              <w:rPr>
+                <w:sz w:val="18"/>
+              </w:rPr>
+              <w:t xml:space="preserve">Plano medio</w:t>
+            </w:r>
+          </w:p>
+        </w:tc>
+        <w:tc>
+          <w:tcPr>
+            <w:tcBorders>
+              <w:top w:val="single" w:sz="4" w:color="C9A88A"/>
+              <w:left w:val="single" w:sz="4" w:color="C9A88A"/>
+              <w:bottom w:val="single" w:sz="4" w:color="C9A88A"/>
+              <w:right w:val="single" w:sz="4" w:color="C9A88A"/>
+            </w:tcBorders>
+          </w:tcPr>
+          <w:p>
+            <w:pPr>
+              <w:pStyle w:val="Compact"/>
+            </w:pPr>
           </w:p>
         </w:tc>
       </w:tr>
@@ -20010,29 +22334,119 @@
               <w:rPr>
                 <w:sz w:val="18"/>
               </w:rPr>
-              <w:t xml:space="preserve">32–35</w:t>
-            </w:r>
-          </w:p>
-        </w:tc>
-        <w:tc>
-          <w:tcPr>
-            <w:tcBorders>
-              <w:top w:val="single" w:sz="4" w:color="C9A88A"/>
-              <w:left w:val="single" w:sz="4" w:color="C9A88A"/>
-              <w:bottom w:val="single" w:sz="4" w:color="C9A88A"/>
-              <w:right w:val="single" w:sz="4" w:color="C9A88A"/>
-            </w:tcBorders>
-          </w:tcPr>
-          <w:p>
-            <w:pPr>
-              <w:pStyle w:val="Compact"/>
-              <w:jc w:val="left"/>
-            </w:pPr>
-            <w:r>
-              <w:rPr>
-                <w:sz w:val="18"/>
-              </w:rPr>
-              <w:t xml:space="preserve">¿Un día o una noche? Ya sabes cuándo no.</w:t>
+              <w:t xml:space="preserve">33–37</w:t>
+            </w:r>
+          </w:p>
+        </w:tc>
+        <w:tc>
+          <w:tcPr>
+            <w:tcBorders>
+              <w:top w:val="single" w:sz="4" w:color="C9A88A"/>
+              <w:left w:val="single" w:sz="4" w:color="C9A88A"/>
+              <w:bottom w:val="single" w:sz="4" w:color="C9A88A"/>
+              <w:right w:val="single" w:sz="4" w:color="C9A88A"/>
+            </w:tcBorders>
+          </w:tcPr>
+          <w:p>
+            <w:pPr>
+              <w:pStyle w:val="Compact"/>
+              <w:jc w:val="left"/>
+            </w:pPr>
+            <w:r>
+              <w:rPr>
+                <w:sz w:val="18"/>
+              </w:rPr>
+              <w:t xml:space="preserve">Mi regla es simple: si te mueve la historia, duerme ahí.</w:t>
+            </w:r>
+          </w:p>
+        </w:tc>
+        <w:tc>
+          <w:tcPr>
+            <w:tcBorders>
+              <w:top w:val="single" w:sz="4" w:color="C9A88A"/>
+              <w:left w:val="single" w:sz="4" w:color="C9A88A"/>
+              <w:bottom w:val="single" w:sz="4" w:color="C9A88A"/>
+              <w:right w:val="single" w:sz="4" w:color="C9A88A"/>
+            </w:tcBorders>
+          </w:tcPr>
+          <w:p>
+            <w:pPr>
+              <w:pStyle w:val="Compact"/>
+              <w:jc w:val="left"/>
+            </w:pPr>
+            <w:r>
+              <w:rPr>
+                <w:sz w:val="18"/>
+              </w:rPr>
+              <w:t xml:space="preserve">Plano cerrado</w:t>
+            </w:r>
+          </w:p>
+        </w:tc>
+        <w:tc>
+          <w:tcPr>
+            <w:tcBorders>
+              <w:top w:val="single" w:sz="4" w:color="C9A88A"/>
+              <w:left w:val="single" w:sz="4" w:color="C9A88A"/>
+              <w:bottom w:val="single" w:sz="4" w:color="C9A88A"/>
+              <w:right w:val="single" w:sz="4" w:color="C9A88A"/>
+            </w:tcBorders>
+          </w:tcPr>
+          <w:p>
+            <w:pPr>
+              <w:pStyle w:val="Compact"/>
+              <w:jc w:val="left"/>
+            </w:pPr>
+            <w:r>
+              <w:rPr>
+                <w:sz w:val="18"/>
+              </w:rPr>
+              <w:t xml:space="preserve">Re-hook · opinión</w:t>
+            </w:r>
+          </w:p>
+        </w:tc>
+      </w:tr>
+      <w:tr>
+        <w:tc>
+          <w:tcPr>
+            <w:tcBorders>
+              <w:top w:val="single" w:sz="4" w:color="C9A88A"/>
+              <w:left w:val="single" w:sz="4" w:color="C9A88A"/>
+              <w:bottom w:val="single" w:sz="4" w:color="C9A88A"/>
+              <w:right w:val="single" w:sz="4" w:color="C9A88A"/>
+            </w:tcBorders>
+          </w:tcPr>
+          <w:p>
+            <w:pPr>
+              <w:pStyle w:val="Compact"/>
+              <w:jc w:val="left"/>
+            </w:pPr>
+            <w:r>
+              <w:rPr>
+                <w:sz w:val="18"/>
+              </w:rPr>
+              <w:t xml:space="preserve">37–41</w:t>
+            </w:r>
+          </w:p>
+        </w:tc>
+        <w:tc>
+          <w:tcPr>
+            <w:tcBorders>
+              <w:top w:val="single" w:sz="4" w:color="C9A88A"/>
+              <w:left w:val="single" w:sz="4" w:color="C9A88A"/>
+              <w:bottom w:val="single" w:sz="4" w:color="C9A88A"/>
+              <w:right w:val="single" w:sz="4" w:color="C9A88A"/>
+            </w:tcBorders>
+          </w:tcPr>
+          <w:p>
+            <w:pPr>
+              <w:pStyle w:val="Compact"/>
+              <w:jc w:val="left"/>
+            </w:pPr>
+            <w:r>
+              <w:rPr>
+                <w:sz w:val="18"/>
+              </w:rPr>
+              <w:t xml:space="preserve">Si solo quieres la foto, ve en el día y listo.</w:t>
             </w:r>
           </w:p>
         </w:tc>
@@ -20055,6 +22469,269 @@
                 <w:sz w:val="18"/>
               </w:rPr>
               <w:t xml:space="preserve">Plano medio</w:t>
+            </w:r>
+          </w:p>
+        </w:tc>
+        <w:tc>
+          <w:tcPr>
+            <w:tcBorders>
+              <w:top w:val="single" w:sz="4" w:color="C9A88A"/>
+              <w:left w:val="single" w:sz="4" w:color="C9A88A"/>
+              <w:bottom w:val="single" w:sz="4" w:color="C9A88A"/>
+              <w:right w:val="single" w:sz="4" w:color="C9A88A"/>
+            </w:tcBorders>
+          </w:tcPr>
+          <w:p>
+            <w:pPr>
+              <w:pStyle w:val="Compact"/>
+            </w:pPr>
+          </w:p>
+        </w:tc>
+      </w:tr>
+      <w:tr>
+        <w:tc>
+          <w:tcPr>
+            <w:tcBorders>
+              <w:top w:val="single" w:sz="4" w:color="C9A88A"/>
+              <w:left w:val="single" w:sz="4" w:color="C9A88A"/>
+              <w:bottom w:val="single" w:sz="4" w:color="C9A88A"/>
+              <w:right w:val="single" w:sz="4" w:color="C9A88A"/>
+            </w:tcBorders>
+          </w:tcPr>
+          <w:p>
+            <w:pPr>
+              <w:pStyle w:val="Compact"/>
+              <w:jc w:val="left"/>
+            </w:pPr>
+            <w:r>
+              <w:rPr>
+                <w:sz w:val="18"/>
+              </w:rPr>
+              <w:t xml:space="preserve">41–45</w:t>
+            </w:r>
+          </w:p>
+        </w:tc>
+        <w:tc>
+          <w:tcPr>
+            <w:tcBorders>
+              <w:top w:val="single" w:sz="4" w:color="C9A88A"/>
+              <w:left w:val="single" w:sz="4" w:color="C9A88A"/>
+              <w:bottom w:val="single" w:sz="4" w:color="C9A88A"/>
+              <w:right w:val="single" w:sz="4" w:color="C9A88A"/>
+            </w:tcBorders>
+          </w:tcPr>
+          <w:p>
+            <w:pPr>
+              <w:pStyle w:val="Compact"/>
+              <w:jc w:val="left"/>
+            </w:pPr>
+            <w:r>
+              <w:rPr>
+                <w:sz w:val="18"/>
+              </w:rPr>
+              <w:t xml:space="preserve">No hay respuesta correcta. Hay respuesta para tu viaje.</w:t>
+            </w:r>
+          </w:p>
+        </w:tc>
+        <w:tc>
+          <w:tcPr>
+            <w:tcBorders>
+              <w:top w:val="single" w:sz="4" w:color="C9A88A"/>
+              <w:left w:val="single" w:sz="4" w:color="C9A88A"/>
+              <w:bottom w:val="single" w:sz="4" w:color="C9A88A"/>
+              <w:right w:val="single" w:sz="4" w:color="C9A88A"/>
+            </w:tcBorders>
+          </w:tcPr>
+          <w:p>
+            <w:pPr>
+              <w:pStyle w:val="Compact"/>
+              <w:jc w:val="left"/>
+            </w:pPr>
+            <w:r>
+              <w:rPr>
+                <w:sz w:val="18"/>
+              </w:rPr>
+              <w:t xml:space="preserve">Plano cerrado</w:t>
+            </w:r>
+          </w:p>
+        </w:tc>
+        <w:tc>
+          <w:tcPr>
+            <w:tcBorders>
+              <w:top w:val="single" w:sz="4" w:color="C9A88A"/>
+              <w:left w:val="single" w:sz="4" w:color="C9A88A"/>
+              <w:bottom w:val="single" w:sz="4" w:color="C9A88A"/>
+              <w:right w:val="single" w:sz="4" w:color="C9A88A"/>
+            </w:tcBorders>
+          </w:tcPr>
+          <w:p>
+            <w:pPr>
+              <w:pStyle w:val="Compact"/>
+              <w:jc w:val="left"/>
+            </w:pPr>
+            <w:r>
+              <w:rPr>
+                <w:sz w:val="18"/>
+              </w:rPr>
+              <w:t xml:space="preserve">Re-hook</w:t>
+            </w:r>
+          </w:p>
+        </w:tc>
+      </w:tr>
+      <w:tr>
+        <w:tc>
+          <w:tcPr>
+            <w:tcBorders>
+              <w:top w:val="single" w:sz="4" w:color="C9A88A"/>
+              <w:left w:val="single" w:sz="4" w:color="C9A88A"/>
+              <w:bottom w:val="single" w:sz="4" w:color="C9A88A"/>
+              <w:right w:val="single" w:sz="4" w:color="C9A88A"/>
+            </w:tcBorders>
+          </w:tcPr>
+          <w:p>
+            <w:pPr>
+              <w:pStyle w:val="Compact"/>
+              <w:jc w:val="left"/>
+            </w:pPr>
+            <w:r>
+              <w:rPr>
+                <w:sz w:val="18"/>
+              </w:rPr>
+              <w:t xml:space="preserve">45–50</w:t>
+            </w:r>
+          </w:p>
+        </w:tc>
+        <w:tc>
+          <w:tcPr>
+            <w:tcBorders>
+              <w:top w:val="single" w:sz="4" w:color="C9A88A"/>
+              <w:left w:val="single" w:sz="4" w:color="C9A88A"/>
+              <w:bottom w:val="single" w:sz="4" w:color="C9A88A"/>
+              <w:right w:val="single" w:sz="4" w:color="C9A88A"/>
+            </w:tcBorders>
+          </w:tcPr>
+          <w:p>
+            <w:pPr>
+              <w:pStyle w:val="Compact"/>
+              <w:jc w:val="left"/>
+            </w:pPr>
+            <w:r>
+              <w:rPr>
+                <w:sz w:val="18"/>
+              </w:rPr>
+              <w:t xml:space="preserve">Eso es decidir qué vale la pena. Y no siempre es lo obvio.</w:t>
+            </w:r>
+          </w:p>
+        </w:tc>
+        <w:tc>
+          <w:tcPr>
+            <w:tcBorders>
+              <w:top w:val="single" w:sz="4" w:color="C9A88A"/>
+              <w:left w:val="single" w:sz="4" w:color="C9A88A"/>
+              <w:bottom w:val="single" w:sz="4" w:color="C9A88A"/>
+              <w:right w:val="single" w:sz="4" w:color="C9A88A"/>
+            </w:tcBorders>
+          </w:tcPr>
+          <w:p>
+            <w:pPr>
+              <w:pStyle w:val="Compact"/>
+              <w:jc w:val="left"/>
+            </w:pPr>
+            <w:r>
+              <w:rPr>
+                <w:sz w:val="18"/>
+              </w:rPr>
+              <w:t xml:space="preserve">Plano medio</w:t>
+            </w:r>
+          </w:p>
+        </w:tc>
+        <w:tc>
+          <w:tcPr>
+            <w:tcBorders>
+              <w:top w:val="single" w:sz="4" w:color="C9A88A"/>
+              <w:left w:val="single" w:sz="4" w:color="C9A88A"/>
+              <w:bottom w:val="single" w:sz="4" w:color="C9A88A"/>
+              <w:right w:val="single" w:sz="4" w:color="C9A88A"/>
+            </w:tcBorders>
+          </w:tcPr>
+          <w:p>
+            <w:pPr>
+              <w:pStyle w:val="Compact"/>
+              <w:jc w:val="left"/>
+            </w:pPr>
+            <w:r>
+              <w:rPr>
+                <w:sz w:val="18"/>
+              </w:rPr>
+              <w:t xml:space="preserve">Payoff</w:t>
+            </w:r>
+          </w:p>
+        </w:tc>
+      </w:tr>
+      <w:tr>
+        <w:tc>
+          <w:tcPr>
+            <w:tcBorders>
+              <w:top w:val="single" w:sz="4" w:color="C9A88A"/>
+              <w:left w:val="single" w:sz="4" w:color="C9A88A"/>
+              <w:bottom w:val="single" w:sz="4" w:color="C9A88A"/>
+              <w:right w:val="single" w:sz="4" w:color="C9A88A"/>
+            </w:tcBorders>
+          </w:tcPr>
+          <w:p>
+            <w:pPr>
+              <w:pStyle w:val="Compact"/>
+              <w:jc w:val="left"/>
+            </w:pPr>
+            <w:r>
+              <w:rPr>
+                <w:sz w:val="18"/>
+              </w:rPr>
+              <w:t xml:space="preserve">50–54</w:t>
+            </w:r>
+          </w:p>
+        </w:tc>
+        <w:tc>
+          <w:tcPr>
+            <w:tcBorders>
+              <w:top w:val="single" w:sz="4" w:color="C9A88A"/>
+              <w:left w:val="single" w:sz="4" w:color="C9A88A"/>
+              <w:bottom w:val="single" w:sz="4" w:color="C9A88A"/>
+              <w:right w:val="single" w:sz="4" w:color="C9A88A"/>
+            </w:tcBorders>
+          </w:tcPr>
+          <w:p>
+            <w:pPr>
+              <w:pStyle w:val="Compact"/>
+              <w:jc w:val="left"/>
+            </w:pPr>
+            <w:r>
+              <w:rPr>
+                <w:sz w:val="18"/>
+              </w:rPr>
+              <w:t xml:space="preserve">¿Tú, un día o una noche? Ya sabes cuándo no.</w:t>
+            </w:r>
+          </w:p>
+        </w:tc>
+        <w:tc>
+          <w:tcPr>
+            <w:tcBorders>
+              <w:top w:val="single" w:sz="4" w:color="C9A88A"/>
+              <w:left w:val="single" w:sz="4" w:color="C9A88A"/>
+              <w:bottom w:val="single" w:sz="4" w:color="C9A88A"/>
+              <w:right w:val="single" w:sz="4" w:color="C9A88A"/>
+            </w:tcBorders>
+          </w:tcPr>
+          <w:p>
+            <w:pPr>
+              <w:pStyle w:val="Compact"/>
+              <w:jc w:val="left"/>
+            </w:pPr>
+            <w:r>
+              <w:rPr>
+                <w:sz w:val="18"/>
+              </w:rPr>
+              <w:t xml:space="preserve">Plano cerrado</w:t>
             </w:r>
           </w:p>
         </w:tc>
@@ -20113,7 +22790,22 @@
         <w:pStyle w:val="Compact"/>
       </w:pPr>
       <w:r>
-        <w:t xml:space="preserve">Opinión matizada: se puede, pero depende de qué quieres vivir.</w:t>
+        <w:t xml:space="preserve">Opinión matizada:</w:t>
+      </w:r>
+      <w:r>
+        <w:t xml:space="preserve"> </w:t>
+      </w:r>
+      <w:r>
+        <w:t xml:space="preserve">“</w:t>
+      </w:r>
+      <w:r>
+        <w:t xml:space="preserve">no hay respuesta correcta, hay respuesta para tu viaje</w:t>
+      </w:r>
+      <w:r>
+        <w:t xml:space="preserve">”</w:t>
+      </w:r>
+      <w:r>
+        <w:t xml:space="preserve">.</w:t>
       </w:r>
     </w:p>
     <w:p>
@@ -20184,7 +22876,7 @@
         <w:t xml:space="preserve">“</w:t>
       </w:r>
       <w:r>
-        <w:t xml:space="preserve">¿Un día o una noche? Ya sabes cuándo no.</w:t>
+        <w:t xml:space="preserve">¿Tú, un día o una noche? Ya sabes cuándo no.</w:t>
       </w:r>
       <w:r>
         <w:t xml:space="preserve">”</w:t>
@@ -20252,7 +22944,7 @@
         <w:pStyle w:val="BodyText"/>
       </w:pPr>
       <w:r>
-        <w:t xml:space="preserve">Primero, lo justo: sí se puede.</w:t>
+        <w:t xml:space="preserve">Primero, lo justo: sí se puede, y mucha gente lo hace.</w:t>
       </w:r>
     </w:p>
     <w:p>
@@ -20268,7 +22960,7 @@
         <w:pStyle w:val="BodyText"/>
       </w:pPr>
       <w:r>
-        <w:t xml:space="preserve">Pero de día lo compartes con todos los tours.</w:t>
+        <w:t xml:space="preserve">Llegas en la mañana, caminas el casco y regresas a cenar.</w:t>
       </w:r>
     </w:p>
     <w:p>
@@ -20276,7 +22968,7 @@
         <w:pStyle w:val="BodyText"/>
       </w:pPr>
       <w:r>
-        <w:t xml:space="preserve">La mejor hora llega cuando ellos se van.</w:t>
+        <w:t xml:space="preserve">El problema es que así lo compartes con todos los tours.</w:t>
       </w:r>
     </w:p>
     <w:p>
@@ -20284,7 +22976,7 @@
         <w:pStyle w:val="BodyText"/>
       </w:pPr>
       <w:r>
-        <w:t xml:space="preserve">Calles vacías, luz de tarde y una cena tranquila.</w:t>
+        <w:t xml:space="preserve">Calles llenas y prisa por volver al tren.</w:t>
       </w:r>
     </w:p>
     <w:p>
@@ -20292,7 +22984,7 @@
         <w:pStyle w:val="BodyText"/>
       </w:pPr>
       <w:r>
-        <w:t xml:space="preserve">Si te mueve la historia, duerme ahí una noche.</w:t>
+        <w:t xml:space="preserve">La mejor hora de Toledo llega cuando ellos se van.</w:t>
       </w:r>
     </w:p>
     <w:p>
@@ -20300,7 +22992,7 @@
         <w:pStyle w:val="BodyText"/>
       </w:pPr>
       <w:r>
-        <w:t xml:space="preserve">Si solo quieres la foto, ve en el día.</w:t>
+        <w:t xml:space="preserve">Calles vacías y luz de tarde sobre la piedra.</w:t>
       </w:r>
     </w:p>
     <w:p>
@@ -20308,7 +23000,7 @@
         <w:pStyle w:val="BodyText"/>
       </w:pPr>
       <w:r>
-        <w:t xml:space="preserve">Esa noche dices: esto no lo habría armado así por mi cuenta.</w:t>
+        <w:t xml:space="preserve">Y una cena tranquila, sin mirar el reloj.</w:t>
       </w:r>
     </w:p>
     <w:p>
@@ -20316,7 +23008,39 @@
         <w:pStyle w:val="BodyText"/>
       </w:pPr>
       <w:r>
-        <w:t xml:space="preserve">¿Un día o una noche? Ya sabes cuándo no.</w:t>
+        <w:t xml:space="preserve">Mi regla es simple: si te mueve la historia, duerme ahí.</w:t>
+      </w:r>
+    </w:p>
+    <w:p>
+      <w:pPr>
+        <w:pStyle w:val="BodyText"/>
+      </w:pPr>
+      <w:r>
+        <w:t xml:space="preserve">Si solo quieres la foto, ve en el día y listo.</w:t>
+      </w:r>
+    </w:p>
+    <w:p>
+      <w:pPr>
+        <w:pStyle w:val="BodyText"/>
+      </w:pPr>
+      <w:r>
+        <w:t xml:space="preserve">No hay respuesta correcta. Hay respuesta para tu viaje.</w:t>
+      </w:r>
+    </w:p>
+    <w:p>
+      <w:pPr>
+        <w:pStyle w:val="BodyText"/>
+      </w:pPr>
+      <w:r>
+        <w:t xml:space="preserve">Eso es decidir qué vale la pena. Y no siempre es lo obvio.</w:t>
+      </w:r>
+    </w:p>
+    <w:p>
+      <w:pPr>
+        <w:pStyle w:val="BodyText"/>
+      </w:pPr>
+      <w:r>
+        <w:t xml:space="preserve">¿Tú, un día o una noche? Ya sabes cuándo no.</w:t>
       </w:r>
     </w:p>
     <w:bookmarkEnd w:id="107"/>
@@ -20386,7 +23110,19 @@
         <w:pStyle w:val="Compact"/>
       </w:pPr>
       <w:r>
-        <w:t xml:space="preserve">✓ Firma presente</w:t>
+        <w:t xml:space="preserve">✓ Duración 50–60 s (decisión del cliente: hasta 70 s)</w:t>
+      </w:r>
+    </w:p>
+    <w:p>
+      <w:pPr>
+        <w:numPr>
+          <w:ilvl w:val="0"/>
+          <w:numId w:val="1026"/>
+        </w:numPr>
+        <w:pStyle w:val="Compact"/>
+      </w:pPr>
+      <w:r>
+        <w:t xml:space="preserve">✓ Payoff que cumple el hook</w:t>
       </w:r>
     </w:p>
     <w:p>
@@ -21226,22 +23962,7 @@
         <w:pStyle w:val="BlockText"/>
       </w:pPr>
       <w:r>
-        <w:t xml:space="preserve">Empieza por lo que quieres vivir, elige tu ruta base y la ajustamos a tus fechas, a quién viaja y a tu ritmo. Para que al volver digas:</w:t>
-      </w:r>
-      <w:r>
-        <w:t xml:space="preserve"> </w:t>
-      </w:r>
-      <w:r>
-        <w:t xml:space="preserve">“</w:t>
-      </w:r>
-      <w:r>
-        <w:t xml:space="preserve">esto no lo habría armado así por mi cuenta</w:t>
-      </w:r>
-      <w:r>
-        <w:t xml:space="preserve">”</w:t>
-      </w:r>
-      <w:r>
-        <w:t xml:space="preserve">.</w:t>
+        <w:t xml:space="preserve">Empieza por lo que quieres vivir, elige tu ruta base y la ajustamos a tus fechas, a quién viaja y a tu ritmo. Con tiempo, eliges; sin tiempo, aceptas lo que queda.</w:t>
       </w:r>
     </w:p>
     <w:p>

--- a/clientes/ln415-travel/meses/2026-11_LN415_Noviembre.docx
+++ b/clientes/ln415-travel/meses/2026-11_LN415_Noviembre.docx
@@ -16,25 +16,7 @@
         <w:pStyle w:val="FirstParagraph"/>
       </w:pPr>
       <w:r>
-        <w:t xml:space="preserve">Guiones de reels y carruseles del mes, en orden de publicación. Firma:</w:t>
-      </w:r>
-      <w:r>
-        <w:t xml:space="preserve"> </w:t>
-      </w:r>
-      <w:r>
-        <w:t xml:space="preserve">“</w:t>
-      </w:r>
-      <w:r>
-        <w:t xml:space="preserve">Esto no lo habría armado así por mi cuenta.</w:t>
-      </w:r>
-      <w:r>
-        <w:t xml:space="preserve">”</w:t>
-      </w:r>
-      <w:r>
-        <w:t xml:space="preserve"> </w:t>
-      </w:r>
-      <w:r>
-        <w:t xml:space="preserve">· Palabras: VIAJE (directa) y RUTA (test en www.ln415.com/ruta).</w:t>
+        <w:t xml:space="preserve">Guiones de reels y carruseles del mes, en orden de publicación. Reels de 50–60 s · Palabras: VIAJE (directa) y RUTA (test en www.ln415.com/ruta).</w:t>
       </w:r>
     </w:p>
     <w:bookmarkStart w:id="20" w:name="calendario"/>

--- a/clientes/ln415-travel/meses/2026-11_LN415_Noviembre.docx
+++ b/clientes/ln415-travel/meses/2026-11_LN415_Noviembre.docx
@@ -6324,7 +6324,7 @@
         <w:t xml:space="preserve">“</w:t>
       </w:r>
       <w:r>
-        <w:t xml:space="preserve">¡Aquí está tu test! 🧭 [www.ln415.com/ruta?utm_source=instagram&amp;utm_medium=dm&amp;utm_campaign=ruta&amp;utm_content=2026-11-05-madrid-barcelona] Cuéntame: ¿ya conoces España o sería tu primera vez?</w:t>
+        <w:t xml:space="preserve">¡Aquí está tu test! 🧭 [www.ln415.com/test-ruta?utm_source=instagram&amp;utm_medium=dm&amp;utm_campaign=ruta&amp;utm_content=2026-11-05-madrid-barcelona] Cuéntame: ¿ya conoces España o sería tu primera vez?</w:t>
       </w:r>
       <w:r>
         <w:t xml:space="preserve">”</w:t>
